--- a/ind/docx/16.content.docx
+++ b/ind/docx/16.content.docx
@@ -19,7 +19,7 @@
         <w:rPr>
           <w:lang w:val="id_ID" w:bidi="id_ID"/>
         </w:rPr>
-        <w:t>Resource: Tyndale Open Study Notes</w:t>
+        <w:t>Resource: Aquifer Open Study Notes</w:t>
       </w:r>
       <w:r>
         <w:rPr>
@@ -112,7 +112,7 @@
         <w:rPr>
           <w:lang w:val="id_ID" w:bidi="id_ID"/>
         </w:rPr>
-        <w:t>Tyndale Open Study Notes</w:t>
+        <w:t>Aquifer Open Study Notes</w:t>
       </w:r>
     </w:p>
     <w:p>

--- a/ind/docx/16.content.docx
+++ b/ind/docx/16.content.docx
@@ -303,66 +303,42 @@
         </w:rPr>
         <w:t>Ketika Nehemia mendengar tentang reruntuhan Yerusalem, dia berdoa memohon pertolongan Allah (</w:t>
       </w:r>
-      <w:hyperlink r:id="rId13">
-        <w:r>
-          <w:rPr>
-            <w:lang w:val="id_ID" w:bidi="id_ID"/>
-          </w:rPr>
-          <w:rPr>
-            <w:color w:val="0000EE"/>
-            <w:u w:val="single"/>
-          </w:rPr>
-          <w:t>Nehemia 1:1–11</w:t>
-        </w:r>
-      </w:hyperlink>
+      <w:r>
+        <w:rPr>
+          <w:lang w:val="id_ID" w:bidi="id_ID"/>
+        </w:rPr>
+        <w:t>Nehemia 1:1–11</w:t>
+      </w:r>
       <w:r>
         <w:rPr>
           <w:lang w:val="id_ID" w:bidi="id_ID"/>
         </w:rPr>
         <w:t>) dan meminta raja untuk mengirimnya ke Yerusalem (</w:t>
       </w:r>
-      <w:hyperlink r:id="rId13">
-        <w:r>
-          <w:rPr>
-            <w:lang w:val="id_ID" w:bidi="id_ID"/>
-          </w:rPr>
-          <w:rPr>
-            <w:color w:val="0000EE"/>
-            <w:u w:val="single"/>
-          </w:rPr>
-          <w:t xml:space="preserve">Nehemia </w:t>
-        </w:r>
-      </w:hyperlink>
-      <w:hyperlink r:id="rId14">
-        <w:r>
-          <w:rPr>
-            <w:lang w:val="id_ID" w:bidi="id_ID"/>
-          </w:rPr>
-          <w:rPr>
-            <w:color w:val="0000EE"/>
-            <w:u w:val="single"/>
-          </w:rPr>
-          <w:t>2:1–8</w:t>
-        </w:r>
-      </w:hyperlink>
+      <w:r>
+        <w:rPr>
+          <w:lang w:val="id_ID" w:bidi="id_ID"/>
+        </w:rPr>
+        <w:t xml:space="preserve">Nehemia </w:t>
+      </w:r>
+      <w:r>
+        <w:rPr>
+          <w:lang w:val="id_ID" w:bidi="id_ID"/>
+        </w:rPr>
+        <w:t>2:1–8</w:t>
+      </w:r>
       <w:r>
         <w:rPr>
           <w:lang w:val="id_ID" w:bidi="id_ID"/>
         </w:rPr>
         <w:t>). Setibanya di sana, dia menggerakkan orang-orang untuk membangun kembali tembok kota (</w:t>
       </w:r>
-      <w:hyperlink r:id="rId15">
-        <w:r>
-          <w:rPr>
-            <w:lang w:val="id_ID" w:bidi="id_ID"/>
-          </w:rPr>
-          <w:rPr>
-            <w:color w:val="0000EE"/>
-            <w:u w:val="single"/>
-          </w:rPr>
-          <w:t>Nehemia 2:11–20</w:t>
-        </w:r>
-      </w:hyperlink>
+      <w:r>
+        <w:rPr>
+          <w:lang w:val="id_ID" w:bidi="id_ID"/>
+        </w:rPr>
+        <w:t>Nehemia 2:11–20</w:t>
+      </w:r>
       <w:r>
         <w:rPr>
           <w:lang w:val="id_ID" w:bidi="id_ID"/>
@@ -421,18 +397,12 @@
         </w:rPr>
         <w:t xml:space="preserve">Hanani mungkin adalah salah satu saudara kandung Nehemia. Dalam bahasa Ibrani, kata ini juga bisa berarti sesama warga negara (misalnya, </w:t>
       </w:r>
-      <w:hyperlink r:id="rId16">
-        <w:r>
-          <w:rPr>
-            <w:lang w:val="id_ID" w:bidi="id_ID"/>
-          </w:rPr>
-          <w:rPr>
-            <w:color w:val="0000EE"/>
-            <w:u w:val="single"/>
-          </w:rPr>
-          <w:t>Ulangan 1:16</w:t>
-        </w:r>
-      </w:hyperlink>
+      <w:r>
+        <w:rPr>
+          <w:lang w:val="id_ID" w:bidi="id_ID"/>
+        </w:rPr>
+        <w:t>Ulangan 1:16</w:t>
+      </w:r>
       <w:r>
         <w:rPr>
           <w:lang w:val="id_ID" w:bidi="id_ID"/>
@@ -464,36 +434,24 @@
         </w:rPr>
         <w:t xml:space="preserve">: Lihat </w:t>
       </w:r>
-      <w:hyperlink r:id="rId17">
-        <w:r>
-          <w:rPr>
-            <w:lang w:val="id_ID" w:bidi="id_ID"/>
-          </w:rPr>
-          <w:rPr>
-            <w:color w:val="0000EE"/>
-            <w:u w:val="single"/>
-          </w:rPr>
-          <w:t>Ezra 2:64–65</w:t>
-        </w:r>
-      </w:hyperlink>
+      <w:r>
+        <w:rPr>
+          <w:lang w:val="id_ID" w:bidi="id_ID"/>
+        </w:rPr>
+        <w:t>Ezra 2:64–65</w:t>
+      </w:r>
       <w:r>
         <w:rPr>
           <w:lang w:val="id_ID" w:bidi="id_ID"/>
         </w:rPr>
         <w:t xml:space="preserve">; </w:t>
       </w:r>
-      <w:hyperlink r:id="rId18">
-        <w:r>
-          <w:rPr>
-            <w:lang w:val="id_ID" w:bidi="id_ID"/>
-          </w:rPr>
-          <w:rPr>
-            <w:color w:val="0000EE"/>
-            <w:u w:val="single"/>
-          </w:rPr>
-          <w:t>8:1–14</w:t>
-        </w:r>
-      </w:hyperlink>
+      <w:r>
+        <w:rPr>
+          <w:lang w:val="id_ID" w:bidi="id_ID"/>
+        </w:rPr>
+        <w:t>8:1–14</w:t>
+      </w:r>
       <w:r>
         <w:rPr>
           <w:lang w:val="id_ID" w:bidi="id_ID"/>
@@ -566,18 +524,12 @@
         </w:rPr>
         <w:t xml:space="preserve">: Ini kemungkinan merujuk pada peristiwa yang yang terjadi di Yerusalem (lihat </w:t>
       </w:r>
-      <w:hyperlink r:id="rId19">
-        <w:r>
-          <w:rPr>
-            <w:lang w:val="id_ID" w:bidi="id_ID"/>
-          </w:rPr>
-          <w:rPr>
-            <w:color w:val="0000EE"/>
-            <w:u w:val="single"/>
-          </w:rPr>
-          <w:t>Ezra 4:6–23</w:t>
-        </w:r>
-      </w:hyperlink>
+      <w:r>
+        <w:rPr>
+          <w:lang w:val="id_ID" w:bidi="id_ID"/>
+        </w:rPr>
+        <w:t>Ezra 4:6–23</w:t>
+      </w:r>
       <w:r>
         <w:rPr>
           <w:lang w:val="id_ID" w:bidi="id_ID"/>
@@ -602,36 +554,24 @@
         </w:rPr>
         <w:t xml:space="preserve">keadaan tercela: Orang asing mungkin mengejek kota yang hancur itu, mengklaim bahwa hal itu menunjukkan bahwa Allah Israel terlalu lemah untuk melindunginya (bandingkan </w:t>
       </w:r>
-      <w:hyperlink r:id="rId20">
-        <w:r>
-          <w:rPr>
-            <w:lang w:val="id_ID" w:bidi="id_ID"/>
-          </w:rPr>
-          <w:rPr>
-            <w:color w:val="0000EE"/>
-            <w:u w:val="single"/>
-          </w:rPr>
-          <w:t>Yoel 2:17</w:t>
-        </w:r>
-      </w:hyperlink>
+      <w:r>
+        <w:rPr>
+          <w:lang w:val="id_ID" w:bidi="id_ID"/>
+        </w:rPr>
+        <w:t>Yoel 2:17</w:t>
+      </w:r>
       <w:r>
         <w:rPr>
           <w:lang w:val="id_ID" w:bidi="id_ID"/>
         </w:rPr>
         <w:t xml:space="preserve">; </w:t>
       </w:r>
-      <w:hyperlink r:id="rId21">
-        <w:r>
-          <w:rPr>
-            <w:lang w:val="id_ID" w:bidi="id_ID"/>
-          </w:rPr>
-          <w:rPr>
-            <w:color w:val="0000EE"/>
-            <w:u w:val="single"/>
-          </w:rPr>
-          <w:t>Mikha 7:8–10</w:t>
-        </w:r>
-      </w:hyperlink>
+      <w:r>
+        <w:rPr>
+          <w:lang w:val="id_ID" w:bidi="id_ID"/>
+        </w:rPr>
+        <w:t>Mikha 7:8–10</w:t>
+      </w:r>
       <w:r>
         <w:rPr>
           <w:lang w:val="id_ID" w:bidi="id_ID"/>
@@ -686,36 +626,24 @@
         </w:rPr>
         <w:t xml:space="preserve">Nehemia berkabung, berpuasa, dan berdoa selama sekitar empat bulan (lihat </w:t>
       </w:r>
-      <w:hyperlink r:id="rId22">
-        <w:r>
-          <w:rPr>
-            <w:lang w:val="id_ID" w:bidi="id_ID"/>
-          </w:rPr>
-          <w:rPr>
-            <w:color w:val="0000EE"/>
-            <w:u w:val="single"/>
-          </w:rPr>
-          <w:t>Nehemia 1:1</w:t>
-        </w:r>
-      </w:hyperlink>
+      <w:r>
+        <w:rPr>
+          <w:lang w:val="id_ID" w:bidi="id_ID"/>
+        </w:rPr>
+        <w:t>Nehemia 1:1</w:t>
+      </w:r>
       <w:r>
         <w:rPr>
           <w:lang w:val="id_ID" w:bidi="id_ID"/>
         </w:rPr>
         <w:t xml:space="preserve">; </w:t>
       </w:r>
-      <w:hyperlink r:id="rId23">
-        <w:r>
-          <w:rPr>
-            <w:lang w:val="id_ID" w:bidi="id_ID"/>
-          </w:rPr>
-          <w:rPr>
-            <w:color w:val="0000EE"/>
-            <w:u w:val="single"/>
-          </w:rPr>
-          <w:t>2:1</w:t>
-        </w:r>
-      </w:hyperlink>
+      <w:r>
+        <w:rPr>
+          <w:lang w:val="id_ID" w:bidi="id_ID"/>
+        </w:rPr>
+        <w:t>2:1</w:t>
+      </w:r>
       <w:r>
         <w:rPr>
           <w:lang w:val="id_ID" w:bidi="id_ID"/>
@@ -788,18 +716,12 @@
         </w:rPr>
         <w:t>Pujian (</w:t>
       </w:r>
-      <w:hyperlink r:id="rId24">
-        <w:r>
-          <w:rPr>
-            <w:lang w:val="id_ID" w:bidi="id_ID"/>
-          </w:rPr>
-          <w:rPr>
-            <w:color w:val="0000EE"/>
-            <w:u w:val="single"/>
-          </w:rPr>
-          <w:t>Nehemia 1:5</w:t>
-        </w:r>
-      </w:hyperlink>
+      <w:r>
+        <w:rPr>
+          <w:lang w:val="id_ID" w:bidi="id_ID"/>
+        </w:rPr>
+        <w:t>Nehemia 1:5</w:t>
+      </w:r>
       <w:r>
         <w:rPr>
           <w:lang w:val="id_ID" w:bidi="id_ID"/>
@@ -824,18 +746,12 @@
         </w:rPr>
         <w:t>Pengakuan (</w:t>
       </w:r>
-      <w:hyperlink r:id="rId25">
-        <w:r>
-          <w:rPr>
-            <w:lang w:val="id_ID" w:bidi="id_ID"/>
-          </w:rPr>
-          <w:rPr>
-            <w:color w:val="0000EE"/>
-            <w:u w:val="single"/>
-          </w:rPr>
-          <w:t>Nehemia 1:6–7</w:t>
-        </w:r>
-      </w:hyperlink>
+      <w:r>
+        <w:rPr>
+          <w:lang w:val="id_ID" w:bidi="id_ID"/>
+        </w:rPr>
+        <w:t>Nehemia 1:6–7</w:t>
+      </w:r>
       <w:r>
         <w:rPr>
           <w:lang w:val="id_ID" w:bidi="id_ID"/>
@@ -860,18 +776,12 @@
         </w:rPr>
         <w:t>Mengingat janji-janji Allah (</w:t>
       </w:r>
-      <w:hyperlink r:id="rId26">
-        <w:r>
-          <w:rPr>
-            <w:lang w:val="id_ID" w:bidi="id_ID"/>
-          </w:rPr>
-          <w:rPr>
-            <w:color w:val="0000EE"/>
-            <w:u w:val="single"/>
-          </w:rPr>
-          <w:t>Nehemia 1:8–9</w:t>
-        </w:r>
-      </w:hyperlink>
+      <w:r>
+        <w:rPr>
+          <w:lang w:val="id_ID" w:bidi="id_ID"/>
+        </w:rPr>
+        <w:t>Nehemia 1:8–9</w:t>
+      </w:r>
       <w:r>
         <w:rPr>
           <w:lang w:val="id_ID" w:bidi="id_ID"/>
@@ -896,18 +806,12 @@
         </w:rPr>
         <w:t>Permohonan (</w:t>
       </w:r>
-      <w:hyperlink r:id="rId27">
-        <w:r>
-          <w:rPr>
-            <w:lang w:val="id_ID" w:bidi="id_ID"/>
-          </w:rPr>
-          <w:rPr>
-            <w:color w:val="0000EE"/>
-            <w:u w:val="single"/>
-          </w:rPr>
-          <w:t>Nehemia 1:10–11</w:t>
-        </w:r>
-      </w:hyperlink>
+      <w:r>
+        <w:rPr>
+          <w:lang w:val="id_ID" w:bidi="id_ID"/>
+        </w:rPr>
+        <w:t>Nehemia 1:10–11</w:t>
+      </w:r>
       <w:r>
         <w:rPr>
           <w:lang w:val="id_ID" w:bidi="id_ID"/>
@@ -983,36 +887,24 @@
         </w:rPr>
         <w:t>: Seperti Ezra (</w:t>
       </w:r>
-      <w:hyperlink r:id="rId28">
-        <w:r>
-          <w:rPr>
-            <w:lang w:val="id_ID" w:bidi="id_ID"/>
-          </w:rPr>
-          <w:rPr>
-            <w:color w:val="0000EE"/>
-            <w:u w:val="single"/>
-          </w:rPr>
-          <w:t>Ezra 9:5–15</w:t>
-        </w:r>
-      </w:hyperlink>
+      <w:r>
+        <w:rPr>
+          <w:lang w:val="id_ID" w:bidi="id_ID"/>
+        </w:rPr>
+        <w:t>Ezra 9:5–15</w:t>
+      </w:r>
       <w:r>
         <w:rPr>
           <w:lang w:val="id_ID" w:bidi="id_ID"/>
         </w:rPr>
         <w:t>) dan Daniel (</w:t>
       </w:r>
-      <w:hyperlink r:id="rId29">
-        <w:r>
-          <w:rPr>
-            <w:lang w:val="id_ID" w:bidi="id_ID"/>
-          </w:rPr>
-          <w:rPr>
-            <w:color w:val="0000EE"/>
-            <w:u w:val="single"/>
-          </w:rPr>
-          <w:t>Daniel 9:4–19</w:t>
-        </w:r>
-      </w:hyperlink>
+      <w:r>
+        <w:rPr>
+          <w:lang w:val="id_ID" w:bidi="id_ID"/>
+        </w:rPr>
+        <w:t>Daniel 9:4–19</w:t>
+      </w:r>
       <w:r>
         <w:rPr>
           <w:lang w:val="id_ID" w:bidi="id_ID"/>
@@ -1071,36 +963,24 @@
         </w:rPr>
         <w:t>Nehemia mengingat kutukan Allah atas dosa dan janji-Nya untuk memulihkan umat-Nya (</w:t>
       </w:r>
-      <w:hyperlink r:id="rId30">
-        <w:r>
-          <w:rPr>
-            <w:lang w:val="id_ID" w:bidi="id_ID"/>
-          </w:rPr>
-          <w:rPr>
-            <w:color w:val="0000EE"/>
-            <w:u w:val="single"/>
-          </w:rPr>
-          <w:t>Ulangan 4:25–31</w:t>
-        </w:r>
-      </w:hyperlink>
+      <w:r>
+        <w:rPr>
+          <w:lang w:val="id_ID" w:bidi="id_ID"/>
+        </w:rPr>
+        <w:t>Ulangan 4:25–31</w:t>
+      </w:r>
       <w:r>
         <w:rPr>
           <w:lang w:val="id_ID" w:bidi="id_ID"/>
         </w:rPr>
         <w:t xml:space="preserve">; </w:t>
       </w:r>
-      <w:hyperlink r:id="rId31">
-        <w:r>
-          <w:rPr>
-            <w:lang w:val="id_ID" w:bidi="id_ID"/>
-          </w:rPr>
-          <w:rPr>
-            <w:color w:val="0000EE"/>
-            <w:u w:val="single"/>
-          </w:rPr>
-          <w:t>30:1–5</w:t>
-        </w:r>
-      </w:hyperlink>
+      <w:r>
+        <w:rPr>
+          <w:lang w:val="id_ID" w:bidi="id_ID"/>
+        </w:rPr>
+        <w:t>30:1–5</w:t>
+      </w:r>
       <w:r>
         <w:rPr>
           <w:lang w:val="id_ID" w:bidi="id_ID"/>
@@ -1193,18 +1073,12 @@
         </w:rPr>
         <w:t>Nehemia merujuk pada perjanjian kekal Allah dengan Bangsa Israel. Allah menyelamatkan mereka selama masa Keluaran (</w:t>
       </w:r>
-      <w:hyperlink r:id="rId32">
-        <w:r>
-          <w:rPr>
-            <w:lang w:val="id_ID" w:bidi="id_ID"/>
-          </w:rPr>
-          <w:rPr>
-            <w:color w:val="0000EE"/>
-            <w:u w:val="single"/>
-          </w:rPr>
-          <w:t>Ulangan 9:29</w:t>
-        </w:r>
-      </w:hyperlink>
+      <w:r>
+        <w:rPr>
+          <w:lang w:val="id_ID" w:bidi="id_ID"/>
+        </w:rPr>
+        <w:t>Ulangan 9:29</w:t>
+      </w:r>
       <w:r>
         <w:rPr>
           <w:lang w:val="id_ID" w:bidi="id_ID"/>
@@ -1389,18 +1263,12 @@
         </w:rPr>
         <w:t>Nehemia merasa takut karena menunjukkan kesedihannya dan tidak tahu bagaimana raja akan bereaksi jika dia menjelaskan alasannya. Raja Artahsasta sebelumnya telah memerintahkan agar Yerusalem tidak dibangun kembali (</w:t>
       </w:r>
-      <w:hyperlink r:id="rId33">
-        <w:r>
-          <w:rPr>
-            <w:lang w:val="id_ID" w:bidi="id_ID"/>
-          </w:rPr>
-          <w:rPr>
-            <w:color w:val="0000EE"/>
-            <w:u w:val="single"/>
-          </w:rPr>
-          <w:t>Ezra 4:21–22</w:t>
-        </w:r>
-      </w:hyperlink>
+      <w:r>
+        <w:rPr>
+          <w:lang w:val="id_ID" w:bidi="id_ID"/>
+        </w:rPr>
+        <w:t>Ezra 4:21–22</w:t>
+      </w:r>
       <w:r>
         <w:rPr>
           <w:lang w:val="id_ID" w:bidi="id_ID"/>
@@ -1468,18 +1336,12 @@
         </w:rPr>
         <w:t xml:space="preserve"> (bandingkan </w:t>
       </w:r>
-      <w:hyperlink r:id="rId34">
-        <w:r>
-          <w:rPr>
-            <w:lang w:val="id_ID" w:bidi="id_ID"/>
-          </w:rPr>
-          <w:rPr>
-            <w:color w:val="0000EE"/>
-            <w:u w:val="single"/>
-          </w:rPr>
-          <w:t>Daniel 2:4</w:t>
-        </w:r>
-      </w:hyperlink>
+      <w:r>
+        <w:rPr>
+          <w:lang w:val="id_ID" w:bidi="id_ID"/>
+        </w:rPr>
+        <w:t>Daniel 2:4</w:t>
+      </w:r>
       <w:r>
         <w:rPr>
           <w:lang w:val="id_ID" w:bidi="id_ID"/>
@@ -1609,18 +1471,12 @@
         </w:rPr>
         <w:t>: Kesediaan Artahsasta untuk mempertimbangkan permohonan ini cukup mengejutkan mengingat sejarah pemberontakan Yerusalem terhadap Persia (</w:t>
       </w:r>
-      <w:hyperlink r:id="rId35">
-        <w:r>
-          <w:rPr>
-            <w:lang w:val="id_ID" w:bidi="id_ID"/>
-          </w:rPr>
-          <w:rPr>
-            <w:color w:val="0000EE"/>
-            <w:u w:val="single"/>
-          </w:rPr>
-          <w:t>Ezra 4:17–23</w:t>
-        </w:r>
-      </w:hyperlink>
+      <w:r>
+        <w:rPr>
+          <w:lang w:val="id_ID" w:bidi="id_ID"/>
+        </w:rPr>
+        <w:t>Ezra 4:17–23</w:t>
+      </w:r>
       <w:r>
         <w:rPr>
           <w:lang w:val="id_ID" w:bidi="id_ID"/>
@@ -1682,18 +1538,12 @@
         </w:rPr>
         <w:t xml:space="preserve"> (lihat </w:t>
       </w:r>
-      <w:hyperlink r:id="rId36">
-        <w:r>
-          <w:rPr>
-            <w:lang w:val="id_ID" w:bidi="id_ID"/>
-          </w:rPr>
-          <w:rPr>
-            <w:color w:val="0000EE"/>
-            <w:u w:val="single"/>
-          </w:rPr>
-          <w:t>Ezra 5:14</w:t>
-        </w:r>
-      </w:hyperlink>
+      <w:r>
+        <w:rPr>
+          <w:lang w:val="id_ID" w:bidi="id_ID"/>
+        </w:rPr>
+        <w:t>Ezra 5:14</w:t>
+      </w:r>
       <w:r>
         <w:rPr>
           <w:lang w:val="id_ID" w:bidi="id_ID"/>
@@ -1825,18 +1675,12 @@
         </w:rPr>
         <w:t xml:space="preserve">Nehemia adalah seorang pejabat pemerintah, sehingga para perwira dan penunggang kuda mengawalnya ke Yerusalem (bandingkan </w:t>
       </w:r>
-      <w:hyperlink r:id="rId37">
-        <w:r>
-          <w:rPr>
-            <w:lang w:val="id_ID" w:bidi="id_ID"/>
-          </w:rPr>
-          <w:rPr>
-            <w:color w:val="0000EE"/>
-            <w:u w:val="single"/>
-          </w:rPr>
-          <w:t>Ezra 8:22</w:t>
-        </w:r>
-      </w:hyperlink>
+      <w:r>
+        <w:rPr>
+          <w:lang w:val="id_ID" w:bidi="id_ID"/>
+        </w:rPr>
+        <w:t>Ezra 8:22</w:t>
+      </w:r>
       <w:r>
         <w:rPr>
           <w:lang w:val="id_ID" w:bidi="id_ID"/>
@@ -1938,36 +1782,24 @@
         </w:rPr>
         <w:t xml:space="preserve">: Dia kemungkinan berasal dari Horon Atas atau Horon Bawah (Bet-Horon, </w:t>
       </w:r>
-      <w:hyperlink r:id="rId38">
-        <w:r>
-          <w:rPr>
-            <w:lang w:val="id_ID" w:bidi="id_ID"/>
-          </w:rPr>
-          <w:rPr>
-            <w:color w:val="0000EE"/>
-            <w:u w:val="single"/>
-          </w:rPr>
-          <w:t>Yosua 16:3</w:t>
-        </w:r>
-      </w:hyperlink>
+      <w:r>
+        <w:rPr>
+          <w:lang w:val="id_ID" w:bidi="id_ID"/>
+        </w:rPr>
+        <w:t>Yosua 16:3</w:t>
+      </w:r>
       <w:r>
         <w:rPr>
           <w:lang w:val="id_ID" w:bidi="id_ID"/>
         </w:rPr>
         <w:t>), sekitar 19 kilometer (12 mil) barat laut Yerusalem. Nama Sanbalat menunjukkan bahwa dia mungkin keturunan bangsa Asyur yang dibawa oleh Sargon II setelah jatuhnya Samaria (</w:t>
       </w:r>
-      <w:hyperlink r:id="rId39">
-        <w:r>
-          <w:rPr>
-            <w:lang w:val="id_ID" w:bidi="id_ID"/>
-          </w:rPr>
-          <w:rPr>
-            <w:color w:val="0000EE"/>
-            <w:u w:val="single"/>
-          </w:rPr>
-          <w:t>2 Raja-raja 17:24</w:t>
-        </w:r>
-      </w:hyperlink>
+      <w:r>
+        <w:rPr>
+          <w:lang w:val="id_ID" w:bidi="id_ID"/>
+        </w:rPr>
+        <w:t>2 Raja-raja 17:24</w:t>
+      </w:r>
       <w:r>
         <w:rPr>
           <w:lang w:val="id_ID" w:bidi="id_ID"/>
@@ -2123,36 +1955,24 @@
         </w:rPr>
         <w:t xml:space="preserve"> dalam </w:t>
       </w:r>
-      <w:hyperlink r:id="rId40">
-        <w:r>
-          <w:rPr>
-            <w:lang w:val="id_ID" w:bidi="id_ID"/>
-          </w:rPr>
-          <w:rPr>
-            <w:color w:val="0000EE"/>
-            <w:u w:val="single"/>
-          </w:rPr>
-          <w:t>Yeremia 19:2</w:t>
-        </w:r>
-      </w:hyperlink>
+      <w:r>
+        <w:rPr>
+          <w:lang w:val="id_ID" w:bidi="id_ID"/>
+        </w:rPr>
+        <w:t>Yeremia 19:2</w:t>
+      </w:r>
       <w:r>
         <w:rPr>
           <w:lang w:val="id_ID" w:bidi="id_ID"/>
         </w:rPr>
         <w:t xml:space="preserve">, terletak di ujung selatan tembok barat (lihat </w:t>
       </w:r>
-      <w:hyperlink r:id="rId41">
-        <w:r>
-          <w:rPr>
-            <w:lang w:val="id_ID" w:bidi="id_ID"/>
-          </w:rPr>
-          <w:rPr>
-            <w:color w:val="0000EE"/>
-            <w:u w:val="single"/>
-          </w:rPr>
-          <w:t>Nehemia 3:13</w:t>
-        </w:r>
-      </w:hyperlink>
+      <w:r>
+        <w:rPr>
+          <w:lang w:val="id_ID" w:bidi="id_ID"/>
+        </w:rPr>
+        <w:t>Nehemia 3:13</w:t>
+      </w:r>
       <w:r>
         <w:rPr>
           <w:lang w:val="id_ID" w:bidi="id_ID"/>
@@ -2207,18 +2027,12 @@
         </w:rPr>
         <w:t xml:space="preserve">Kolam Raja kemungkinan adalah Kolam Siloam atau kolam lain di tenggara kota. Kedua kolam tersebut diisi dari aliran Mata Air Gihon (lihat </w:t>
       </w:r>
-      <w:hyperlink r:id="rId42">
-        <w:r>
-          <w:rPr>
-            <w:lang w:val="id_ID" w:bidi="id_ID"/>
-          </w:rPr>
-          <w:rPr>
-            <w:color w:val="0000EE"/>
-            <w:u w:val="single"/>
-          </w:rPr>
-          <w:t>2 Raja-raja 20:20</w:t>
-        </w:r>
-      </w:hyperlink>
+      <w:r>
+        <w:rPr>
+          <w:lang w:val="id_ID" w:bidi="id_ID"/>
+        </w:rPr>
+        <w:t>2 Raja-raja 20:20</w:t>
+      </w:r>
       <w:r>
         <w:rPr>
           <w:lang w:val="id_ID" w:bidi="id_ID"/>
@@ -2315,18 +2129,12 @@
         </w:rPr>
         <w:t xml:space="preserve"> (</w:t>
       </w:r>
-      <w:hyperlink r:id="rId43">
-        <w:r>
-          <w:rPr>
-            <w:lang w:val="id_ID" w:bidi="id_ID"/>
-          </w:rPr>
-          <w:rPr>
-            <w:color w:val="0000EE"/>
-            <w:u w:val="single"/>
-          </w:rPr>
-          <w:t>Mazmur 48:2</w:t>
-        </w:r>
-      </w:hyperlink>
+      <w:r>
+        <w:rPr>
+          <w:lang w:val="id_ID" w:bidi="id_ID"/>
+        </w:rPr>
+        <w:t>Mazmur 48:2</w:t>
+      </w:r>
       <w:r>
         <w:rPr>
           <w:lang w:val="id_ID" w:bidi="id_ID"/>
@@ -2381,18 +2189,12 @@
         </w:rPr>
         <w:t>Bukti nyata keterlibatan Allah (</w:t>
       </w:r>
-      <w:hyperlink r:id="rId44">
-        <w:r>
-          <w:rPr>
-            <w:lang w:val="id_ID" w:bidi="id_ID"/>
-          </w:rPr>
-          <w:rPr>
-            <w:color w:val="0000EE"/>
-            <w:u w:val="single"/>
-          </w:rPr>
-          <w:t>Nehemia 2:8</w:t>
-        </w:r>
-      </w:hyperlink>
+      <w:r>
+        <w:rPr>
+          <w:lang w:val="id_ID" w:bidi="id_ID"/>
+        </w:rPr>
+        <w:t>Nehemia 2:8</w:t>
+      </w:r>
       <w:r>
         <w:rPr>
           <w:lang w:val="id_ID" w:bidi="id_ID"/>
@@ -2475,18 +2277,12 @@
         </w:rPr>
         <w:t xml:space="preserve">: Tuduhan serius ini dapat berujung pada hukuman mati (lihat juga </w:t>
       </w:r>
-      <w:hyperlink r:id="rId19">
-        <w:r>
-          <w:rPr>
-            <w:lang w:val="id_ID" w:bidi="id_ID"/>
-          </w:rPr>
-          <w:rPr>
-            <w:color w:val="0000EE"/>
-            <w:u w:val="single"/>
-          </w:rPr>
-          <w:t>Ezra 4:6–23</w:t>
-        </w:r>
-      </w:hyperlink>
+      <w:r>
+        <w:rPr>
+          <w:lang w:val="id_ID" w:bidi="id_ID"/>
+        </w:rPr>
+        <w:t>Ezra 4:6–23</w:t>
+      </w:r>
       <w:r>
         <w:rPr>
           <w:lang w:val="id_ID" w:bidi="id_ID"/>
@@ -2606,18 +2402,12 @@
         </w:rPr>
         <w:t>Elyasib, imam besar dan cucu Yesua (</w:t>
       </w:r>
-      <w:hyperlink r:id="rId45">
-        <w:r>
-          <w:rPr>
-            <w:lang w:val="id_ID" w:bidi="id_ID"/>
-          </w:rPr>
-          <w:rPr>
-            <w:color w:val="0000EE"/>
-            <w:u w:val="single"/>
-          </w:rPr>
-          <w:t>Nehemia 12:10</w:t>
-        </w:r>
-      </w:hyperlink>
+      <w:r>
+        <w:rPr>
+          <w:lang w:val="id_ID" w:bidi="id_ID"/>
+        </w:rPr>
+        <w:t>Nehemia 12:10</w:t>
+      </w:r>
       <w:r>
         <w:rPr>
           <w:lang w:val="id_ID" w:bidi="id_ID"/>
@@ -2660,54 +2450,36 @@
         </w:rPr>
         <w:t>Menara Seratus dan Menara Hananel adalah dua menara militer utama yang terletak di sepanjang tembok utara (</w:t>
       </w:r>
-      <w:hyperlink r:id="rId46">
-        <w:r>
-          <w:rPr>
-            <w:lang w:val="id_ID" w:bidi="id_ID"/>
-          </w:rPr>
-          <w:rPr>
-            <w:color w:val="0000EE"/>
-            <w:u w:val="single"/>
-          </w:rPr>
-          <w:t>Nehemia 12:39</w:t>
-        </w:r>
-      </w:hyperlink>
+      <w:r>
+        <w:rPr>
+          <w:lang w:val="id_ID" w:bidi="id_ID"/>
+        </w:rPr>
+        <w:t>Nehemia 12:39</w:t>
+      </w:r>
       <w:r>
         <w:rPr>
           <w:lang w:val="id_ID" w:bidi="id_ID"/>
         </w:rPr>
         <w:t xml:space="preserve">; </w:t>
       </w:r>
-      <w:hyperlink r:id="rId47">
-        <w:r>
-          <w:rPr>
-            <w:lang w:val="id_ID" w:bidi="id_ID"/>
-          </w:rPr>
-          <w:rPr>
-            <w:color w:val="0000EE"/>
-            <w:u w:val="single"/>
-          </w:rPr>
-          <w:t>Yeremia 31:38</w:t>
-        </w:r>
-      </w:hyperlink>
+      <w:r>
+        <w:rPr>
+          <w:lang w:val="id_ID" w:bidi="id_ID"/>
+        </w:rPr>
+        <w:t>Yeremia 31:38</w:t>
+      </w:r>
       <w:r>
         <w:rPr>
           <w:lang w:val="id_ID" w:bidi="id_ID"/>
         </w:rPr>
         <w:t xml:space="preserve">; </w:t>
       </w:r>
-      <w:hyperlink r:id="rId48">
-        <w:r>
-          <w:rPr>
-            <w:lang w:val="id_ID" w:bidi="id_ID"/>
-          </w:rPr>
-          <w:rPr>
-            <w:color w:val="0000EE"/>
-            <w:u w:val="single"/>
-          </w:rPr>
-          <w:t>Zakharia 14:10</w:t>
-        </w:r>
-      </w:hyperlink>
+      <w:r>
+        <w:rPr>
+          <w:lang w:val="id_ID" w:bidi="id_ID"/>
+        </w:rPr>
+        <w:t>Zakharia 14:10</w:t>
+      </w:r>
       <w:r>
         <w:rPr>
           <w:lang w:val="id_ID" w:bidi="id_ID"/>
@@ -2930,18 +2702,12 @@
         </w:rPr>
         <w:t xml:space="preserve">: Lihat </w:t>
       </w:r>
-      <w:hyperlink r:id="rId49">
-        <w:r>
-          <w:rPr>
-            <w:lang w:val="id_ID" w:bidi="id_ID"/>
-          </w:rPr>
-          <w:rPr>
-            <w:color w:val="0000EE"/>
-            <w:u w:val="single"/>
-          </w:rPr>
-          <w:t>Ezra 8:33</w:t>
-        </w:r>
-      </w:hyperlink>
+      <w:r>
+        <w:rPr>
+          <w:lang w:val="id_ID" w:bidi="id_ID"/>
+        </w:rPr>
+        <w:t>Ezra 8:33</w:t>
+      </w:r>
       <w:r>
         <w:rPr>
           <w:lang w:val="id_ID" w:bidi="id_ID"/>
@@ -2966,36 +2732,24 @@
         </w:rPr>
         <w:t>Mesulam menikahkan putrinya dengan putra Tobia (</w:t>
       </w:r>
-      <w:hyperlink r:id="rId50">
-        <w:r>
-          <w:rPr>
-            <w:lang w:val="id_ID" w:bidi="id_ID"/>
-          </w:rPr>
-          <w:rPr>
-            <w:color w:val="0000EE"/>
-            <w:u w:val="single"/>
-          </w:rPr>
-          <w:t>Nehemia 6:18</w:t>
-        </w:r>
-      </w:hyperlink>
+      <w:r>
+        <w:rPr>
+          <w:lang w:val="id_ID" w:bidi="id_ID"/>
+        </w:rPr>
+        <w:t>Nehemia 6:18</w:t>
+      </w:r>
       <w:r>
         <w:rPr>
           <w:lang w:val="id_ID" w:bidi="id_ID"/>
         </w:rPr>
         <w:t xml:space="preserve">; lihat juga </w:t>
       </w:r>
-      <w:hyperlink r:id="rId51">
-        <w:r>
-          <w:rPr>
-            <w:lang w:val="id_ID" w:bidi="id_ID"/>
-          </w:rPr>
-          <w:rPr>
-            <w:color w:val="0000EE"/>
-            <w:u w:val="single"/>
-          </w:rPr>
-          <w:t>10:20</w:t>
-        </w:r>
-      </w:hyperlink>
+      <w:r>
+        <w:rPr>
+          <w:lang w:val="id_ID" w:bidi="id_ID"/>
+        </w:rPr>
+        <w:t>10:20</w:t>
+      </w:r>
       <w:r>
         <w:rPr>
           <w:lang w:val="id_ID" w:bidi="id_ID"/>
@@ -3050,18 +2804,12 @@
         </w:rPr>
         <w:t>Gesyem, yang menguasai wilayah selatan Tekoa, mungkin telah mempengaruhi para pemimpin di Tekoa (</w:t>
       </w:r>
-      <w:hyperlink r:id="rId52">
-        <w:r>
-          <w:rPr>
-            <w:lang w:val="id_ID" w:bidi="id_ID"/>
-          </w:rPr>
-          <w:rPr>
-            <w:color w:val="0000EE"/>
-            <w:u w:val="single"/>
-          </w:rPr>
-          <w:t>Nehemia 2:19</w:t>
-        </w:r>
-      </w:hyperlink>
+      <w:r>
+        <w:rPr>
+          <w:lang w:val="id_ID" w:bidi="id_ID"/>
+        </w:rPr>
+        <w:t>Nehemia 2:19</w:t>
+      </w:r>
       <w:r>
         <w:rPr>
           <w:lang w:val="id_ID" w:bidi="id_ID"/>
@@ -3363,18 +3111,12 @@
         </w:rPr>
         <w:t>Menara Perapian di dinding barat kota mungkin digunakan untuk memanggang roti atau memoles tembikar (</w:t>
       </w:r>
-      <w:hyperlink r:id="rId53">
-        <w:r>
-          <w:rPr>
-            <w:lang w:val="id_ID" w:bidi="id_ID"/>
-          </w:rPr>
-          <w:rPr>
-            <w:color w:val="0000EE"/>
-            <w:u w:val="single"/>
-          </w:rPr>
-          <w:t>Yeremia 19:1–2</w:t>
-        </w:r>
-      </w:hyperlink>
+      <w:r>
+        <w:rPr>
+          <w:lang w:val="id_ID" w:bidi="id_ID"/>
+        </w:rPr>
+        <w:t>Yeremia 19:1–2</w:t>
+      </w:r>
       <w:r>
         <w:rPr>
           <w:lang w:val="id_ID" w:bidi="id_ID"/>
@@ -3595,18 +3337,12 @@
         </w:rPr>
         <w:t>Taman raja adalah area subur di sebelah timur Kolam Siloam. Lokasinya dekat dengan titik pertemuan Lembah Kidron dan Hinom, mungkin di Kolam Raja (</w:t>
       </w:r>
-      <w:hyperlink r:id="rId54">
-        <w:r>
-          <w:rPr>
-            <w:lang w:val="id_ID" w:bidi="id_ID"/>
-          </w:rPr>
-          <w:rPr>
-            <w:color w:val="0000EE"/>
-            <w:u w:val="single"/>
-          </w:rPr>
-          <w:t>Nehemia 2:14</w:t>
-        </w:r>
-      </w:hyperlink>
+      <w:r>
+        <w:rPr>
+          <w:lang w:val="id_ID" w:bidi="id_ID"/>
+        </w:rPr>
+        <w:t>Nehemia 2:14</w:t>
+      </w:r>
       <w:r>
         <w:rPr>
           <w:lang w:val="id_ID" w:bidi="id_ID"/>
@@ -3683,90 +3419,60 @@
         </w:rPr>
         <w:t>Makam keluarga Daud mungkin merujuk pada tempat di mana Raja Daud dikuburkan (</w:t>
       </w:r>
-      <w:hyperlink r:id="rId55">
-        <w:r>
-          <w:rPr>
-            <w:lang w:val="id_ID" w:bidi="id_ID"/>
-          </w:rPr>
-          <w:rPr>
-            <w:color w:val="0000EE"/>
-            <w:u w:val="single"/>
-          </w:rPr>
-          <w:t>1 Raja-raja 2:10</w:t>
-        </w:r>
-      </w:hyperlink>
+      <w:r>
+        <w:rPr>
+          <w:lang w:val="id_ID" w:bidi="id_ID"/>
+        </w:rPr>
+        <w:t>1 Raja-raja 2:10</w:t>
+      </w:r>
       <w:r>
         <w:rPr>
           <w:lang w:val="id_ID" w:bidi="id_ID"/>
         </w:rPr>
         <w:t xml:space="preserve">; </w:t>
       </w:r>
-      <w:hyperlink r:id="rId56">
-        <w:r>
-          <w:rPr>
-            <w:lang w:val="id_ID" w:bidi="id_ID"/>
-          </w:rPr>
-          <w:rPr>
-            <w:color w:val="0000EE"/>
-            <w:u w:val="single"/>
-          </w:rPr>
-          <w:t>11:43</w:t>
-        </w:r>
-      </w:hyperlink>
+      <w:r>
+        <w:rPr>
+          <w:lang w:val="id_ID" w:bidi="id_ID"/>
+        </w:rPr>
+        <w:t>11:43</w:t>
+      </w:r>
       <w:r>
         <w:rPr>
           <w:lang w:val="id_ID" w:bidi="id_ID"/>
         </w:rPr>
         <w:t xml:space="preserve">; </w:t>
       </w:r>
-      <w:hyperlink r:id="rId57">
-        <w:r>
-          <w:rPr>
-            <w:lang w:val="id_ID" w:bidi="id_ID"/>
-          </w:rPr>
-          <w:rPr>
-            <w:color w:val="0000EE"/>
-            <w:u w:val="single"/>
-          </w:rPr>
-          <w:t>2 Tawarikh 21:20</w:t>
-        </w:r>
-      </w:hyperlink>
+      <w:r>
+        <w:rPr>
+          <w:lang w:val="id_ID" w:bidi="id_ID"/>
+        </w:rPr>
+        <w:t>2 Tawarikh 21:20</w:t>
+      </w:r>
       <w:r>
         <w:rPr>
           <w:lang w:val="id_ID" w:bidi="id_ID"/>
         </w:rPr>
         <w:t xml:space="preserve">; </w:t>
       </w:r>
-      <w:hyperlink r:id="rId58">
-        <w:r>
-          <w:rPr>
-            <w:lang w:val="id_ID" w:bidi="id_ID"/>
-          </w:rPr>
-          <w:rPr>
-            <w:color w:val="0000EE"/>
-            <w:u w:val="single"/>
-          </w:rPr>
-          <w:t>Kisah Para Rasul 2:29</w:t>
-        </w:r>
-      </w:hyperlink>
+      <w:r>
+        <w:rPr>
+          <w:lang w:val="id_ID" w:bidi="id_ID"/>
+        </w:rPr>
+        <w:t>Kisah Para Rasul 2:29</w:t>
+      </w:r>
       <w:r>
         <w:rPr>
           <w:lang w:val="id_ID" w:bidi="id_ID"/>
         </w:rPr>
         <w:t>). Rumah Para Pahlawan mungkin adalah makam untuk para pahlawan Daud (</w:t>
       </w:r>
-      <w:hyperlink r:id="rId59">
-        <w:r>
-          <w:rPr>
-            <w:lang w:val="id_ID" w:bidi="id_ID"/>
-          </w:rPr>
-          <w:rPr>
-            <w:color w:val="0000EE"/>
-            <w:u w:val="single"/>
-          </w:rPr>
-          <w:t>2 Samuel 23:8–39</w:t>
-        </w:r>
-      </w:hyperlink>
+      <w:r>
+        <w:rPr>
+          <w:lang w:val="id_ID" w:bidi="id_ID"/>
+        </w:rPr>
+        <w:t>2 Samuel 23:8–39</w:t>
+      </w:r>
       <w:r>
         <w:rPr>
           <w:lang w:val="id_ID" w:bidi="id_ID"/>
@@ -3969,18 +3675,12 @@
         </w:rPr>
         <w:t>Kelompok pekerja terakhir ini menyelesaikan perbaikan di Gerbang Domba, tempat pekerjaan dimulai (</w:t>
       </w:r>
-      <w:hyperlink r:id="rId60">
-        <w:r>
-          <w:rPr>
-            <w:lang w:val="id_ID" w:bidi="id_ID"/>
-          </w:rPr>
-          <w:rPr>
-            <w:color w:val="0000EE"/>
-            <w:u w:val="single"/>
-          </w:rPr>
-          <w:t>Nehemia 3:1</w:t>
-        </w:r>
-      </w:hyperlink>
+      <w:r>
+        <w:rPr>
+          <w:lang w:val="id_ID" w:bidi="id_ID"/>
+        </w:rPr>
+        <w:t>Nehemia 3:1</w:t>
+      </w:r>
       <w:r>
         <w:rPr>
           <w:lang w:val="id_ID" w:bidi="id_ID"/>
@@ -4012,36 +3712,24 @@
         </w:rPr>
         <w:t xml:space="preserve">: Lihat </w:t>
       </w:r>
-      <w:hyperlink r:id="rId61">
-        <w:r>
-          <w:rPr>
-            <w:lang w:val="id_ID" w:bidi="id_ID"/>
-          </w:rPr>
-          <w:rPr>
-            <w:color w:val="0000EE"/>
-            <w:u w:val="single"/>
-          </w:rPr>
-          <w:t>2 Tawarikh 23:15</w:t>
-        </w:r>
-      </w:hyperlink>
+      <w:r>
+        <w:rPr>
+          <w:lang w:val="id_ID" w:bidi="id_ID"/>
+        </w:rPr>
+        <w:t>2 Tawarikh 23:15</w:t>
+      </w:r>
       <w:r>
         <w:rPr>
           <w:lang w:val="id_ID" w:bidi="id_ID"/>
         </w:rPr>
         <w:t xml:space="preserve">; </w:t>
       </w:r>
-      <w:hyperlink r:id="rId62">
-        <w:r>
-          <w:rPr>
-            <w:lang w:val="id_ID" w:bidi="id_ID"/>
-          </w:rPr>
-          <w:rPr>
-            <w:color w:val="0000EE"/>
-            <w:u w:val="single"/>
-          </w:rPr>
-          <w:t>Yeremia 31:40</w:t>
-        </w:r>
-      </w:hyperlink>
+      <w:r>
+        <w:rPr>
+          <w:lang w:val="id_ID" w:bidi="id_ID"/>
+        </w:rPr>
+        <w:t>Yeremia 31:40</w:t>
+      </w:r>
       <w:r>
         <w:rPr>
           <w:lang w:val="id_ID" w:bidi="id_ID"/>
@@ -4073,90 +3761,60 @@
         </w:rPr>
         <w:t xml:space="preserve">: Lihat </w:t>
       </w:r>
-      <w:hyperlink r:id="rId63">
-        <w:r>
-          <w:rPr>
-            <w:lang w:val="id_ID" w:bidi="id_ID"/>
-          </w:rPr>
-          <w:rPr>
-            <w:color w:val="0000EE"/>
-            <w:u w:val="single"/>
-          </w:rPr>
-          <w:t>1 Tawarikh 26:14</w:t>
-        </w:r>
-      </w:hyperlink>
+      <w:r>
+        <w:rPr>
+          <w:lang w:val="id_ID" w:bidi="id_ID"/>
+        </w:rPr>
+        <w:t>1 Tawarikh 26:14</w:t>
+      </w:r>
       <w:r>
         <w:rPr>
           <w:lang w:val="id_ID" w:bidi="id_ID"/>
         </w:rPr>
         <w:t xml:space="preserve">, </w:t>
       </w:r>
-      <w:hyperlink r:id="rId64">
-        <w:r>
-          <w:rPr>
-            <w:lang w:val="id_ID" w:bidi="id_ID"/>
-          </w:rPr>
-          <w:rPr>
-            <w:color w:val="0000EE"/>
-            <w:u w:val="single"/>
-          </w:rPr>
-          <w:t>17</w:t>
-        </w:r>
-      </w:hyperlink>
+      <w:r>
+        <w:rPr>
+          <w:lang w:val="id_ID" w:bidi="id_ID"/>
+        </w:rPr>
+        <w:t>17</w:t>
+      </w:r>
       <w:r>
         <w:rPr>
           <w:lang w:val="id_ID" w:bidi="id_ID"/>
         </w:rPr>
         <w:t xml:space="preserve">; </w:t>
       </w:r>
-      <w:hyperlink r:id="rId65">
-        <w:r>
-          <w:rPr>
-            <w:lang w:val="id_ID" w:bidi="id_ID"/>
-          </w:rPr>
-          <w:rPr>
-            <w:color w:val="0000EE"/>
-            <w:u w:val="single"/>
-          </w:rPr>
-          <w:t>2 Tawarikh 31:14</w:t>
-        </w:r>
-      </w:hyperlink>
+      <w:r>
+        <w:rPr>
+          <w:lang w:val="id_ID" w:bidi="id_ID"/>
+        </w:rPr>
+        <w:t>2 Tawarikh 31:14</w:t>
+      </w:r>
       <w:r>
         <w:rPr>
           <w:lang w:val="id_ID" w:bidi="id_ID"/>
         </w:rPr>
         <w:t xml:space="preserve">; </w:t>
       </w:r>
-      <w:hyperlink r:id="rId66">
-        <w:r>
-          <w:rPr>
-            <w:lang w:val="id_ID" w:bidi="id_ID"/>
-          </w:rPr>
-          <w:rPr>
-            <w:color w:val="0000EE"/>
-            <w:u w:val="single"/>
-          </w:rPr>
-          <w:t>Yehezkiel 10:19</w:t>
-        </w:r>
-      </w:hyperlink>
+      <w:r>
+        <w:rPr>
+          <w:lang w:val="id_ID" w:bidi="id_ID"/>
+        </w:rPr>
+        <w:t>Yehezkiel 10:19</w:t>
+      </w:r>
       <w:r>
         <w:rPr>
           <w:lang w:val="id_ID" w:bidi="id_ID"/>
         </w:rPr>
         <w:t xml:space="preserve">; </w:t>
       </w:r>
-      <w:hyperlink r:id="rId67">
-        <w:r>
-          <w:rPr>
-            <w:lang w:val="id_ID" w:bidi="id_ID"/>
-          </w:rPr>
-          <w:rPr>
-            <w:color w:val="0000EE"/>
-            <w:u w:val="single"/>
-          </w:rPr>
-          <w:t>40:21–22</w:t>
-        </w:r>
-      </w:hyperlink>
+      <w:r>
+        <w:rPr>
+          <w:lang w:val="id_ID" w:bidi="id_ID"/>
+        </w:rPr>
+        <w:t>40:21–22</w:t>
+      </w:r>
       <w:r>
         <w:rPr>
           <w:lang w:val="id_ID" w:bidi="id_ID"/>
@@ -4350,126 +4008,84 @@
         </w:rPr>
         <w:t>Nehemia berdoa dengan sungguh-sungguh agar Allah menghentikan orang-orang yang menentang kehendak-Nya. Nehemia sering berseru kepada Allah ketika dia membutuhkan pertolongan (</w:t>
       </w:r>
-      <w:hyperlink r:id="rId68">
-        <w:r>
-          <w:rPr>
-            <w:lang w:val="id_ID" w:bidi="id_ID"/>
-          </w:rPr>
-          <w:rPr>
-            <w:color w:val="0000EE"/>
-            <w:u w:val="single"/>
-          </w:rPr>
-          <w:t>Nehemia 2:4</w:t>
-        </w:r>
-      </w:hyperlink>
+      <w:r>
+        <w:rPr>
+          <w:lang w:val="id_ID" w:bidi="id_ID"/>
+        </w:rPr>
+        <w:t>Nehemia 2:4</w:t>
+      </w:r>
       <w:r>
         <w:rPr>
           <w:lang w:val="id_ID" w:bidi="id_ID"/>
         </w:rPr>
         <w:t xml:space="preserve">; </w:t>
       </w:r>
-      <w:hyperlink r:id="rId69">
-        <w:r>
-          <w:rPr>
-            <w:lang w:val="id_ID" w:bidi="id_ID"/>
-          </w:rPr>
-          <w:rPr>
-            <w:color w:val="0000EE"/>
-            <w:u w:val="single"/>
-          </w:rPr>
-          <w:t>5:19</w:t>
-        </w:r>
-      </w:hyperlink>
+      <w:r>
+        <w:rPr>
+          <w:lang w:val="id_ID" w:bidi="id_ID"/>
+        </w:rPr>
+        <w:t>5:19</w:t>
+      </w:r>
       <w:r>
         <w:rPr>
           <w:lang w:val="id_ID" w:bidi="id_ID"/>
         </w:rPr>
         <w:t xml:space="preserve">; </w:t>
       </w:r>
-      <w:hyperlink r:id="rId70">
-        <w:r>
-          <w:rPr>
-            <w:lang w:val="id_ID" w:bidi="id_ID"/>
-          </w:rPr>
-          <w:rPr>
-            <w:color w:val="0000EE"/>
-            <w:u w:val="single"/>
-          </w:rPr>
-          <w:t>6:14</w:t>
-        </w:r>
-      </w:hyperlink>
+      <w:r>
+        <w:rPr>
+          <w:lang w:val="id_ID" w:bidi="id_ID"/>
+        </w:rPr>
+        <w:t>6:14</w:t>
+      </w:r>
       <w:r>
         <w:rPr>
           <w:lang w:val="id_ID" w:bidi="id_ID"/>
         </w:rPr>
         <w:t xml:space="preserve">; </w:t>
       </w:r>
-      <w:hyperlink r:id="rId71">
-        <w:r>
-          <w:rPr>
-            <w:lang w:val="id_ID" w:bidi="id_ID"/>
-          </w:rPr>
-          <w:rPr>
-            <w:color w:val="0000EE"/>
-            <w:u w:val="single"/>
-          </w:rPr>
-          <w:t>13:14</w:t>
-        </w:r>
-      </w:hyperlink>
+      <w:r>
+        <w:rPr>
+          <w:lang w:val="id_ID" w:bidi="id_ID"/>
+        </w:rPr>
+        <w:t>13:14</w:t>
+      </w:r>
       <w:r>
         <w:rPr>
           <w:lang w:val="id_ID" w:bidi="id_ID"/>
         </w:rPr>
         <w:t xml:space="preserve">, </w:t>
       </w:r>
-      <w:hyperlink r:id="rId72">
-        <w:r>
-          <w:rPr>
-            <w:lang w:val="id_ID" w:bidi="id_ID"/>
-          </w:rPr>
-          <w:rPr>
-            <w:color w:val="0000EE"/>
-            <w:u w:val="single"/>
-          </w:rPr>
-          <w:t>22</w:t>
-        </w:r>
-      </w:hyperlink>
+      <w:r>
+        <w:rPr>
+          <w:lang w:val="id_ID" w:bidi="id_ID"/>
+        </w:rPr>
+        <w:t>22</w:t>
+      </w:r>
       <w:r>
         <w:rPr>
           <w:lang w:val="id_ID" w:bidi="id_ID"/>
         </w:rPr>
         <w:t xml:space="preserve">, </w:t>
       </w:r>
-      <w:hyperlink r:id="rId73">
-        <w:r>
-          <w:rPr>
-            <w:lang w:val="id_ID" w:bidi="id_ID"/>
-          </w:rPr>
-          <w:rPr>
-            <w:color w:val="0000EE"/>
-            <w:u w:val="single"/>
-          </w:rPr>
-          <w:t>29</w:t>
-        </w:r>
-      </w:hyperlink>
+      <w:r>
+        <w:rPr>
+          <w:lang w:val="id_ID" w:bidi="id_ID"/>
+        </w:rPr>
+        <w:t>29</w:t>
+      </w:r>
       <w:r>
         <w:rPr>
           <w:lang w:val="id_ID" w:bidi="id_ID"/>
         </w:rPr>
         <w:t xml:space="preserve">, </w:t>
       </w:r>
-      <w:hyperlink r:id="rId74">
-        <w:r>
-          <w:rPr>
-            <w:lang w:val="id_ID" w:bidi="id_ID"/>
-          </w:rPr>
-          <w:rPr>
-            <w:color w:val="0000EE"/>
-            <w:u w:val="single"/>
-          </w:rPr>
-          <w:t>31</w:t>
-        </w:r>
-      </w:hyperlink>
+      <w:r>
+        <w:rPr>
+          <w:lang w:val="id_ID" w:bidi="id_ID"/>
+        </w:rPr>
+        <w:t>31</w:t>
+      </w:r>
       <w:r>
         <w:rPr>
           <w:lang w:val="id_ID" w:bidi="id_ID"/>
@@ -4898,90 +4514,60 @@
         </w:rPr>
         <w:t xml:space="preserve">Alasan terbesar untuk tetap berharap adalah karena Allah Israel yang kuat dan mulia, yang telah menyelamatkan mereka dari bangsa-bangsa yang kuat sebelumnya (bandingkan </w:t>
       </w:r>
-      <w:hyperlink r:id="rId75">
-        <w:r>
-          <w:rPr>
-            <w:lang w:val="id_ID" w:bidi="id_ID"/>
-          </w:rPr>
-          <w:rPr>
-            <w:color w:val="0000EE"/>
-            <w:u w:val="single"/>
-          </w:rPr>
-          <w:t>2 Tawarikh 32:7–8</w:t>
-        </w:r>
-      </w:hyperlink>
+      <w:r>
+        <w:rPr>
+          <w:lang w:val="id_ID" w:bidi="id_ID"/>
+        </w:rPr>
+        <w:t>2 Tawarikh 32:7–8</w:t>
+      </w:r>
       <w:r>
         <w:rPr>
           <w:lang w:val="id_ID" w:bidi="id_ID"/>
         </w:rPr>
         <w:t xml:space="preserve">; </w:t>
       </w:r>
-      <w:hyperlink r:id="rId76">
-        <w:r>
-          <w:rPr>
-            <w:lang w:val="id_ID" w:bidi="id_ID"/>
-          </w:rPr>
-          <w:rPr>
-            <w:color w:val="0000EE"/>
-            <w:u w:val="single"/>
-          </w:rPr>
-          <w:t>Keluaran 14:13–14</w:t>
-        </w:r>
-      </w:hyperlink>
+      <w:r>
+        <w:rPr>
+          <w:lang w:val="id_ID" w:bidi="id_ID"/>
+        </w:rPr>
+        <w:t>Keluaran 14:13–14</w:t>
+      </w:r>
       <w:r>
         <w:rPr>
           <w:lang w:val="id_ID" w:bidi="id_ID"/>
         </w:rPr>
         <w:t xml:space="preserve">; </w:t>
       </w:r>
-      <w:hyperlink r:id="rId77">
-        <w:r>
-          <w:rPr>
-            <w:lang w:val="id_ID" w:bidi="id_ID"/>
-          </w:rPr>
-          <w:rPr>
-            <w:color w:val="0000EE"/>
-            <w:u w:val="single"/>
-          </w:rPr>
-          <w:t>Ulangan 8:1–3</w:t>
-        </w:r>
-      </w:hyperlink>
+      <w:r>
+        <w:rPr>
+          <w:lang w:val="id_ID" w:bidi="id_ID"/>
+        </w:rPr>
+        <w:t>Ulangan 8:1–3</w:t>
+      </w:r>
       <w:r>
         <w:rPr>
           <w:lang w:val="id_ID" w:bidi="id_ID"/>
         </w:rPr>
         <w:t xml:space="preserve">; </w:t>
       </w:r>
-      <w:hyperlink r:id="rId78">
-        <w:r>
-          <w:rPr>
-            <w:lang w:val="id_ID" w:bidi="id_ID"/>
-          </w:rPr>
-          <w:rPr>
-            <w:color w:val="0000EE"/>
-            <w:u w:val="single"/>
-          </w:rPr>
-          <w:t>20:3</w:t>
-        </w:r>
-      </w:hyperlink>
+      <w:r>
+        <w:rPr>
+          <w:lang w:val="id_ID" w:bidi="id_ID"/>
+        </w:rPr>
+        <w:t>20:3</w:t>
+      </w:r>
       <w:r>
         <w:rPr>
           <w:lang w:val="id_ID" w:bidi="id_ID"/>
         </w:rPr>
         <w:t xml:space="preserve">; </w:t>
       </w:r>
-      <w:hyperlink r:id="rId79">
-        <w:r>
-          <w:rPr>
-            <w:lang w:val="id_ID" w:bidi="id_ID"/>
-          </w:rPr>
-          <w:rPr>
-            <w:color w:val="0000EE"/>
-            <w:u w:val="single"/>
-          </w:rPr>
-          <w:t>Yosua 10:25</w:t>
-        </w:r>
-      </w:hyperlink>
+      <w:r>
+        <w:rPr>
+          <w:lang w:val="id_ID" w:bidi="id_ID"/>
+        </w:rPr>
+        <w:t>Yosua 10:25</w:t>
+      </w:r>
       <w:r>
         <w:rPr>
           <w:lang w:val="id_ID" w:bidi="id_ID"/>
@@ -5036,36 +4622,24 @@
         </w:rPr>
         <w:t xml:space="preserve">Nehemia memuji Allah (lihat juga </w:t>
       </w:r>
-      <w:hyperlink r:id="rId80">
-        <w:r>
-          <w:rPr>
-            <w:lang w:val="id_ID" w:bidi="id_ID"/>
-          </w:rPr>
-          <w:rPr>
-            <w:color w:val="0000EE"/>
-            <w:u w:val="single"/>
-          </w:rPr>
-          <w:t>Nehemia 2:20</w:t>
-        </w:r>
-      </w:hyperlink>
+      <w:r>
+        <w:rPr>
+          <w:lang w:val="id_ID" w:bidi="id_ID"/>
+        </w:rPr>
+        <w:t>Nehemia 2:20</w:t>
+      </w:r>
       <w:r>
         <w:rPr>
           <w:lang w:val="id_ID" w:bidi="id_ID"/>
         </w:rPr>
         <w:t xml:space="preserve">; </w:t>
       </w:r>
-      <w:hyperlink r:id="rId81">
-        <w:r>
-          <w:rPr>
-            <w:lang w:val="id_ID" w:bidi="id_ID"/>
-          </w:rPr>
-          <w:rPr>
-            <w:color w:val="0000EE"/>
-            <w:u w:val="single"/>
-          </w:rPr>
-          <w:t>6:16</w:t>
-        </w:r>
-      </w:hyperlink>
+      <w:r>
+        <w:rPr>
+          <w:lang w:val="id_ID" w:bidi="id_ID"/>
+        </w:rPr>
+        <w:t>6:16</w:t>
+      </w:r>
       <w:r>
         <w:rPr>
           <w:lang w:val="id_ID" w:bidi="id_ID"/>
@@ -5175,90 +4749,60 @@
         </w:rPr>
         <w:t>: Nehemia mengacu pada tradisi perang suci kuno Israel (</w:t>
       </w:r>
-      <w:hyperlink r:id="rId82">
-        <w:r>
-          <w:rPr>
-            <w:lang w:val="id_ID" w:bidi="id_ID"/>
-          </w:rPr>
-          <w:rPr>
-            <w:color w:val="0000EE"/>
-            <w:u w:val="single"/>
-          </w:rPr>
-          <w:t>Keluaran 14:14</w:t>
-        </w:r>
-      </w:hyperlink>
+      <w:r>
+        <w:rPr>
+          <w:lang w:val="id_ID" w:bidi="id_ID"/>
+        </w:rPr>
+        <w:t>Keluaran 14:14</w:t>
+      </w:r>
       <w:r>
         <w:rPr>
           <w:lang w:val="id_ID" w:bidi="id_ID"/>
         </w:rPr>
         <w:t xml:space="preserve">; </w:t>
       </w:r>
-      <w:hyperlink r:id="rId83">
-        <w:r>
-          <w:rPr>
-            <w:lang w:val="id_ID" w:bidi="id_ID"/>
-          </w:rPr>
-          <w:rPr>
-            <w:color w:val="0000EE"/>
-            <w:u w:val="single"/>
-          </w:rPr>
-          <w:t>Ulangan 1:30</w:t>
-        </w:r>
-      </w:hyperlink>
+      <w:r>
+        <w:rPr>
+          <w:lang w:val="id_ID" w:bidi="id_ID"/>
+        </w:rPr>
+        <w:t>Ulangan 1:30</w:t>
+      </w:r>
       <w:r>
         <w:rPr>
           <w:lang w:val="id_ID" w:bidi="id_ID"/>
         </w:rPr>
         <w:t xml:space="preserve">; </w:t>
       </w:r>
-      <w:hyperlink r:id="rId84">
-        <w:r>
-          <w:rPr>
-            <w:lang w:val="id_ID" w:bidi="id_ID"/>
-          </w:rPr>
-          <w:rPr>
-            <w:color w:val="0000EE"/>
-            <w:u w:val="single"/>
-          </w:rPr>
-          <w:t>20:4</w:t>
-        </w:r>
-      </w:hyperlink>
+      <w:r>
+        <w:rPr>
+          <w:lang w:val="id_ID" w:bidi="id_ID"/>
+        </w:rPr>
+        <w:t>20:4</w:t>
+      </w:r>
       <w:r>
         <w:rPr>
           <w:lang w:val="id_ID" w:bidi="id_ID"/>
         </w:rPr>
         <w:t xml:space="preserve">; </w:t>
       </w:r>
-      <w:hyperlink r:id="rId85">
-        <w:r>
-          <w:rPr>
-            <w:lang w:val="id_ID" w:bidi="id_ID"/>
-          </w:rPr>
-          <w:rPr>
-            <w:color w:val="0000EE"/>
-            <w:u w:val="single"/>
-          </w:rPr>
-          <w:t>Yosua 10:14</w:t>
-        </w:r>
-      </w:hyperlink>
+      <w:r>
+        <w:rPr>
+          <w:lang w:val="id_ID" w:bidi="id_ID"/>
+        </w:rPr>
+        <w:t>Yosua 10:14</w:t>
+      </w:r>
       <w:r>
         <w:rPr>
           <w:lang w:val="id_ID" w:bidi="id_ID"/>
         </w:rPr>
         <w:t xml:space="preserve">; </w:t>
       </w:r>
-      <w:hyperlink r:id="rId86">
-        <w:r>
-          <w:rPr>
-            <w:lang w:val="id_ID" w:bidi="id_ID"/>
-          </w:rPr>
-          <w:rPr>
-            <w:color w:val="0000EE"/>
-            <w:u w:val="single"/>
-          </w:rPr>
-          <w:t>23:10</w:t>
-        </w:r>
-      </w:hyperlink>
+      <w:r>
+        <w:rPr>
+          <w:lang w:val="id_ID" w:bidi="id_ID"/>
+        </w:rPr>
+        <w:t>23:10</w:t>
+      </w:r>
       <w:r>
         <w:rPr>
           <w:lang w:val="id_ID" w:bidi="id_ID"/>
@@ -5361,36 +4905,24 @@
         </w:rPr>
         <w:t>Masalah keuangan yang serius hampir menghentikan penyelesaian tembok (</w:t>
       </w:r>
-      <w:hyperlink r:id="rId87">
-        <w:r>
-          <w:rPr>
-            <w:lang w:val="id_ID" w:bidi="id_ID"/>
-          </w:rPr>
-          <w:rPr>
-            <w:color w:val="0000EE"/>
-            <w:u w:val="single"/>
-          </w:rPr>
-          <w:t>Nehemia 5:1–5</w:t>
-        </w:r>
-      </w:hyperlink>
+      <w:r>
+        <w:rPr>
+          <w:lang w:val="id_ID" w:bidi="id_ID"/>
+        </w:rPr>
+        <w:t>Nehemia 5:1–5</w:t>
+      </w:r>
       <w:r>
         <w:rPr>
           <w:lang w:val="id_ID" w:bidi="id_ID"/>
         </w:rPr>
         <w:t>), tetapi Nehemia menemukan solusinya (</w:t>
       </w:r>
-      <w:hyperlink r:id="rId88">
-        <w:r>
-          <w:rPr>
-            <w:lang w:val="id_ID" w:bidi="id_ID"/>
-          </w:rPr>
-          <w:rPr>
-            <w:color w:val="0000EE"/>
-            <w:u w:val="single"/>
-          </w:rPr>
-          <w:t>5:6–13</w:t>
-        </w:r>
-      </w:hyperlink>
+      <w:r>
+        <w:rPr>
+          <w:lang w:val="id_ID" w:bidi="id_ID"/>
+        </w:rPr>
+        <w:t>5:6–13</w:t>
+      </w:r>
       <w:r>
         <w:rPr>
           <w:lang w:val="id_ID" w:bidi="id_ID"/>
@@ -5602,18 +5134,12 @@
         </w:rPr>
         <w:t xml:space="preserve">: Lihat </w:t>
       </w:r>
-      <w:hyperlink r:id="rId89">
-        <w:r>
-          <w:rPr>
-            <w:lang w:val="id_ID" w:bidi="id_ID"/>
-          </w:rPr>
-          <w:rPr>
-            <w:color w:val="0000EE"/>
-            <w:u w:val="single"/>
-          </w:rPr>
-          <w:t>Keluaran 21:1–11</w:t>
-        </w:r>
-      </w:hyperlink>
+      <w:r>
+        <w:rPr>
+          <w:lang w:val="id_ID" w:bidi="id_ID"/>
+        </w:rPr>
+        <w:t>Keluaran 21:1–11</w:t>
+      </w:r>
       <w:r>
         <w:rPr>
           <w:lang w:val="id_ID" w:bidi="id_ID"/>
@@ -5668,18 +5194,12 @@
         </w:rPr>
         <w:t xml:space="preserve">Nehemia sangat marah, tetapi dia berhasil mengendalikan dirinya. Dia mempertimbangkannya dan kemudian berbicara untuk menyelesaikan konflik daripada makin memperburuknya (lihat </w:t>
       </w:r>
-      <w:hyperlink r:id="rId90">
-        <w:r>
-          <w:rPr>
-            <w:lang w:val="id_ID" w:bidi="id_ID"/>
-          </w:rPr>
-          <w:rPr>
-            <w:color w:val="0000EE"/>
-            <w:u w:val="single"/>
-          </w:rPr>
-          <w:t>Yakobus 1:19–20</w:t>
-        </w:r>
-      </w:hyperlink>
+      <w:r>
+        <w:rPr>
+          <w:lang w:val="id_ID" w:bidi="id_ID"/>
+        </w:rPr>
+        <w:t>Yakobus 1:19–20</w:t>
+      </w:r>
       <w:r>
         <w:rPr>
           <w:lang w:val="id_ID" w:bidi="id_ID"/>
@@ -5745,18 +5265,12 @@
         </w:rPr>
         <w:t xml:space="preserve">: Lihat </w:t>
       </w:r>
-      <w:hyperlink r:id="rId91">
-        <w:r>
-          <w:rPr>
-            <w:lang w:val="id_ID" w:bidi="id_ID"/>
-          </w:rPr>
-          <w:rPr>
-            <w:color w:val="0000EE"/>
-            <w:u w:val="single"/>
-          </w:rPr>
-          <w:t>Imamat 25:35–43</w:t>
-        </w:r>
-      </w:hyperlink>
+      <w:r>
+        <w:rPr>
+          <w:lang w:val="id_ID" w:bidi="id_ID"/>
+        </w:rPr>
+        <w:t>Imamat 25:35–43</w:t>
+      </w:r>
       <w:r>
         <w:rPr>
           <w:lang w:val="id_ID" w:bidi="id_ID"/>
@@ -5788,54 +5302,36 @@
         </w:rPr>
         <w:t xml:space="preserve">: Lihat juga </w:t>
       </w:r>
-      <w:hyperlink r:id="rId92">
-        <w:r>
-          <w:rPr>
-            <w:lang w:val="id_ID" w:bidi="id_ID"/>
-          </w:rPr>
-          <w:rPr>
-            <w:color w:val="0000EE"/>
-            <w:u w:val="single"/>
-          </w:rPr>
-          <w:t>Nehemia 1:3</w:t>
-        </w:r>
-      </w:hyperlink>
+      <w:r>
+        <w:rPr>
+          <w:lang w:val="id_ID" w:bidi="id_ID"/>
+        </w:rPr>
+        <w:t>Nehemia 1:3</w:t>
+      </w:r>
       <w:r>
         <w:rPr>
           <w:lang w:val="id_ID" w:bidi="id_ID"/>
         </w:rPr>
         <w:t xml:space="preserve">; </w:t>
       </w:r>
-      <w:hyperlink r:id="rId52">
-        <w:r>
-          <w:rPr>
-            <w:lang w:val="id_ID" w:bidi="id_ID"/>
-          </w:rPr>
-          <w:rPr>
-            <w:color w:val="0000EE"/>
-            <w:u w:val="single"/>
-          </w:rPr>
-          <w:t>2:19</w:t>
-        </w:r>
-      </w:hyperlink>
+      <w:r>
+        <w:rPr>
+          <w:lang w:val="id_ID" w:bidi="id_ID"/>
+        </w:rPr>
+        <w:t>2:19</w:t>
+      </w:r>
       <w:r>
         <w:rPr>
           <w:lang w:val="id_ID" w:bidi="id_ID"/>
         </w:rPr>
         <w:t xml:space="preserve">; </w:t>
       </w:r>
-      <w:hyperlink r:id="rId93">
-        <w:r>
-          <w:rPr>
-            <w:lang w:val="id_ID" w:bidi="id_ID"/>
-          </w:rPr>
-          <w:rPr>
-            <w:color w:val="0000EE"/>
-            <w:u w:val="single"/>
-          </w:rPr>
-          <w:t>4:1–3</w:t>
-        </w:r>
-      </w:hyperlink>
+      <w:r>
+        <w:rPr>
+          <w:lang w:val="id_ID" w:bidi="id_ID"/>
+        </w:rPr>
+        <w:t>4:1–3</w:t>
+      </w:r>
       <w:r>
         <w:rPr>
           <w:lang w:val="id_ID" w:bidi="id_ID"/>
@@ -5897,18 +5393,12 @@
         </w:rPr>
         <w:t xml:space="preserve">: Nehemia dan rekan-rekannya memberikan pinjaman tanpa membebani orang-orang. Nehemia memberikan contoh dengan memberikan bantuan keuangan tanpa menambah utang dengan membebankan bunga (lihat </w:t>
       </w:r>
-      <w:hyperlink r:id="rId94">
-        <w:r>
-          <w:rPr>
-            <w:lang w:val="id_ID" w:bidi="id_ID"/>
-          </w:rPr>
-          <w:rPr>
-            <w:color w:val="0000EE"/>
-            <w:u w:val="single"/>
-          </w:rPr>
-          <w:t>Ulangan 15:7–11</w:t>
-        </w:r>
-      </w:hyperlink>
+      <w:r>
+        <w:rPr>
+          <w:lang w:val="id_ID" w:bidi="id_ID"/>
+        </w:rPr>
+        <w:t>Ulangan 15:7–11</w:t>
+      </w:r>
       <w:r>
         <w:rPr>
           <w:lang w:val="id_ID" w:bidi="id_ID"/>
@@ -5976,36 +5466,24 @@
         </w:rPr>
         <w:t xml:space="preserve">), yang seharusnya tidak mereka tarik (lihat juga </w:t>
       </w:r>
-      <w:hyperlink r:id="rId95">
-        <w:r>
-          <w:rPr>
-            <w:lang w:val="id_ID" w:bidi="id_ID"/>
-          </w:rPr>
-          <w:rPr>
-            <w:color w:val="0000EE"/>
-            <w:u w:val="single"/>
-          </w:rPr>
-          <w:t>Keluaran 22:25</w:t>
-        </w:r>
-      </w:hyperlink>
+      <w:r>
+        <w:rPr>
+          <w:lang w:val="id_ID" w:bidi="id_ID"/>
+        </w:rPr>
+        <w:t>Keluaran 22:25</w:t>
+      </w:r>
       <w:r>
         <w:rPr>
           <w:lang w:val="id_ID" w:bidi="id_ID"/>
         </w:rPr>
         <w:t xml:space="preserve">; </w:t>
       </w:r>
-      <w:hyperlink r:id="rId96">
-        <w:r>
-          <w:rPr>
-            <w:lang w:val="id_ID" w:bidi="id_ID"/>
-          </w:rPr>
-          <w:rPr>
-            <w:color w:val="0000EE"/>
-            <w:u w:val="single"/>
-          </w:rPr>
-          <w:t>Imamat 25:35–37</w:t>
-        </w:r>
-      </w:hyperlink>
+      <w:r>
+        <w:rPr>
+          <w:lang w:val="id_ID" w:bidi="id_ID"/>
+        </w:rPr>
+        <w:t>Imamat 25:35–37</w:t>
+      </w:r>
       <w:r>
         <w:rPr>
           <w:lang w:val="id_ID" w:bidi="id_ID"/>
@@ -6245,36 +5723,24 @@
         </w:rPr>
         <w:t>Para mantan gubernur, kemungkinan adalah para pendahulu yang tak lama sebelum Nehemia, bukan Sesbazar (</w:t>
       </w:r>
-      <w:hyperlink r:id="rId97">
-        <w:r>
-          <w:rPr>
-            <w:lang w:val="id_ID" w:bidi="id_ID"/>
-          </w:rPr>
-          <w:rPr>
-            <w:color w:val="0000EE"/>
-            <w:u w:val="single"/>
-          </w:rPr>
-          <w:t>Ezra 1:8</w:t>
-        </w:r>
-      </w:hyperlink>
+      <w:r>
+        <w:rPr>
+          <w:lang w:val="id_ID" w:bidi="id_ID"/>
+        </w:rPr>
+        <w:t>Ezra 1:8</w:t>
+      </w:r>
       <w:r>
         <w:rPr>
           <w:lang w:val="id_ID" w:bidi="id_ID"/>
         </w:rPr>
         <w:t>, sekitar 90 tahun sebelumnya) ataupun Zerubabel (</w:t>
       </w:r>
-      <w:hyperlink r:id="rId98">
-        <w:r>
-          <w:rPr>
-            <w:lang w:val="id_ID" w:bidi="id_ID"/>
-          </w:rPr>
-          <w:rPr>
-            <w:color w:val="0000EE"/>
-            <w:u w:val="single"/>
-          </w:rPr>
-          <w:t>Hagai 1:1</w:t>
-        </w:r>
-      </w:hyperlink>
+      <w:r>
+        <w:rPr>
+          <w:lang w:val="id_ID" w:bidi="id_ID"/>
+        </w:rPr>
+        <w:t>Hagai 1:1</w:t>
+      </w:r>
       <w:r>
         <w:rPr>
           <w:lang w:val="id_ID" w:bidi="id_ID"/>
@@ -6377,18 +5843,12 @@
         </w:rPr>
         <w:t xml:space="preserve">Setelah menyelesaikan masalah keuangan (lihat </w:t>
       </w:r>
-      <w:hyperlink r:id="rId99">
-        <w:r>
-          <w:rPr>
-            <w:lang w:val="id_ID" w:bidi="id_ID"/>
-          </w:rPr>
-          <w:rPr>
-            <w:color w:val="0000EE"/>
-            <w:u w:val="single"/>
-          </w:rPr>
-          <w:t>Nehemia 5</w:t>
-        </w:r>
-      </w:hyperlink>
+      <w:r>
+        <w:rPr>
+          <w:lang w:val="id_ID" w:bidi="id_ID"/>
+        </w:rPr>
+        <w:t>Nehemia 5</w:t>
+      </w:r>
       <w:r>
         <w:rPr>
           <w:lang w:val="id_ID" w:bidi="id_ID"/>
@@ -6443,18 +5903,12 @@
         </w:rPr>
         <w:t>Lembah Ono, yang terletak dekat Lod (</w:t>
       </w:r>
-      <w:hyperlink r:id="rId100">
-        <w:r>
-          <w:rPr>
-            <w:lang w:val="id_ID" w:bidi="id_ID"/>
-          </w:rPr>
-          <w:rPr>
-            <w:color w:val="0000EE"/>
-            <w:u w:val="single"/>
-          </w:rPr>
-          <w:t>Ezra 2:33</w:t>
-        </w:r>
-      </w:hyperlink>
+      <w:r>
+        <w:rPr>
+          <w:lang w:val="id_ID" w:bidi="id_ID"/>
+        </w:rPr>
+        <w:t>Ezra 2:33</w:t>
+      </w:r>
       <w:r>
         <w:rPr>
           <w:lang w:val="id_ID" w:bidi="id_ID"/>
@@ -6520,18 +5974,12 @@
         </w:rPr>
         <w:t xml:space="preserve">: Mereka yang menentang pembangunan kembali Bait Suci menggunakan taktik yang sama (lihat </w:t>
       </w:r>
-      <w:hyperlink r:id="rId101">
-        <w:r>
-          <w:rPr>
-            <w:lang w:val="id_ID" w:bidi="id_ID"/>
-          </w:rPr>
-          <w:rPr>
-            <w:color w:val="0000EE"/>
-            <w:u w:val="single"/>
-          </w:rPr>
-          <w:t>Ezra 4</w:t>
-        </w:r>
-      </w:hyperlink>
+      <w:r>
+        <w:rPr>
+          <w:lang w:val="id_ID" w:bidi="id_ID"/>
+        </w:rPr>
+        <w:t>Ezra 4</w:t>
+      </w:r>
       <w:r>
         <w:rPr>
           <w:lang w:val="id_ID" w:bidi="id_ID"/>
@@ -6556,36 +6004,24 @@
         </w:rPr>
         <w:t xml:space="preserve">Pada beberapa periode dalam sejarah Israel, para nabi berperan dalam menetapkan raja baru (lihat </w:t>
       </w:r>
-      <w:hyperlink r:id="rId102">
-        <w:r>
-          <w:rPr>
-            <w:lang w:val="id_ID" w:bidi="id_ID"/>
-          </w:rPr>
-          <w:rPr>
-            <w:color w:val="0000EE"/>
-            <w:u w:val="single"/>
-          </w:rPr>
-          <w:t>1 Samuel 9:16</w:t>
-        </w:r>
-      </w:hyperlink>
+      <w:r>
+        <w:rPr>
+          <w:lang w:val="id_ID" w:bidi="id_ID"/>
+        </w:rPr>
+        <w:t>1 Samuel 9:16</w:t>
+      </w:r>
       <w:r>
         <w:rPr>
           <w:lang w:val="id_ID" w:bidi="id_ID"/>
         </w:rPr>
         <w:t xml:space="preserve">; </w:t>
       </w:r>
-      <w:hyperlink r:id="rId103">
-        <w:r>
-          <w:rPr>
-            <w:lang w:val="id_ID" w:bidi="id_ID"/>
-          </w:rPr>
-          <w:rPr>
-            <w:color w:val="0000EE"/>
-            <w:u w:val="single"/>
-          </w:rPr>
-          <w:t>2 Raja-raja 9</w:t>
-        </w:r>
-      </w:hyperlink>
+      <w:r>
+        <w:rPr>
+          <w:lang w:val="id_ID" w:bidi="id_ID"/>
+        </w:rPr>
+        <w:t>2 Raja-raja 9</w:t>
+      </w:r>
       <w:r>
         <w:rPr>
           <w:lang w:val="id_ID" w:bidi="id_ID"/>
@@ -6695,108 +6131,72 @@
         </w:rPr>
         <w:t xml:space="preserve">: Semua orang memahami bahwa pertolongan Allah-lah yang membuat keberhasilan ini terjadi (lihat juga </w:t>
       </w:r>
-      <w:hyperlink r:id="rId104">
-        <w:r>
-          <w:rPr>
-            <w:lang w:val="id_ID" w:bidi="id_ID"/>
-          </w:rPr>
-          <w:rPr>
-            <w:color w:val="0000EE"/>
-            <w:u w:val="single"/>
-          </w:rPr>
-          <w:t>Nehemia 1:11</w:t>
-        </w:r>
-      </w:hyperlink>
+      <w:r>
+        <w:rPr>
+          <w:lang w:val="id_ID" w:bidi="id_ID"/>
+        </w:rPr>
+        <w:t>Nehemia 1:11</w:t>
+      </w:r>
       <w:r>
         <w:rPr>
           <w:lang w:val="id_ID" w:bidi="id_ID"/>
         </w:rPr>
         <w:t xml:space="preserve">; </w:t>
       </w:r>
-      <w:hyperlink r:id="rId44">
-        <w:r>
-          <w:rPr>
-            <w:lang w:val="id_ID" w:bidi="id_ID"/>
-          </w:rPr>
-          <w:rPr>
-            <w:color w:val="0000EE"/>
-            <w:u w:val="single"/>
-          </w:rPr>
-          <w:t>2:8</w:t>
-        </w:r>
-      </w:hyperlink>
+      <w:r>
+        <w:rPr>
+          <w:lang w:val="id_ID" w:bidi="id_ID"/>
+        </w:rPr>
+        <w:t>2:8</w:t>
+      </w:r>
       <w:r>
         <w:rPr>
           <w:lang w:val="id_ID" w:bidi="id_ID"/>
         </w:rPr>
         <w:t xml:space="preserve">, </w:t>
       </w:r>
-      <w:hyperlink r:id="rId105">
-        <w:r>
-          <w:rPr>
-            <w:lang w:val="id_ID" w:bidi="id_ID"/>
-          </w:rPr>
-          <w:rPr>
-            <w:color w:val="0000EE"/>
-            <w:u w:val="single"/>
-          </w:rPr>
-          <w:t>18</w:t>
-        </w:r>
-      </w:hyperlink>
+      <w:r>
+        <w:rPr>
+          <w:lang w:val="id_ID" w:bidi="id_ID"/>
+        </w:rPr>
+        <w:t>18</w:t>
+      </w:r>
       <w:r>
         <w:rPr>
           <w:lang w:val="id_ID" w:bidi="id_ID"/>
         </w:rPr>
         <w:t xml:space="preserve">, </w:t>
       </w:r>
-      <w:hyperlink r:id="rId80">
-        <w:r>
-          <w:rPr>
-            <w:lang w:val="id_ID" w:bidi="id_ID"/>
-          </w:rPr>
-          <w:rPr>
-            <w:color w:val="0000EE"/>
-            <w:u w:val="single"/>
-          </w:rPr>
-          <w:t>20</w:t>
-        </w:r>
-      </w:hyperlink>
+      <w:r>
+        <w:rPr>
+          <w:lang w:val="id_ID" w:bidi="id_ID"/>
+        </w:rPr>
+        <w:t>20</w:t>
+      </w:r>
       <w:r>
         <w:rPr>
           <w:lang w:val="id_ID" w:bidi="id_ID"/>
         </w:rPr>
         <w:t xml:space="preserve">; </w:t>
       </w:r>
-      <w:hyperlink r:id="rId106">
-        <w:r>
-          <w:rPr>
-            <w:lang w:val="id_ID" w:bidi="id_ID"/>
-          </w:rPr>
-          <w:rPr>
-            <w:color w:val="0000EE"/>
-            <w:u w:val="single"/>
-          </w:rPr>
-          <w:t>4:15</w:t>
-        </w:r>
-      </w:hyperlink>
+      <w:r>
+        <w:rPr>
+          <w:lang w:val="id_ID" w:bidi="id_ID"/>
+        </w:rPr>
+        <w:t>4:15</w:t>
+      </w:r>
       <w:r>
         <w:rPr>
           <w:lang w:val="id_ID" w:bidi="id_ID"/>
         </w:rPr>
         <w:t xml:space="preserve">, </w:t>
       </w:r>
-      <w:hyperlink r:id="rId107">
-        <w:r>
-          <w:rPr>
-            <w:lang w:val="id_ID" w:bidi="id_ID"/>
-          </w:rPr>
-          <w:rPr>
-            <w:color w:val="0000EE"/>
-            <w:u w:val="single"/>
-          </w:rPr>
-          <w:t>20</w:t>
-        </w:r>
-      </w:hyperlink>
+      <w:r>
+        <w:rPr>
+          <w:lang w:val="id_ID" w:bidi="id_ID"/>
+        </w:rPr>
+        <w:t>20</w:t>
+      </w:r>
       <w:r>
         <w:rPr>
           <w:lang w:val="id_ID" w:bidi="id_ID"/>
@@ -6861,18 +6261,12 @@
         </w:rPr>
         <w:t xml:space="preserve">: Peresmian tembok dijelaskan dalam </w:t>
       </w:r>
-      <w:hyperlink r:id="rId108">
-        <w:r>
-          <w:rPr>
-            <w:lang w:val="id_ID" w:bidi="id_ID"/>
-          </w:rPr>
-          <w:rPr>
-            <w:color w:val="0000EE"/>
-            <w:u w:val="single"/>
-          </w:rPr>
-          <w:t>Nehemia 12:27–34</w:t>
-        </w:r>
-      </w:hyperlink>
+      <w:r>
+        <w:rPr>
+          <w:lang w:val="id_ID" w:bidi="id_ID"/>
+        </w:rPr>
+        <w:t>Nehemia 12:27–34</w:t>
+      </w:r>
       <w:r>
         <w:rPr>
           <w:lang w:val="id_ID" w:bidi="id_ID"/>
@@ -6951,90 +6345,60 @@
         </w:rPr>
         <w:t xml:space="preserve">: Dia menunjukkan dua sifat kepemimpinan yang dihargai oleh Nehemia dan Allah (lihat juga </w:t>
       </w:r>
-      <w:hyperlink r:id="rId109">
-        <w:r>
-          <w:rPr>
-            <w:lang w:val="id_ID" w:bidi="id_ID"/>
-          </w:rPr>
-          <w:rPr>
-            <w:color w:val="0000EE"/>
-            <w:u w:val="single"/>
-          </w:rPr>
-          <w:t>Nehemia 5:9</w:t>
-        </w:r>
-      </w:hyperlink>
+      <w:r>
+        <w:rPr>
+          <w:lang w:val="id_ID" w:bidi="id_ID"/>
+        </w:rPr>
+        <w:t>Nehemia 5:9</w:t>
+      </w:r>
       <w:r>
         <w:rPr>
           <w:lang w:val="id_ID" w:bidi="id_ID"/>
         </w:rPr>
         <w:t xml:space="preserve">, </w:t>
       </w:r>
-      <w:hyperlink r:id="rId110">
-        <w:r>
-          <w:rPr>
-            <w:lang w:val="id_ID" w:bidi="id_ID"/>
-          </w:rPr>
-          <w:rPr>
-            <w:color w:val="0000EE"/>
-            <w:u w:val="single"/>
-          </w:rPr>
-          <w:t>15</w:t>
-        </w:r>
-      </w:hyperlink>
+      <w:r>
+        <w:rPr>
+          <w:lang w:val="id_ID" w:bidi="id_ID"/>
+        </w:rPr>
+        <w:t>15</w:t>
+      </w:r>
       <w:r>
         <w:rPr>
           <w:lang w:val="id_ID" w:bidi="id_ID"/>
         </w:rPr>
         <w:t xml:space="preserve">; </w:t>
       </w:r>
-      <w:hyperlink r:id="rId111">
-        <w:r>
-          <w:rPr>
-            <w:lang w:val="id_ID" w:bidi="id_ID"/>
-          </w:rPr>
-          <w:rPr>
-            <w:color w:val="0000EE"/>
-            <w:u w:val="single"/>
-          </w:rPr>
-          <w:t>Daniel 6:4</w:t>
-        </w:r>
-      </w:hyperlink>
+      <w:r>
+        <w:rPr>
+          <w:lang w:val="id_ID" w:bidi="id_ID"/>
+        </w:rPr>
+        <w:t>Daniel 6:4</w:t>
+      </w:r>
       <w:r>
         <w:rPr>
           <w:lang w:val="id_ID" w:bidi="id_ID"/>
         </w:rPr>
         <w:t xml:space="preserve">; </w:t>
       </w:r>
-      <w:hyperlink r:id="rId112">
-        <w:r>
-          <w:rPr>
-            <w:lang w:val="id_ID" w:bidi="id_ID"/>
-          </w:rPr>
-          <w:rPr>
-            <w:color w:val="0000EE"/>
-            <w:u w:val="single"/>
-          </w:rPr>
-          <w:t>Lukas 16:10–12</w:t>
-        </w:r>
-      </w:hyperlink>
+      <w:r>
+        <w:rPr>
+          <w:lang w:val="id_ID" w:bidi="id_ID"/>
+        </w:rPr>
+        <w:t>Lukas 16:10–12</w:t>
+      </w:r>
       <w:r>
         <w:rPr>
           <w:lang w:val="id_ID" w:bidi="id_ID"/>
         </w:rPr>
         <w:t xml:space="preserve">; </w:t>
       </w:r>
-      <w:hyperlink r:id="rId113">
-        <w:r>
-          <w:rPr>
-            <w:lang w:val="id_ID" w:bidi="id_ID"/>
-          </w:rPr>
-          <w:rPr>
-            <w:color w:val="0000EE"/>
-            <w:u w:val="single"/>
-          </w:rPr>
-          <w:t>1 Petrus 5:12</w:t>
-        </w:r>
-      </w:hyperlink>
+      <w:r>
+        <w:rPr>
+          <w:lang w:val="id_ID" w:bidi="id_ID"/>
+        </w:rPr>
+        <w:t>1 Petrus 5:12</w:t>
+      </w:r>
       <w:r>
         <w:rPr>
           <w:lang w:val="id_ID" w:bidi="id_ID"/>
@@ -7089,36 +6453,24 @@
         </w:rPr>
         <w:t>Para penjaga gerbang seharusnya menutup gerbang pada sore hari ketika orang-orang beristirahat dan tidak siap untuk mempertahankan kota. Dalam teks lain, bahasa serupa menggambarkan bagian hari yang paing panas ketika orang-orang menerobos masuk ke dalam (</w:t>
       </w:r>
-      <w:hyperlink r:id="rId114">
-        <w:r>
-          <w:rPr>
-            <w:lang w:val="id_ID" w:bidi="id_ID"/>
-          </w:rPr>
-          <w:rPr>
-            <w:color w:val="0000EE"/>
-            <w:u w:val="single"/>
-          </w:rPr>
-          <w:t>Kejadian 18:1</w:t>
-        </w:r>
-      </w:hyperlink>
+      <w:r>
+        <w:rPr>
+          <w:lang w:val="id_ID" w:bidi="id_ID"/>
+        </w:rPr>
+        <w:t>Kejadian 18:1</w:t>
+      </w:r>
       <w:r>
         <w:rPr>
           <w:lang w:val="id_ID" w:bidi="id_ID"/>
         </w:rPr>
         <w:t xml:space="preserve">; </w:t>
       </w:r>
-      <w:hyperlink r:id="rId115">
-        <w:r>
-          <w:rPr>
-            <w:lang w:val="id_ID" w:bidi="id_ID"/>
-          </w:rPr>
-          <w:rPr>
-            <w:color w:val="0000EE"/>
-            <w:u w:val="single"/>
-          </w:rPr>
-          <w:t>2 Samuel 4:5</w:t>
-        </w:r>
-      </w:hyperlink>
+      <w:r>
+        <w:rPr>
+          <w:lang w:val="id_ID" w:bidi="id_ID"/>
+        </w:rPr>
+        <w:t>2 Samuel 4:5</w:t>
+      </w:r>
       <w:r>
         <w:rPr>
           <w:lang w:val="id_ID" w:bidi="id_ID"/>
@@ -7173,18 +6525,12 @@
         </w:rPr>
         <w:t>Kebanyakan orang tinggal di pedesaan dekat ladang mereka, sehingga populasi Yerusalem kecil. Pencatatan silsilah kemungkinan akan mendorong lebih banyak orang untuk menetap di dalam dan sekitar Yerusalem (</w:t>
       </w:r>
-      <w:hyperlink r:id="rId116">
-        <w:r>
-          <w:rPr>
-            <w:lang w:val="id_ID" w:bidi="id_ID"/>
-          </w:rPr>
-          <w:rPr>
-            <w:color w:val="0000EE"/>
-            <w:u w:val="single"/>
-          </w:rPr>
-          <w:t>Nehemia 7:73</w:t>
-        </w:r>
-      </w:hyperlink>
+      <w:r>
+        <w:rPr>
+          <w:lang w:val="id_ID" w:bidi="id_ID"/>
+        </w:rPr>
+        <w:t>Nehemia 7:73</w:t>
+      </w:r>
       <w:r>
         <w:rPr>
           <w:lang w:val="id_ID" w:bidi="id_ID"/>
@@ -7245,18 +6591,12 @@
         </w:rPr>
         <w:t xml:space="preserve">: Daftar-daftar ini tidak lengkap (jumlah individu tidak sesuai dengan jumlah total di </w:t>
       </w:r>
-      <w:hyperlink r:id="rId117">
-        <w:r>
-          <w:rPr>
-            <w:lang w:val="id_ID" w:bidi="id_ID"/>
-          </w:rPr>
-          <w:rPr>
-            <w:color w:val="0000EE"/>
-            <w:u w:val="single"/>
-          </w:rPr>
-          <w:t>Nehemia 7:66</w:t>
-        </w:r>
-      </w:hyperlink>
+      <w:r>
+        <w:rPr>
+          <w:lang w:val="id_ID" w:bidi="id_ID"/>
+        </w:rPr>
+        <w:t>Nehemia 7:66</w:t>
+      </w:r>
       <w:r>
         <w:rPr>
           <w:lang w:val="id_ID" w:bidi="id_ID"/>
@@ -7317,36 +6657,24 @@
         </w:rPr>
         <w:t xml:space="preserve">: Sesbazar (lihat </w:t>
       </w:r>
-      <w:hyperlink r:id="rId97">
-        <w:r>
-          <w:rPr>
-            <w:lang w:val="id_ID" w:bidi="id_ID"/>
-          </w:rPr>
-          <w:rPr>
-            <w:color w:val="0000EE"/>
-            <w:u w:val="single"/>
-          </w:rPr>
-          <w:t>Ezra 1:8</w:t>
-        </w:r>
-      </w:hyperlink>
+      <w:r>
+        <w:rPr>
+          <w:lang w:val="id_ID" w:bidi="id_ID"/>
+        </w:rPr>
+        <w:t>Ezra 1:8</w:t>
+      </w:r>
       <w:r>
         <w:rPr>
           <w:lang w:val="id_ID" w:bidi="id_ID"/>
         </w:rPr>
         <w:t xml:space="preserve">) tidak disebutkan di sini maupun dalam </w:t>
       </w:r>
-      <w:hyperlink r:id="rId118">
-        <w:r>
-          <w:rPr>
-            <w:lang w:val="id_ID" w:bidi="id_ID"/>
-          </w:rPr>
-          <w:rPr>
-            <w:color w:val="0000EE"/>
-            <w:u w:val="single"/>
-          </w:rPr>
-          <w:t>Ezra 2:2</w:t>
-        </w:r>
-      </w:hyperlink>
+      <w:r>
+        <w:rPr>
+          <w:lang w:val="id_ID" w:bidi="id_ID"/>
+        </w:rPr>
+        <w:t>Ezra 2:2</w:t>
+      </w:r>
       <w:r>
         <w:rPr>
           <w:lang w:val="id_ID" w:bidi="id_ID"/>
@@ -7421,54 +6749,36 @@
         </w:rPr>
         <w:t xml:space="preserve">): Daftar ini mirip dengan yang terdapat di </w:t>
       </w:r>
-      <w:hyperlink r:id="rId119">
-        <w:r>
-          <w:rPr>
-            <w:lang w:val="id_ID" w:bidi="id_ID"/>
-          </w:rPr>
-          <w:rPr>
-            <w:color w:val="0000EE"/>
-            <w:u w:val="single"/>
-          </w:rPr>
-          <w:t>Ezra 2:3–35</w:t>
-        </w:r>
-      </w:hyperlink>
+      <w:r>
+        <w:rPr>
+          <w:lang w:val="id_ID" w:bidi="id_ID"/>
+        </w:rPr>
+        <w:t>Ezra 2:3–35</w:t>
+      </w:r>
       <w:r>
         <w:rPr>
           <w:lang w:val="id_ID" w:bidi="id_ID"/>
         </w:rPr>
         <w:t>, tetapi ada beberapa perbedaan dalam nama dan besarnya jumlah keluarga. Orang-orang dicatat berdasarkan keluarga (</w:t>
       </w:r>
-      <w:hyperlink r:id="rId120">
-        <w:r>
-          <w:rPr>
-            <w:lang w:val="id_ID" w:bidi="id_ID"/>
-          </w:rPr>
-          <w:rPr>
-            <w:color w:val="0000EE"/>
-            <w:u w:val="single"/>
-          </w:rPr>
-          <w:t>Nehemia 7:8–25</w:t>
-        </w:r>
-      </w:hyperlink>
+      <w:r>
+        <w:rPr>
+          <w:lang w:val="id_ID" w:bidi="id_ID"/>
+        </w:rPr>
+        <w:t>Nehemia 7:8–25</w:t>
+      </w:r>
       <w:r>
         <w:rPr>
           <w:lang w:val="id_ID" w:bidi="id_ID"/>
         </w:rPr>
         <w:t>) dan berdasarkan kota tempat mereka menetap (</w:t>
       </w:r>
-      <w:hyperlink r:id="rId121">
-        <w:r>
-          <w:rPr>
-            <w:lang w:val="id_ID" w:bidi="id_ID"/>
-          </w:rPr>
-          <w:rPr>
-            <w:color w:val="0000EE"/>
-            <w:u w:val="single"/>
-          </w:rPr>
-          <w:t>7:26–38</w:t>
-        </w:r>
-      </w:hyperlink>
+      <w:r>
+        <w:rPr>
+          <w:lang w:val="id_ID" w:bidi="id_ID"/>
+        </w:rPr>
+        <w:t>7:26–38</w:t>
+      </w:r>
       <w:r>
         <w:rPr>
           <w:lang w:val="id_ID" w:bidi="id_ID"/>
@@ -7571,72 +6881,48 @@
         </w:rPr>
         <w:t xml:space="preserve">Keturunan para budak Salomo kemungkinan membantu orang Lewi dengan membawa kayu atau menyapu lantai (lihat </w:t>
       </w:r>
-      <w:hyperlink r:id="rId122">
-        <w:r>
-          <w:rPr>
-            <w:lang w:val="id_ID" w:bidi="id_ID"/>
-          </w:rPr>
-          <w:rPr>
-            <w:color w:val="0000EE"/>
-            <w:u w:val="single"/>
-          </w:rPr>
-          <w:t>Ezra 2:55–58</w:t>
-        </w:r>
-      </w:hyperlink>
+      <w:r>
+        <w:rPr>
+          <w:lang w:val="id_ID" w:bidi="id_ID"/>
+        </w:rPr>
+        <w:t>Ezra 2:55–58</w:t>
+      </w:r>
       <w:r>
         <w:rPr>
           <w:lang w:val="id_ID" w:bidi="id_ID"/>
         </w:rPr>
         <w:t xml:space="preserve">). Mereka mungkin adalah orang Gibeon (lihat </w:t>
       </w:r>
-      <w:hyperlink r:id="rId123">
-        <w:r>
-          <w:rPr>
-            <w:lang w:val="id_ID" w:bidi="id_ID"/>
-          </w:rPr>
-          <w:rPr>
-            <w:color w:val="0000EE"/>
-            <w:u w:val="single"/>
-          </w:rPr>
-          <w:t>Yosua 9:23–27</w:t>
-        </w:r>
-      </w:hyperlink>
+      <w:r>
+        <w:rPr>
+          <w:lang w:val="id_ID" w:bidi="id_ID"/>
+        </w:rPr>
+        <w:t>Yosua 9:23–27</w:t>
+      </w:r>
       <w:r>
         <w:rPr>
           <w:lang w:val="id_ID" w:bidi="id_ID"/>
         </w:rPr>
         <w:t xml:space="preserve">; </w:t>
       </w:r>
-      <w:hyperlink r:id="rId124">
-        <w:r>
-          <w:rPr>
-            <w:lang w:val="id_ID" w:bidi="id_ID"/>
-          </w:rPr>
-          <w:rPr>
-            <w:color w:val="0000EE"/>
-            <w:u w:val="single"/>
-          </w:rPr>
-          <w:t>1 Tawarikh 9:35–44</w:t>
-        </w:r>
-      </w:hyperlink>
+      <w:r>
+        <w:rPr>
+          <w:lang w:val="id_ID" w:bidi="id_ID"/>
+        </w:rPr>
+        <w:t>1 Tawarikh 9:35–44</w:t>
+      </w:r>
       <w:r>
         <w:rPr>
           <w:lang w:val="id_ID" w:bidi="id_ID"/>
         </w:rPr>
         <w:t xml:space="preserve">) atau tawanan perang (lihat </w:t>
       </w:r>
-      <w:hyperlink r:id="rId125">
-        <w:r>
-          <w:rPr>
-            <w:lang w:val="id_ID" w:bidi="id_ID"/>
-          </w:rPr>
-          <w:rPr>
-            <w:color w:val="0000EE"/>
-            <w:u w:val="single"/>
-          </w:rPr>
-          <w:t>Bilangan 31:30–47</w:t>
-        </w:r>
-      </w:hyperlink>
+      <w:r>
+        <w:rPr>
+          <w:lang w:val="id_ID" w:bidi="id_ID"/>
+        </w:rPr>
+        <w:t>Bilangan 31:30–47</w:t>
+      </w:r>
       <w:r>
         <w:rPr>
           <w:lang w:val="id_ID" w:bidi="id_ID"/>
@@ -7824,18 +7110,12 @@
         </w:rPr>
         <w:t xml:space="preserve">Jumlah total 42.360 sesuai dengan </w:t>
       </w:r>
-      <w:hyperlink r:id="rId126">
-        <w:r>
-          <w:rPr>
-            <w:lang w:val="id_ID" w:bidi="id_ID"/>
-          </w:rPr>
-          <w:rPr>
-            <w:color w:val="0000EE"/>
-            <w:u w:val="single"/>
-          </w:rPr>
-          <w:t>Ezra 2:64</w:t>
-        </w:r>
-      </w:hyperlink>
+      <w:r>
+        <w:rPr>
+          <w:lang w:val="id_ID" w:bidi="id_ID"/>
+        </w:rPr>
+        <w:t>Ezra 2:64</w:t>
+      </w:r>
       <w:r>
         <w:rPr>
           <w:lang w:val="id_ID" w:bidi="id_ID"/>
@@ -7890,90 +7170,60 @@
         </w:rPr>
         <w:t>Beberapa pemimpin keluarga memberikan persembahan-persembahan, mengikuti tradisi leluhur mereka saat membangun Kemah Suci atau Bait suci (</w:t>
       </w:r>
-      <w:hyperlink r:id="rId127">
-        <w:r>
-          <w:rPr>
-            <w:lang w:val="id_ID" w:bidi="id_ID"/>
-          </w:rPr>
-          <w:rPr>
-            <w:color w:val="0000EE"/>
-            <w:u w:val="single"/>
-          </w:rPr>
-          <w:t>Keluaran 25:2–7</w:t>
-        </w:r>
-      </w:hyperlink>
+      <w:r>
+        <w:rPr>
+          <w:lang w:val="id_ID" w:bidi="id_ID"/>
+        </w:rPr>
+        <w:t>Keluaran 25:2–7</w:t>
+      </w:r>
       <w:r>
         <w:rPr>
           <w:lang w:val="id_ID" w:bidi="id_ID"/>
         </w:rPr>
         <w:t xml:space="preserve">; </w:t>
       </w:r>
-      <w:hyperlink r:id="rId128">
-        <w:r>
-          <w:rPr>
-            <w:lang w:val="id_ID" w:bidi="id_ID"/>
-          </w:rPr>
-          <w:rPr>
-            <w:color w:val="0000EE"/>
-            <w:u w:val="single"/>
-          </w:rPr>
-          <w:t>35:4–9</w:t>
-        </w:r>
-      </w:hyperlink>
+      <w:r>
+        <w:rPr>
+          <w:lang w:val="id_ID" w:bidi="id_ID"/>
+        </w:rPr>
+        <w:t>35:4–9</w:t>
+      </w:r>
       <w:r>
         <w:rPr>
           <w:lang w:val="id_ID" w:bidi="id_ID"/>
         </w:rPr>
         <w:t xml:space="preserve">; </w:t>
       </w:r>
-      <w:hyperlink r:id="rId129">
-        <w:r>
-          <w:rPr>
-            <w:lang w:val="id_ID" w:bidi="id_ID"/>
-          </w:rPr>
-          <w:rPr>
-            <w:color w:val="0000EE"/>
-            <w:u w:val="single"/>
-          </w:rPr>
-          <w:t>2 Raja-raja 12:1–21</w:t>
-        </w:r>
-      </w:hyperlink>
+      <w:r>
+        <w:rPr>
+          <w:lang w:val="id_ID" w:bidi="id_ID"/>
+        </w:rPr>
+        <w:t>2 Raja-raja 12:1–21</w:t>
+      </w:r>
       <w:r>
         <w:rPr>
           <w:lang w:val="id_ID" w:bidi="id_ID"/>
         </w:rPr>
         <w:t>). Uang ini ditambahkan ke persembahan dari bangsa Israel yang tetap tinggal di Babel (</w:t>
       </w:r>
-      <w:hyperlink r:id="rId130">
-        <w:r>
-          <w:rPr>
-            <w:lang w:val="id_ID" w:bidi="id_ID"/>
-          </w:rPr>
-          <w:rPr>
-            <w:color w:val="0000EE"/>
-            <w:u w:val="single"/>
-          </w:rPr>
-          <w:t>Ezra 1:6</w:t>
-        </w:r>
-      </w:hyperlink>
+      <w:r>
+        <w:rPr>
+          <w:lang w:val="id_ID" w:bidi="id_ID"/>
+        </w:rPr>
+        <w:t>Ezra 1:6</w:t>
+      </w:r>
       <w:r>
         <w:rPr>
           <w:lang w:val="id_ID" w:bidi="id_ID"/>
         </w:rPr>
         <w:t>) dan dari raja-raja Persia (</w:t>
       </w:r>
-      <w:hyperlink r:id="rId131">
-        <w:r>
-          <w:rPr>
-            <w:lang w:val="id_ID" w:bidi="id_ID"/>
-          </w:rPr>
-          <w:rPr>
-            <w:color w:val="0000EE"/>
-            <w:u w:val="single"/>
-          </w:rPr>
-          <w:t>Ezra 6:8</w:t>
-        </w:r>
-      </w:hyperlink>
+      <w:r>
+        <w:rPr>
+          <w:lang w:val="id_ID" w:bidi="id_ID"/>
+        </w:rPr>
+        <w:t>Ezra 6:8</w:t>
+      </w:r>
       <w:r>
         <w:rPr>
           <w:lang w:val="id_ID" w:bidi="id_ID"/>
@@ -8131,36 +7381,24 @@
         </w:rPr>
         <w:t>Gerbang Air terletak di tengah tembok timur Yerusalem, di selatan Bait Suci dan di timur reruntuhan istana (</w:t>
       </w:r>
-      <w:hyperlink r:id="rId132">
-        <w:r>
-          <w:rPr>
-            <w:lang w:val="id_ID" w:bidi="id_ID"/>
-          </w:rPr>
-          <w:rPr>
-            <w:color w:val="0000EE"/>
-            <w:u w:val="single"/>
-          </w:rPr>
-          <w:t>Nehemia 3:26</w:t>
-        </w:r>
-      </w:hyperlink>
+      <w:r>
+        <w:rPr>
+          <w:lang w:val="id_ID" w:bidi="id_ID"/>
+        </w:rPr>
+        <w:t>Nehemia 3:26</w:t>
+      </w:r>
       <w:r>
         <w:rPr>
           <w:lang w:val="id_ID" w:bidi="id_ID"/>
         </w:rPr>
         <w:t xml:space="preserve">; </w:t>
       </w:r>
-      <w:hyperlink r:id="rId133">
-        <w:r>
-          <w:rPr>
-            <w:lang w:val="id_ID" w:bidi="id_ID"/>
-          </w:rPr>
-          <w:rPr>
-            <w:color w:val="0000EE"/>
-            <w:u w:val="single"/>
-          </w:rPr>
-          <w:t>12:37</w:t>
-        </w:r>
-      </w:hyperlink>
+      <w:r>
+        <w:rPr>
+          <w:lang w:val="id_ID" w:bidi="id_ID"/>
+        </w:rPr>
+        <w:t>12:37</w:t>
+      </w:r>
       <w:r>
         <w:rPr>
           <w:lang w:val="id_ID" w:bidi="id_ID"/>
@@ -8222,18 +7460,12 @@
         </w:rPr>
         <w:t>: Orang-orang berkumpul untuk merayakan Hari Raya Serunai (</w:t>
       </w:r>
-      <w:hyperlink r:id="rId134">
-        <w:r>
-          <w:rPr>
-            <w:lang w:val="id_ID" w:bidi="id_ID"/>
-          </w:rPr>
-          <w:rPr>
-            <w:color w:val="0000EE"/>
-            <w:u w:val="single"/>
-          </w:rPr>
-          <w:t>Imamat 23:24–25</w:t>
-        </w:r>
-      </w:hyperlink>
+      <w:r>
+        <w:rPr>
+          <w:lang w:val="id_ID" w:bidi="id_ID"/>
+        </w:rPr>
+        <w:t>Imamat 23:24–25</w:t>
+      </w:r>
       <w:r>
         <w:rPr>
           <w:lang w:val="id_ID" w:bidi="id_ID"/>
@@ -8298,18 +7530,12 @@
         </w:rPr>
         <w:t xml:space="preserve"> dari pagi hingga siang hari atau sekitar enam jam untuk membaca dan menjelaskan artinya (</w:t>
       </w:r>
-      <w:hyperlink r:id="rId135">
-        <w:r>
-          <w:rPr>
-            <w:lang w:val="id_ID" w:bidi="id_ID"/>
-          </w:rPr>
-          <w:rPr>
-            <w:color w:val="0000EE"/>
-            <w:u w:val="single"/>
-          </w:rPr>
-          <w:t>Nehemia 8:7–8</w:t>
-        </w:r>
-      </w:hyperlink>
+      <w:r>
+        <w:rPr>
+          <w:lang w:val="id_ID" w:bidi="id_ID"/>
+        </w:rPr>
+        <w:t>Nehemia 8:7–8</w:t>
+      </w:r>
       <w:r>
         <w:rPr>
           <w:lang w:val="id_ID" w:bidi="id_ID"/>
@@ -8341,54 +7567,36 @@
         </w:rPr>
         <w:t xml:space="preserve"> (lihat juga </w:t>
       </w:r>
-      <w:hyperlink r:id="rId136">
-        <w:r>
-          <w:rPr>
-            <w:lang w:val="id_ID" w:bidi="id_ID"/>
-          </w:rPr>
-          <w:rPr>
-            <w:color w:val="0000EE"/>
-            <w:u w:val="single"/>
-          </w:rPr>
-          <w:t>Nehemia 8:2</w:t>
-        </w:r>
-      </w:hyperlink>
+      <w:r>
+        <w:rPr>
+          <w:lang w:val="id_ID" w:bidi="id_ID"/>
+        </w:rPr>
+        <w:t>Nehemia 8:2</w:t>
+      </w:r>
       <w:r>
         <w:rPr>
           <w:lang w:val="id_ID" w:bidi="id_ID"/>
         </w:rPr>
         <w:t xml:space="preserve">, </w:t>
       </w:r>
-      <w:hyperlink r:id="rId137">
-        <w:r>
-          <w:rPr>
-            <w:lang w:val="id_ID" w:bidi="id_ID"/>
-          </w:rPr>
-          <w:rPr>
-            <w:color w:val="0000EE"/>
-            <w:u w:val="single"/>
-          </w:rPr>
-          <w:t>8</w:t>
-        </w:r>
-      </w:hyperlink>
+      <w:r>
+        <w:rPr>
+          <w:lang w:val="id_ID" w:bidi="id_ID"/>
+        </w:rPr>
+        <w:t>8</w:t>
+      </w:r>
       <w:r>
         <w:rPr>
           <w:lang w:val="id_ID" w:bidi="id_ID"/>
         </w:rPr>
         <w:t xml:space="preserve">, </w:t>
       </w:r>
-      <w:hyperlink r:id="rId138">
-        <w:r>
-          <w:rPr>
-            <w:lang w:val="id_ID" w:bidi="id_ID"/>
-          </w:rPr>
-          <w:rPr>
-            <w:color w:val="0000EE"/>
-            <w:u w:val="single"/>
-          </w:rPr>
-          <w:t>12</w:t>
-        </w:r>
-      </w:hyperlink>
+      <w:r>
+        <w:rPr>
+          <w:lang w:val="id_ID" w:bidi="id_ID"/>
+        </w:rPr>
+        <w:t>12</w:t>
+      </w:r>
       <w:r>
         <w:rPr>
           <w:lang w:val="id_ID" w:bidi="id_ID"/>
@@ -8491,18 +7699,12 @@
         </w:rPr>
         <w:t>Semua orang bangkit berdiri untuk menunjukkan rasa hormat terhadap firman Allah (</w:t>
       </w:r>
-      <w:hyperlink r:id="rId139">
-        <w:r>
-          <w:rPr>
-            <w:lang w:val="id_ID" w:bidi="id_ID"/>
-          </w:rPr>
-          <w:rPr>
-            <w:color w:val="0000EE"/>
-            <w:u w:val="single"/>
-          </w:rPr>
-          <w:t>Ayub 29:8</w:t>
-        </w:r>
-      </w:hyperlink>
+      <w:r>
+        <w:rPr>
+          <w:lang w:val="id_ID" w:bidi="id_ID"/>
+        </w:rPr>
+        <w:t>Ayub 29:8</w:t>
+      </w:r>
       <w:r>
         <w:rPr>
           <w:lang w:val="id_ID" w:bidi="id_ID"/>
@@ -8568,90 +7770,60 @@
         </w:rPr>
         <w:t xml:space="preserve">: Lihat juga </w:t>
       </w:r>
-      <w:hyperlink r:id="rId24">
-        <w:r>
-          <w:rPr>
-            <w:lang w:val="id_ID" w:bidi="id_ID"/>
-          </w:rPr>
-          <w:rPr>
-            <w:color w:val="0000EE"/>
-            <w:u w:val="single"/>
-          </w:rPr>
-          <w:t>Nehemia 1:5</w:t>
-        </w:r>
-      </w:hyperlink>
+      <w:r>
+        <w:rPr>
+          <w:lang w:val="id_ID" w:bidi="id_ID"/>
+        </w:rPr>
+        <w:t>Nehemia 1:5</w:t>
+      </w:r>
       <w:r>
         <w:rPr>
           <w:lang w:val="id_ID" w:bidi="id_ID"/>
         </w:rPr>
         <w:t xml:space="preserve">; </w:t>
       </w:r>
-      <w:hyperlink r:id="rId140">
-        <w:r>
-          <w:rPr>
-            <w:lang w:val="id_ID" w:bidi="id_ID"/>
-          </w:rPr>
-          <w:rPr>
-            <w:color w:val="0000EE"/>
-            <w:u w:val="single"/>
-          </w:rPr>
-          <w:t>9:32</w:t>
-        </w:r>
-      </w:hyperlink>
+      <w:r>
+        <w:rPr>
+          <w:lang w:val="id_ID" w:bidi="id_ID"/>
+        </w:rPr>
+        <w:t>9:32</w:t>
+      </w:r>
       <w:r>
         <w:rPr>
           <w:lang w:val="id_ID" w:bidi="id_ID"/>
         </w:rPr>
         <w:t xml:space="preserve">; </w:t>
       </w:r>
-      <w:hyperlink r:id="rId141">
-        <w:r>
-          <w:rPr>
-            <w:lang w:val="id_ID" w:bidi="id_ID"/>
-          </w:rPr>
-          <w:rPr>
-            <w:color w:val="0000EE"/>
-            <w:u w:val="single"/>
-          </w:rPr>
-          <w:t>Ulangan 10:17</w:t>
-        </w:r>
-      </w:hyperlink>
+      <w:r>
+        <w:rPr>
+          <w:lang w:val="id_ID" w:bidi="id_ID"/>
+        </w:rPr>
+        <w:t>Ulangan 10:17</w:t>
+      </w:r>
       <w:r>
         <w:rPr>
           <w:lang w:val="id_ID" w:bidi="id_ID"/>
         </w:rPr>
         <w:t xml:space="preserve">; </w:t>
       </w:r>
-      <w:hyperlink r:id="rId142">
-        <w:r>
-          <w:rPr>
-            <w:lang w:val="id_ID" w:bidi="id_ID"/>
-          </w:rPr>
-          <w:rPr>
-            <w:color w:val="0000EE"/>
-            <w:u w:val="single"/>
-          </w:rPr>
-          <w:t>Yeremia 32:18</w:t>
-        </w:r>
-      </w:hyperlink>
+      <w:r>
+        <w:rPr>
+          <w:lang w:val="id_ID" w:bidi="id_ID"/>
+        </w:rPr>
+        <w:t>Yeremia 32:18</w:t>
+      </w:r>
       <w:r>
         <w:rPr>
           <w:lang w:val="id_ID" w:bidi="id_ID"/>
         </w:rPr>
         <w:t xml:space="preserve">; </w:t>
       </w:r>
-      <w:hyperlink r:id="rId143">
-        <w:r>
-          <w:rPr>
-            <w:lang w:val="id_ID" w:bidi="id_ID"/>
-          </w:rPr>
-          <w:rPr>
-            <w:color w:val="0000EE"/>
-            <w:u w:val="single"/>
-          </w:rPr>
-          <w:t>Daniel 9:4</w:t>
-        </w:r>
-      </w:hyperlink>
+      <w:r>
+        <w:rPr>
+          <w:lang w:val="id_ID" w:bidi="id_ID"/>
+        </w:rPr>
+        <w:t>Daniel 9:4</w:t>
+      </w:r>
       <w:r>
         <w:rPr>
           <w:lang w:val="id_ID" w:bidi="id_ID"/>
@@ -8683,36 +7855,24 @@
         </w:rPr>
         <w:t xml:space="preserve"> Ini adalah pernyataan persetujuan (lihat </w:t>
       </w:r>
-      <w:hyperlink r:id="rId144">
-        <w:r>
-          <w:rPr>
-            <w:lang w:val="id_ID" w:bidi="id_ID"/>
-          </w:rPr>
-          <w:rPr>
-            <w:color w:val="0000EE"/>
-            <w:u w:val="single"/>
-          </w:rPr>
-          <w:t>Nehemia 5:13</w:t>
-        </w:r>
-      </w:hyperlink>
+      <w:r>
+        <w:rPr>
+          <w:lang w:val="id_ID" w:bidi="id_ID"/>
+        </w:rPr>
+        <w:t>Nehemia 5:13</w:t>
+      </w:r>
       <w:r>
         <w:rPr>
           <w:lang w:val="id_ID" w:bidi="id_ID"/>
         </w:rPr>
         <w:t>). Mengangkat tangan (</w:t>
       </w:r>
-      <w:hyperlink r:id="rId145">
-        <w:r>
-          <w:rPr>
-            <w:lang w:val="id_ID" w:bidi="id_ID"/>
-          </w:rPr>
-          <w:rPr>
-            <w:color w:val="0000EE"/>
-            <w:u w:val="single"/>
-          </w:rPr>
-          <w:t>Mazmur 28:2</w:t>
-        </w:r>
-      </w:hyperlink>
+      <w:r>
+        <w:rPr>
+          <w:lang w:val="id_ID" w:bidi="id_ID"/>
+        </w:rPr>
+        <w:t>Mazmur 28:2</w:t>
+      </w:r>
       <w:r>
         <w:rPr>
           <w:lang w:val="id_ID" w:bidi="id_ID"/>
@@ -8767,36 +7927,24 @@
         </w:rPr>
         <w:t>Orang Lewi bertanggung jawab mengajarkan firman Allah kepada umat Israel (</w:t>
       </w:r>
-      <w:hyperlink r:id="rId146">
-        <w:r>
-          <w:rPr>
-            <w:lang w:val="id_ID" w:bidi="id_ID"/>
-          </w:rPr>
-          <w:rPr>
-            <w:color w:val="0000EE"/>
-            <w:u w:val="single"/>
-          </w:rPr>
-          <w:t>Ulangan 33:10</w:t>
-        </w:r>
-      </w:hyperlink>
+      <w:r>
+        <w:rPr>
+          <w:lang w:val="id_ID" w:bidi="id_ID"/>
+        </w:rPr>
+        <w:t>Ulangan 33:10</w:t>
+      </w:r>
       <w:r>
         <w:rPr>
           <w:lang w:val="id_ID" w:bidi="id_ID"/>
         </w:rPr>
         <w:t xml:space="preserve">; </w:t>
       </w:r>
-      <w:hyperlink r:id="rId147">
-        <w:r>
-          <w:rPr>
-            <w:lang w:val="id_ID" w:bidi="id_ID"/>
-          </w:rPr>
-          <w:rPr>
-            <w:color w:val="0000EE"/>
-            <w:u w:val="single"/>
-          </w:rPr>
-          <w:t>Maleakhi 2:5–6</w:t>
-        </w:r>
-      </w:hyperlink>
+      <w:r>
+        <w:rPr>
+          <w:lang w:val="id_ID" w:bidi="id_ID"/>
+        </w:rPr>
+        <w:t>Maleakhi 2:5–6</w:t>
+      </w:r>
       <w:r>
         <w:rPr>
           <w:lang w:val="id_ID" w:bidi="id_ID"/>
@@ -8899,54 +8047,36 @@
         </w:rPr>
         <w:t xml:space="preserve">: Allah menggerakkan hati orang-orang, membuat mereka menyesal karena tidak mengikuti hukum-hukum-Nya. Meskipun menangis adalah reaksi yang tepat terhadap dosa (lihat </w:t>
       </w:r>
-      <w:hyperlink r:id="rId148">
-        <w:r>
-          <w:rPr>
-            <w:lang w:val="id_ID" w:bidi="id_ID"/>
-          </w:rPr>
-          <w:rPr>
-            <w:color w:val="0000EE"/>
-            <w:u w:val="single"/>
-          </w:rPr>
-          <w:t>Yehezkiel 9:4</w:t>
-        </w:r>
-      </w:hyperlink>
+      <w:r>
+        <w:rPr>
+          <w:lang w:val="id_ID" w:bidi="id_ID"/>
+        </w:rPr>
+        <w:t>Yehezkiel 9:4</w:t>
+      </w:r>
       <w:r>
         <w:rPr>
           <w:lang w:val="id_ID" w:bidi="id_ID"/>
         </w:rPr>
         <w:t xml:space="preserve">; </w:t>
       </w:r>
-      <w:hyperlink r:id="rId149">
-        <w:r>
-          <w:rPr>
-            <w:lang w:val="id_ID" w:bidi="id_ID"/>
-          </w:rPr>
-          <w:rPr>
-            <w:color w:val="0000EE"/>
-            <w:u w:val="single"/>
-          </w:rPr>
-          <w:t>Lukas 6:21</w:t>
-        </w:r>
-      </w:hyperlink>
+      <w:r>
+        <w:rPr>
+          <w:lang w:val="id_ID" w:bidi="id_ID"/>
+        </w:rPr>
+        <w:t>Lukas 6:21</w:t>
+      </w:r>
       <w:r>
         <w:rPr>
           <w:lang w:val="id_ID" w:bidi="id_ID"/>
         </w:rPr>
         <w:t>), Ezra dan Nehemia mendorong orang-orang untuk merayakan apa yang telah Allah lakukan. Perayaan Tahun Baru ini dimaksudkan untuk dipenuhi dengan sukacita (</w:t>
       </w:r>
-      <w:hyperlink r:id="rId150">
-        <w:r>
-          <w:rPr>
-            <w:lang w:val="id_ID" w:bidi="id_ID"/>
-          </w:rPr>
-          <w:rPr>
-            <w:color w:val="0000EE"/>
-            <w:u w:val="single"/>
-          </w:rPr>
-          <w:t>Bilangan 29:1–6</w:t>
-        </w:r>
-      </w:hyperlink>
+      <w:r>
+        <w:rPr>
+          <w:lang w:val="id_ID" w:bidi="id_ID"/>
+        </w:rPr>
+        <w:t>Bilangan 29:1–6</w:t>
+      </w:r>
       <w:r>
         <w:rPr>
           <w:lang w:val="id_ID" w:bidi="id_ID"/>
@@ -9023,18 +8153,12 @@
         </w:rPr>
         <w:t xml:space="preserve">Minuman manis merujuk pada sari buah yang tidak difermentasi, berbeda dengan cuka yang diminum oleh pekerja biasa (lihat </w:t>
       </w:r>
-      <w:hyperlink r:id="rId151">
-        <w:r>
-          <w:rPr>
-            <w:lang w:val="id_ID" w:bidi="id_ID"/>
-          </w:rPr>
-          <w:rPr>
-            <w:color w:val="0000EE"/>
-            <w:u w:val="single"/>
-          </w:rPr>
-          <w:t>Rut 2:14</w:t>
-        </w:r>
-      </w:hyperlink>
+      <w:r>
+        <w:rPr>
+          <w:lang w:val="id_ID" w:bidi="id_ID"/>
+        </w:rPr>
+        <w:t>Rut 2:14</w:t>
+      </w:r>
       <w:r>
         <w:rPr>
           <w:lang w:val="id_ID" w:bidi="id_ID"/>
@@ -9059,90 +8183,60 @@
         </w:rPr>
         <w:t xml:space="preserve">Adalah baik untuk berbagi dengan orang yang membutuhkan (lihat </w:t>
       </w:r>
-      <w:hyperlink r:id="rId152">
-        <w:r>
-          <w:rPr>
-            <w:lang w:val="id_ID" w:bidi="id_ID"/>
-          </w:rPr>
-          <w:rPr>
-            <w:color w:val="0000EE"/>
-            <w:u w:val="single"/>
-          </w:rPr>
-          <w:t>Ulangan 15:11</w:t>
-        </w:r>
-      </w:hyperlink>
+      <w:r>
+        <w:rPr>
+          <w:lang w:val="id_ID" w:bidi="id_ID"/>
+        </w:rPr>
+        <w:t>Ulangan 15:11</w:t>
+      </w:r>
       <w:r>
         <w:rPr>
           <w:lang w:val="id_ID" w:bidi="id_ID"/>
         </w:rPr>
         <w:t xml:space="preserve">; </w:t>
       </w:r>
-      <w:hyperlink r:id="rId153">
-        <w:r>
-          <w:rPr>
-            <w:lang w:val="id_ID" w:bidi="id_ID"/>
-          </w:rPr>
-          <w:rPr>
-            <w:color w:val="0000EE"/>
-            <w:u w:val="single"/>
-          </w:rPr>
-          <w:t>Ayub 29:16</w:t>
-        </w:r>
-      </w:hyperlink>
+      <w:r>
+        <w:rPr>
+          <w:lang w:val="id_ID" w:bidi="id_ID"/>
+        </w:rPr>
+        <w:t>Ayub 29:16</w:t>
+      </w:r>
       <w:r>
         <w:rPr>
           <w:lang w:val="id_ID" w:bidi="id_ID"/>
         </w:rPr>
         <w:t xml:space="preserve">; </w:t>
       </w:r>
-      <w:hyperlink r:id="rId154">
-        <w:r>
-          <w:rPr>
-            <w:lang w:val="id_ID" w:bidi="id_ID"/>
-          </w:rPr>
-          <w:rPr>
-            <w:color w:val="0000EE"/>
-            <w:u w:val="single"/>
-          </w:rPr>
-          <w:t>Amsal 31:20</w:t>
-        </w:r>
-      </w:hyperlink>
+      <w:r>
+        <w:rPr>
+          <w:lang w:val="id_ID" w:bidi="id_ID"/>
+        </w:rPr>
+        <w:t>Amsal 31:20</w:t>
+      </w:r>
       <w:r>
         <w:rPr>
           <w:lang w:val="id_ID" w:bidi="id_ID"/>
         </w:rPr>
         <w:t xml:space="preserve">; </w:t>
       </w:r>
-      <w:hyperlink r:id="rId155">
-        <w:r>
-          <w:rPr>
-            <w:lang w:val="id_ID" w:bidi="id_ID"/>
-          </w:rPr>
-          <w:rPr>
-            <w:color w:val="0000EE"/>
-            <w:u w:val="single"/>
-          </w:rPr>
-          <w:t>Matius 6:2–3</w:t>
-        </w:r>
-      </w:hyperlink>
+      <w:r>
+        <w:rPr>
+          <w:lang w:val="id_ID" w:bidi="id_ID"/>
+        </w:rPr>
+        <w:t>Matius 6:2–3</w:t>
+      </w:r>
       <w:r>
         <w:rPr>
           <w:lang w:val="id_ID" w:bidi="id_ID"/>
         </w:rPr>
         <w:t xml:space="preserve">; </w:t>
       </w:r>
-      <w:hyperlink r:id="rId156">
-        <w:r>
-          <w:rPr>
-            <w:lang w:val="id_ID" w:bidi="id_ID"/>
-          </w:rPr>
-          <w:rPr>
-            <w:color w:val="0000EE"/>
-            <w:u w:val="single"/>
-          </w:rPr>
-          <w:t>Kisah Para Rasul 4:34–35</w:t>
-        </w:r>
-      </w:hyperlink>
+      <w:r>
+        <w:rPr>
+          <w:lang w:val="id_ID" w:bidi="id_ID"/>
+        </w:rPr>
+        <w:t>Kisah Para Rasul 4:34–35</w:t>
+      </w:r>
       <w:r>
         <w:rPr>
           <w:lang w:val="id_ID" w:bidi="id_ID"/>
@@ -9204,54 +8298,36 @@
         </w:rPr>
         <w:t>: Hari Raya Pondok Daun memperingati masa ketika orang-orang Israel tinggal di tenda selama perjalanan mereka melintasi padang gurun (</w:t>
       </w:r>
-      <w:hyperlink r:id="rId157">
-        <w:r>
-          <w:rPr>
-            <w:lang w:val="id_ID" w:bidi="id_ID"/>
-          </w:rPr>
-          <w:rPr>
-            <w:color w:val="0000EE"/>
-            <w:u w:val="single"/>
-          </w:rPr>
-          <w:t>Imamat 23:33–43</w:t>
-        </w:r>
-      </w:hyperlink>
+      <w:r>
+        <w:rPr>
+          <w:lang w:val="id_ID" w:bidi="id_ID"/>
+        </w:rPr>
+        <w:t>Imamat 23:33–43</w:t>
+      </w:r>
       <w:r>
         <w:rPr>
           <w:lang w:val="id_ID" w:bidi="id_ID"/>
         </w:rPr>
         <w:t xml:space="preserve">; lihat juga </w:t>
       </w:r>
-      <w:hyperlink r:id="rId158">
-        <w:r>
-          <w:rPr>
-            <w:lang w:val="id_ID" w:bidi="id_ID"/>
-          </w:rPr>
-          <w:rPr>
-            <w:color w:val="0000EE"/>
-            <w:u w:val="single"/>
-          </w:rPr>
-          <w:t>Bilangan 29:12–39</w:t>
-        </w:r>
-      </w:hyperlink>
+      <w:r>
+        <w:rPr>
+          <w:lang w:val="id_ID" w:bidi="id_ID"/>
+        </w:rPr>
+        <w:t>Bilangan 29:12–39</w:t>
+      </w:r>
       <w:r>
         <w:rPr>
           <w:lang w:val="id_ID" w:bidi="id_ID"/>
         </w:rPr>
         <w:t xml:space="preserve">; </w:t>
       </w:r>
-      <w:hyperlink r:id="rId159">
-        <w:r>
-          <w:rPr>
-            <w:lang w:val="id_ID" w:bidi="id_ID"/>
-          </w:rPr>
-          <w:rPr>
-            <w:color w:val="0000EE"/>
-            <w:u w:val="single"/>
-          </w:rPr>
-          <w:t>Ulangan 16:13–15</w:t>
-        </w:r>
-      </w:hyperlink>
+      <w:r>
+        <w:rPr>
+          <w:lang w:val="id_ID" w:bidi="id_ID"/>
+        </w:rPr>
+        <w:t>Ulangan 16:13–15</w:t>
+      </w:r>
       <w:r>
         <w:rPr>
           <w:lang w:val="id_ID" w:bidi="id_ID"/>
@@ -9306,18 +8382,12 @@
         </w:rPr>
         <w:t xml:space="preserve">Gerbang Efraim kemungkinan terletak di sisi utara Yerusalem, menghadap wilayah suku Efraim (lihat </w:t>
       </w:r>
-      <w:hyperlink r:id="rId46">
-        <w:r>
-          <w:rPr>
-            <w:lang w:val="id_ID" w:bidi="id_ID"/>
-          </w:rPr>
-          <w:rPr>
-            <w:color w:val="0000EE"/>
-            <w:u w:val="single"/>
-          </w:rPr>
-          <w:t>Nehemia 12:39</w:t>
-        </w:r>
-      </w:hyperlink>
+      <w:r>
+        <w:rPr>
+          <w:lang w:val="id_ID" w:bidi="id_ID"/>
+        </w:rPr>
+        <w:t>Nehemia 12:39</w:t>
+      </w:r>
       <w:r>
         <w:rPr>
           <w:lang w:val="id_ID" w:bidi="id_ID"/>
@@ -9379,108 +8449,72 @@
         </w:rPr>
         <w:t>: Israel telah merayakan perayaan ini berkali-kali (</w:t>
       </w:r>
-      <w:hyperlink r:id="rId160">
-        <w:r>
-          <w:rPr>
-            <w:lang w:val="id_ID" w:bidi="id_ID"/>
-          </w:rPr>
-          <w:rPr>
-            <w:color w:val="0000EE"/>
-            <w:u w:val="single"/>
-          </w:rPr>
-          <w:t>1 Raja-raja 8:2</w:t>
-        </w:r>
-      </w:hyperlink>
+      <w:r>
+        <w:rPr>
+          <w:lang w:val="id_ID" w:bidi="id_ID"/>
+        </w:rPr>
+        <w:t>1 Raja-raja 8:2</w:t>
+      </w:r>
       <w:r>
         <w:rPr>
           <w:lang w:val="id_ID" w:bidi="id_ID"/>
         </w:rPr>
         <w:t xml:space="preserve">; </w:t>
       </w:r>
-      <w:hyperlink r:id="rId161">
-        <w:r>
-          <w:rPr>
-            <w:lang w:val="id_ID" w:bidi="id_ID"/>
-          </w:rPr>
-          <w:rPr>
-            <w:color w:val="0000EE"/>
-            <w:u w:val="single"/>
-          </w:rPr>
-          <w:t>2 Raja-raja 23:22</w:t>
-        </w:r>
-      </w:hyperlink>
+      <w:r>
+        <w:rPr>
+          <w:lang w:val="id_ID" w:bidi="id_ID"/>
+        </w:rPr>
+        <w:t>2 Raja-raja 23:22</w:t>
+      </w:r>
       <w:r>
         <w:rPr>
           <w:lang w:val="id_ID" w:bidi="id_ID"/>
         </w:rPr>
         <w:t xml:space="preserve">; </w:t>
       </w:r>
-      <w:hyperlink r:id="rId162">
-        <w:r>
-          <w:rPr>
-            <w:lang w:val="id_ID" w:bidi="id_ID"/>
-          </w:rPr>
-          <w:rPr>
-            <w:color w:val="0000EE"/>
-            <w:u w:val="single"/>
-          </w:rPr>
-          <w:t>2 Tawarikh 7:8–10</w:t>
-        </w:r>
-      </w:hyperlink>
+      <w:r>
+        <w:rPr>
+          <w:lang w:val="id_ID" w:bidi="id_ID"/>
+        </w:rPr>
+        <w:t>2 Tawarikh 7:8–10</w:t>
+      </w:r>
       <w:r>
         <w:rPr>
           <w:lang w:val="id_ID" w:bidi="id_ID"/>
         </w:rPr>
         <w:t xml:space="preserve">; </w:t>
       </w:r>
-      <w:hyperlink r:id="rId163">
-        <w:r>
-          <w:rPr>
-            <w:lang w:val="id_ID" w:bidi="id_ID"/>
-          </w:rPr>
-          <w:rPr>
-            <w:color w:val="0000EE"/>
-            <w:u w:val="single"/>
-          </w:rPr>
-          <w:t>30:26</w:t>
-        </w:r>
-      </w:hyperlink>
+      <w:r>
+        <w:rPr>
+          <w:lang w:val="id_ID" w:bidi="id_ID"/>
+        </w:rPr>
+        <w:t>30:26</w:t>
+      </w:r>
       <w:r>
         <w:rPr>
           <w:lang w:val="id_ID" w:bidi="id_ID"/>
         </w:rPr>
         <w:t xml:space="preserve">; </w:t>
       </w:r>
-      <w:hyperlink r:id="rId164">
-        <w:r>
-          <w:rPr>
-            <w:lang w:val="id_ID" w:bidi="id_ID"/>
-          </w:rPr>
-          <w:rPr>
-            <w:color w:val="0000EE"/>
-            <w:u w:val="single"/>
-          </w:rPr>
-          <w:t>35:18</w:t>
-        </w:r>
-      </w:hyperlink>
+      <w:r>
+        <w:rPr>
+          <w:lang w:val="id_ID" w:bidi="id_ID"/>
+        </w:rPr>
+        <w:t>35:18</w:t>
+      </w:r>
       <w:r>
         <w:rPr>
           <w:lang w:val="id_ID" w:bidi="id_ID"/>
         </w:rPr>
         <w:t xml:space="preserve">; </w:t>
       </w:r>
-      <w:hyperlink r:id="rId165">
-        <w:r>
-          <w:rPr>
-            <w:lang w:val="id_ID" w:bidi="id_ID"/>
-          </w:rPr>
-          <w:rPr>
-            <w:color w:val="0000EE"/>
-            <w:u w:val="single"/>
-          </w:rPr>
-          <w:t>Ezra 3:4</w:t>
-        </w:r>
-      </w:hyperlink>
+      <w:r>
+        <w:rPr>
+          <w:lang w:val="id_ID" w:bidi="id_ID"/>
+        </w:rPr>
+        <w:t>Ezra 3:4</w:t>
+      </w:r>
       <w:r>
         <w:rPr>
           <w:lang w:val="id_ID" w:bidi="id_ID"/>
@@ -9541,18 +8575,12 @@
         </w:rPr>
         <w:t>: Hukum tersebut dibacakan setiap tujuh tahun sekali pada Hari Raya Pondok Daun (</w:t>
       </w:r>
-      <w:hyperlink r:id="rId166">
-        <w:r>
-          <w:rPr>
-            <w:lang w:val="id_ID" w:bidi="id_ID"/>
-          </w:rPr>
-          <w:rPr>
-            <w:color w:val="0000EE"/>
-            <w:u w:val="single"/>
-          </w:rPr>
-          <w:t>Ulangan 31:10–12</w:t>
-        </w:r>
-      </w:hyperlink>
+      <w:r>
+        <w:rPr>
+          <w:lang w:val="id_ID" w:bidi="id_ID"/>
+        </w:rPr>
+        <w:t>Ulangan 31:10–12</w:t>
+      </w:r>
       <w:r>
         <w:rPr>
           <w:lang w:val="id_ID" w:bidi="id_ID"/>
@@ -9613,18 +8641,12 @@
         </w:rPr>
         <w:t xml:space="preserve">: Ini mungkin merujuk pada masalah pernikahan campur dengan orang asing, seperti yang dijelaskan dalam </w:t>
       </w:r>
-      <w:hyperlink r:id="rId167">
-        <w:r>
-          <w:rPr>
-            <w:lang w:val="id_ID" w:bidi="id_ID"/>
-          </w:rPr>
-          <w:rPr>
-            <w:color w:val="0000EE"/>
-            <w:u w:val="single"/>
-          </w:rPr>
-          <w:t>Ezra 9–10</w:t>
-        </w:r>
-      </w:hyperlink>
+      <w:r>
+        <w:rPr>
+          <w:lang w:val="id_ID" w:bidi="id_ID"/>
+        </w:rPr>
+        <w:t>Ezra 9–10</w:t>
+      </w:r>
       <w:r>
         <w:rPr>
           <w:lang w:val="id_ID" w:bidi="id_ID"/>
@@ -9679,54 +8701,36 @@
         </w:rPr>
         <w:t xml:space="preserve">Mereka mengakui dosa-dosa mereka setelah mendengarkan firman Allah (lihat </w:t>
       </w:r>
-      <w:hyperlink r:id="rId168">
-        <w:r>
-          <w:rPr>
-            <w:lang w:val="id_ID" w:bidi="id_ID"/>
-          </w:rPr>
-          <w:rPr>
-            <w:color w:val="0000EE"/>
-            <w:u w:val="single"/>
-          </w:rPr>
-          <w:t>Nehemia 8:1–9</w:t>
-        </w:r>
-      </w:hyperlink>
+      <w:r>
+        <w:rPr>
+          <w:lang w:val="id_ID" w:bidi="id_ID"/>
+        </w:rPr>
+        <w:t>Nehemia 8:1–9</w:t>
+      </w:r>
       <w:r>
         <w:rPr>
           <w:lang w:val="id_ID" w:bidi="id_ID"/>
         </w:rPr>
         <w:t xml:space="preserve">, </w:t>
       </w:r>
-      <w:hyperlink r:id="rId169">
-        <w:r>
-          <w:rPr>
-            <w:lang w:val="id_ID" w:bidi="id_ID"/>
-          </w:rPr>
-          <w:rPr>
-            <w:color w:val="0000EE"/>
-            <w:u w:val="single"/>
-          </w:rPr>
-          <w:t>13–14</w:t>
-        </w:r>
-      </w:hyperlink>
+      <w:r>
+        <w:rPr>
+          <w:lang w:val="id_ID" w:bidi="id_ID"/>
+        </w:rPr>
+        <w:t>13–14</w:t>
+      </w:r>
       <w:r>
         <w:rPr>
           <w:lang w:val="id_ID" w:bidi="id_ID"/>
         </w:rPr>
         <w:t xml:space="preserve">, </w:t>
       </w:r>
-      <w:hyperlink r:id="rId170">
-        <w:r>
-          <w:rPr>
-            <w:lang w:val="id_ID" w:bidi="id_ID"/>
-          </w:rPr>
-          <w:rPr>
-            <w:color w:val="0000EE"/>
-            <w:u w:val="single"/>
-          </w:rPr>
-          <w:t>18</w:t>
-        </w:r>
-      </w:hyperlink>
+      <w:r>
+        <w:rPr>
+          <w:lang w:val="id_ID" w:bidi="id_ID"/>
+        </w:rPr>
+        <w:t>18</w:t>
+      </w:r>
       <w:r>
         <w:rPr>
           <w:lang w:val="id_ID" w:bidi="id_ID"/>
@@ -9829,36 +8833,24 @@
         </w:rPr>
         <w:t xml:space="preserve">Doa panjang ini mengakui dosa-dosa bangsa dan memuji Allah atas belas kasih-Nya sepanjang sejarah (bandingkan </w:t>
       </w:r>
-      <w:hyperlink r:id="rId171">
-        <w:r>
-          <w:rPr>
-            <w:lang w:val="id_ID" w:bidi="id_ID"/>
-          </w:rPr>
-          <w:rPr>
-            <w:color w:val="0000EE"/>
-            <w:u w:val="single"/>
-          </w:rPr>
-          <w:t>Mazmur 105–106</w:t>
-        </w:r>
-      </w:hyperlink>
+      <w:r>
+        <w:rPr>
+          <w:lang w:val="id_ID" w:bidi="id_ID"/>
+        </w:rPr>
+        <w:t>Mazmur 105–106</w:t>
+      </w:r>
       <w:r>
         <w:rPr>
           <w:lang w:val="id_ID" w:bidi="id_ID"/>
         </w:rPr>
         <w:t xml:space="preserve">; </w:t>
       </w:r>
-      <w:hyperlink r:id="rId172">
-        <w:r>
-          <w:rPr>
-            <w:lang w:val="id_ID" w:bidi="id_ID"/>
-          </w:rPr>
-          <w:rPr>
-            <w:color w:val="0000EE"/>
-            <w:u w:val="single"/>
-          </w:rPr>
-          <w:t>135–136</w:t>
-        </w:r>
-      </w:hyperlink>
+      <w:r>
+        <w:rPr>
+          <w:lang w:val="id_ID" w:bidi="id_ID"/>
+        </w:rPr>
+        <w:t>135–136</w:t>
+      </w:r>
       <w:r>
         <w:rPr>
           <w:lang w:val="id_ID" w:bidi="id_ID"/>
@@ -9913,108 +8905,72 @@
         </w:rPr>
         <w:t>Tindakan Allah terhadap Abram, yaitu memanggil dia (</w:t>
       </w:r>
-      <w:hyperlink r:id="rId173">
-        <w:r>
-          <w:rPr>
-            <w:lang w:val="id_ID" w:bidi="id_ID"/>
-          </w:rPr>
-          <w:rPr>
-            <w:color w:val="0000EE"/>
-            <w:u w:val="single"/>
-          </w:rPr>
-          <w:t>Kejadian 12:1–3</w:t>
-        </w:r>
-      </w:hyperlink>
+      <w:r>
+        <w:rPr>
+          <w:lang w:val="id_ID" w:bidi="id_ID"/>
+        </w:rPr>
+        <w:t>Kejadian 12:1–3</w:t>
+      </w:r>
       <w:r>
         <w:rPr>
           <w:lang w:val="id_ID" w:bidi="id_ID"/>
         </w:rPr>
         <w:t xml:space="preserve">; </w:t>
       </w:r>
-      <w:hyperlink r:id="rId174">
-        <w:r>
-          <w:rPr>
-            <w:lang w:val="id_ID" w:bidi="id_ID"/>
-          </w:rPr>
-          <w:rPr>
-            <w:color w:val="0000EE"/>
-            <w:u w:val="single"/>
-          </w:rPr>
-          <w:t>15:7</w:t>
-        </w:r>
-      </w:hyperlink>
+      <w:r>
+        <w:rPr>
+          <w:lang w:val="id_ID" w:bidi="id_ID"/>
+        </w:rPr>
+        <w:t>15:7</w:t>
+      </w:r>
       <w:r>
         <w:rPr>
           <w:lang w:val="id_ID" w:bidi="id_ID"/>
         </w:rPr>
         <w:t>), memberinya nama dan identitas baru (</w:t>
       </w:r>
-      <w:hyperlink r:id="rId175">
-        <w:r>
-          <w:rPr>
-            <w:lang w:val="id_ID" w:bidi="id_ID"/>
-          </w:rPr>
-          <w:rPr>
-            <w:color w:val="0000EE"/>
-            <w:u w:val="single"/>
-          </w:rPr>
-          <w:t>Kejadian 17:5</w:t>
-        </w:r>
-      </w:hyperlink>
+      <w:r>
+        <w:rPr>
+          <w:lang w:val="id_ID" w:bidi="id_ID"/>
+        </w:rPr>
+        <w:t>Kejadian 17:5</w:t>
+      </w:r>
       <w:r>
         <w:rPr>
           <w:lang w:val="id_ID" w:bidi="id_ID"/>
         </w:rPr>
         <w:t>), mengikat perjanjian dengannya (</w:t>
       </w:r>
-      <w:hyperlink r:id="rId176">
-        <w:r>
-          <w:rPr>
-            <w:lang w:val="id_ID" w:bidi="id_ID"/>
-          </w:rPr>
-          <w:rPr>
-            <w:color w:val="0000EE"/>
-            <w:u w:val="single"/>
-          </w:rPr>
-          <w:t>Kejadian 15:6–21</w:t>
-        </w:r>
-      </w:hyperlink>
+      <w:r>
+        <w:rPr>
+          <w:lang w:val="id_ID" w:bidi="id_ID"/>
+        </w:rPr>
+        <w:t>Kejadian 15:6–21</w:t>
+      </w:r>
       <w:r>
         <w:rPr>
           <w:lang w:val="id_ID" w:bidi="id_ID"/>
         </w:rPr>
         <w:t xml:space="preserve">; </w:t>
       </w:r>
-      <w:hyperlink r:id="rId177">
-        <w:r>
-          <w:rPr>
-            <w:lang w:val="id_ID" w:bidi="id_ID"/>
-          </w:rPr>
-          <w:rPr>
-            <w:color w:val="0000EE"/>
-            <w:u w:val="single"/>
-          </w:rPr>
-          <w:t>17:4–5</w:t>
-        </w:r>
-      </w:hyperlink>
+      <w:r>
+        <w:rPr>
+          <w:lang w:val="id_ID" w:bidi="id_ID"/>
+        </w:rPr>
+        <w:t>17:4–5</w:t>
+      </w:r>
       <w:r>
         <w:rPr>
           <w:lang w:val="id_ID" w:bidi="id_ID"/>
         </w:rPr>
         <w:t>), dan memenuhi janji-janji-Nya tentang tanah dan keturunan (</w:t>
       </w:r>
-      <w:hyperlink r:id="rId178">
-        <w:r>
-          <w:rPr>
-            <w:lang w:val="id_ID" w:bidi="id_ID"/>
-          </w:rPr>
-          <w:rPr>
-            <w:color w:val="0000EE"/>
-            <w:u w:val="single"/>
-          </w:rPr>
-          <w:t>Kejadian 15:18–21</w:t>
-        </w:r>
-      </w:hyperlink>
+      <w:r>
+        <w:rPr>
+          <w:lang w:val="id_ID" w:bidi="id_ID"/>
+        </w:rPr>
+        <w:t>Kejadian 15:18–21</w:t>
+      </w:r>
       <w:r>
         <w:rPr>
           <w:lang w:val="id_ID" w:bidi="id_ID"/>
@@ -10069,72 +9025,48 @@
         </w:rPr>
         <w:t>Allah memperhatikan penderitaan umat-Nya di bawah kekuasaan asing (</w:t>
       </w:r>
-      <w:hyperlink r:id="rId179">
-        <w:r>
-          <w:rPr>
-            <w:lang w:val="id_ID" w:bidi="id_ID"/>
-          </w:rPr>
-          <w:rPr>
-            <w:color w:val="0000EE"/>
-            <w:u w:val="single"/>
-          </w:rPr>
-          <w:t>Keluaran 2:23–25</w:t>
-        </w:r>
-      </w:hyperlink>
+      <w:r>
+        <w:rPr>
+          <w:lang w:val="id_ID" w:bidi="id_ID"/>
+        </w:rPr>
+        <w:t>Keluaran 2:23–25</w:t>
+      </w:r>
       <w:r>
         <w:rPr>
           <w:lang w:val="id_ID" w:bidi="id_ID"/>
         </w:rPr>
         <w:t xml:space="preserve">; </w:t>
       </w:r>
-      <w:hyperlink r:id="rId180">
-        <w:r>
-          <w:rPr>
-            <w:lang w:val="id_ID" w:bidi="id_ID"/>
-          </w:rPr>
-          <w:rPr>
-            <w:color w:val="0000EE"/>
-            <w:u w:val="single"/>
-          </w:rPr>
-          <w:t>3:7</w:t>
-        </w:r>
-      </w:hyperlink>
+      <w:r>
+        <w:rPr>
+          <w:lang w:val="id_ID" w:bidi="id_ID"/>
+        </w:rPr>
+        <w:t>3:7</w:t>
+      </w:r>
       <w:r>
         <w:rPr>
           <w:lang w:val="id_ID" w:bidi="id_ID"/>
         </w:rPr>
         <w:t xml:space="preserve">; </w:t>
       </w:r>
-      <w:hyperlink r:id="rId181">
-        <w:r>
-          <w:rPr>
-            <w:lang w:val="id_ID" w:bidi="id_ID"/>
-          </w:rPr>
-          <w:rPr>
-            <w:color w:val="0000EE"/>
-            <w:u w:val="single"/>
-          </w:rPr>
-          <w:t>14:10–14</w:t>
-        </w:r>
-      </w:hyperlink>
+      <w:r>
+        <w:rPr>
+          <w:lang w:val="id_ID" w:bidi="id_ID"/>
+        </w:rPr>
+        <w:t>14:10–14</w:t>
+      </w:r>
       <w:r>
         <w:rPr>
           <w:lang w:val="id_ID" w:bidi="id_ID"/>
         </w:rPr>
         <w:t>), yang mirip dengan situasi mereka saat ini (</w:t>
       </w:r>
-      <w:hyperlink r:id="rId182">
-        <w:r>
-          <w:rPr>
-            <w:lang w:val="id_ID" w:bidi="id_ID"/>
-          </w:rPr>
-          <w:rPr>
-            <w:color w:val="0000EE"/>
-            <w:u w:val="single"/>
-          </w:rPr>
-          <w:t>Nehemia 9:32–37</w:t>
-        </w:r>
-      </w:hyperlink>
+      <w:r>
+        <w:rPr>
+          <w:lang w:val="id_ID" w:bidi="id_ID"/>
+        </w:rPr>
+        <w:t>Nehemia 9:32–37</w:t>
+      </w:r>
       <w:r>
         <w:rPr>
           <w:lang w:val="id_ID" w:bidi="id_ID"/>
@@ -10196,54 +9128,36 @@
         </w:rPr>
         <w:t>: Dalam Keluaran, Allah menunjukkan kekuatan-Nya melalui tulah, membelah laut, dan mengalahkan tentara Mesir yang angkuh (</w:t>
       </w:r>
-      <w:hyperlink r:id="rId183">
-        <w:r>
-          <w:rPr>
-            <w:lang w:val="id_ID" w:bidi="id_ID"/>
-          </w:rPr>
-          <w:rPr>
-            <w:color w:val="0000EE"/>
-            <w:u w:val="single"/>
-          </w:rPr>
-          <w:t>Keluaran 15:5</w:t>
-        </w:r>
-      </w:hyperlink>
+      <w:r>
+        <w:rPr>
+          <w:lang w:val="id_ID" w:bidi="id_ID"/>
+        </w:rPr>
+        <w:t>Keluaran 15:5</w:t>
+      </w:r>
       <w:r>
         <w:rPr>
           <w:lang w:val="id_ID" w:bidi="id_ID"/>
         </w:rPr>
         <w:t xml:space="preserve">, </w:t>
       </w:r>
-      <w:hyperlink r:id="rId184">
-        <w:r>
-          <w:rPr>
-            <w:lang w:val="id_ID" w:bidi="id_ID"/>
-          </w:rPr>
-          <w:rPr>
-            <w:color w:val="0000EE"/>
-            <w:u w:val="single"/>
-          </w:rPr>
-          <w:t>9–10</w:t>
-        </w:r>
-      </w:hyperlink>
+      <w:r>
+        <w:rPr>
+          <w:lang w:val="id_ID" w:bidi="id_ID"/>
+        </w:rPr>
+        <w:t>9–10</w:t>
+      </w:r>
       <w:r>
         <w:rPr>
           <w:lang w:val="id_ID" w:bidi="id_ID"/>
         </w:rPr>
         <w:t xml:space="preserve">, </w:t>
       </w:r>
-      <w:hyperlink r:id="rId185">
-        <w:r>
-          <w:rPr>
-            <w:lang w:val="id_ID" w:bidi="id_ID"/>
-          </w:rPr>
-          <w:rPr>
-            <w:color w:val="0000EE"/>
-            <w:u w:val="single"/>
-          </w:rPr>
-          <w:t>19</w:t>
-        </w:r>
-      </w:hyperlink>
+      <w:r>
+        <w:rPr>
+          <w:lang w:val="id_ID" w:bidi="id_ID"/>
+        </w:rPr>
+        <w:t>19</w:t>
+      </w:r>
       <w:r>
         <w:rPr>
           <w:lang w:val="id_ID" w:bidi="id_ID"/>
@@ -10298,162 +9212,108 @@
         </w:rPr>
         <w:t>Doa ini mengingatkan orang-orang tentang bimbingan ajaib dari Allah kepada Israel di padang gurun (</w:t>
       </w:r>
-      <w:hyperlink r:id="rId186">
-        <w:r>
-          <w:rPr>
-            <w:lang w:val="id_ID" w:bidi="id_ID"/>
-          </w:rPr>
-          <w:rPr>
-            <w:color w:val="0000EE"/>
-            <w:u w:val="single"/>
-          </w:rPr>
-          <w:t>Keluaran 13:21–22</w:t>
-        </w:r>
-      </w:hyperlink>
+      <w:r>
+        <w:rPr>
+          <w:lang w:val="id_ID" w:bidi="id_ID"/>
+        </w:rPr>
+        <w:t>Keluaran 13:21–22</w:t>
+      </w:r>
       <w:r>
         <w:rPr>
           <w:lang w:val="id_ID" w:bidi="id_ID"/>
         </w:rPr>
         <w:t xml:space="preserve">), penampakan-Nya di Gunung Sinai untuk menyatakan hukum perjanjian melalui Musa (lihat </w:t>
       </w:r>
-      <w:hyperlink r:id="rId187">
-        <w:r>
-          <w:rPr>
-            <w:lang w:val="id_ID" w:bidi="id_ID"/>
-          </w:rPr>
-          <w:rPr>
-            <w:color w:val="0000EE"/>
-            <w:u w:val="single"/>
-          </w:rPr>
-          <w:t>Keluaran 19–20</w:t>
-        </w:r>
-      </w:hyperlink>
+      <w:r>
+        <w:rPr>
+          <w:lang w:val="id_ID" w:bidi="id_ID"/>
+        </w:rPr>
+        <w:t>Keluaran 19–20</w:t>
+      </w:r>
       <w:r>
         <w:rPr>
           <w:lang w:val="id_ID" w:bidi="id_ID"/>
         </w:rPr>
         <w:t xml:space="preserve">), dan kesetiaan-Nya dalam menyediakan roti dan air (lihat </w:t>
       </w:r>
-      <w:hyperlink r:id="rId188">
-        <w:r>
-          <w:rPr>
-            <w:lang w:val="id_ID" w:bidi="id_ID"/>
-          </w:rPr>
-          <w:rPr>
-            <w:color w:val="0000EE"/>
-            <w:u w:val="single"/>
-          </w:rPr>
-          <w:t>Keluaran 16:4</w:t>
-        </w:r>
-      </w:hyperlink>
+      <w:r>
+        <w:rPr>
+          <w:lang w:val="id_ID" w:bidi="id_ID"/>
+        </w:rPr>
+        <w:t>Keluaran 16:4</w:t>
+      </w:r>
       <w:r>
         <w:rPr>
           <w:lang w:val="id_ID" w:bidi="id_ID"/>
         </w:rPr>
         <w:t xml:space="preserve">; </w:t>
       </w:r>
-      <w:hyperlink r:id="rId189">
-        <w:r>
-          <w:rPr>
-            <w:lang w:val="id_ID" w:bidi="id_ID"/>
-          </w:rPr>
-          <w:rPr>
-            <w:color w:val="0000EE"/>
-            <w:u w:val="single"/>
-          </w:rPr>
-          <w:t>17:1–6</w:t>
-        </w:r>
-      </w:hyperlink>
+      <w:r>
+        <w:rPr>
+          <w:lang w:val="id_ID" w:bidi="id_ID"/>
+        </w:rPr>
+        <w:t>17:1–6</w:t>
+      </w:r>
       <w:r>
         <w:rPr>
           <w:lang w:val="id_ID" w:bidi="id_ID"/>
         </w:rPr>
         <w:t xml:space="preserve">). Meskipun demikian, nenek moyang Israel bersikap sombong dan keras kepala serta menolak untuk taat (lihat </w:t>
       </w:r>
-      <w:hyperlink r:id="rId190">
-        <w:r>
-          <w:rPr>
-            <w:lang w:val="id_ID" w:bidi="id_ID"/>
-          </w:rPr>
-          <w:rPr>
-            <w:color w:val="0000EE"/>
-            <w:u w:val="single"/>
-          </w:rPr>
-          <w:t>Keluaran 32</w:t>
-        </w:r>
-      </w:hyperlink>
+      <w:r>
+        <w:rPr>
+          <w:lang w:val="id_ID" w:bidi="id_ID"/>
+        </w:rPr>
+        <w:t>Keluaran 32</w:t>
+      </w:r>
       <w:r>
         <w:rPr>
           <w:lang w:val="id_ID" w:bidi="id_ID"/>
         </w:rPr>
         <w:t xml:space="preserve">; </w:t>
       </w:r>
-      <w:hyperlink r:id="rId191">
-        <w:r>
-          <w:rPr>
-            <w:lang w:val="id_ID" w:bidi="id_ID"/>
-          </w:rPr>
-          <w:rPr>
-            <w:color w:val="0000EE"/>
-            <w:u w:val="single"/>
-          </w:rPr>
-          <w:t>Bilangan 14:4</w:t>
-        </w:r>
-      </w:hyperlink>
+      <w:r>
+        <w:rPr>
+          <w:lang w:val="id_ID" w:bidi="id_ID"/>
+        </w:rPr>
+        <w:t>Bilangan 14:4</w:t>
+      </w:r>
       <w:r>
         <w:rPr>
           <w:lang w:val="id_ID" w:bidi="id_ID"/>
         </w:rPr>
         <w:t xml:space="preserve">). Namun, dalam kasih karunia-Nya, Allah tetap setia dan penuh belas kasihan (lihat </w:t>
       </w:r>
-      <w:hyperlink r:id="rId192">
-        <w:r>
-          <w:rPr>
-            <w:lang w:val="id_ID" w:bidi="id_ID"/>
-          </w:rPr>
-          <w:rPr>
-            <w:color w:val="0000EE"/>
-            <w:u w:val="single"/>
-          </w:rPr>
-          <w:t>Keluaran 34:6</w:t>
-        </w:r>
-      </w:hyperlink>
+      <w:r>
+        <w:rPr>
+          <w:lang w:val="id_ID" w:bidi="id_ID"/>
+        </w:rPr>
+        <w:t>Keluaran 34:6</w:t>
+      </w:r>
       <w:r>
         <w:rPr>
           <w:lang w:val="id_ID" w:bidi="id_ID"/>
         </w:rPr>
         <w:t xml:space="preserve">) dan memberikan Roh-Nya untuk membimbing dan mengajar mereka (bandingkan </w:t>
       </w:r>
-      <w:hyperlink r:id="rId193">
-        <w:r>
-          <w:rPr>
-            <w:lang w:val="id_ID" w:bidi="id_ID"/>
-          </w:rPr>
-          <w:rPr>
-            <w:color w:val="0000EE"/>
-            <w:u w:val="single"/>
-          </w:rPr>
-          <w:t>Keluaran 33:2</w:t>
-        </w:r>
-      </w:hyperlink>
+      <w:r>
+        <w:rPr>
+          <w:lang w:val="id_ID" w:bidi="id_ID"/>
+        </w:rPr>
+        <w:t>Keluaran 33:2</w:t>
+      </w:r>
       <w:r>
         <w:rPr>
           <w:lang w:val="id_ID" w:bidi="id_ID"/>
         </w:rPr>
         <w:t xml:space="preserve">; </w:t>
       </w:r>
-      <w:hyperlink r:id="rId194">
-        <w:r>
-          <w:rPr>
-            <w:lang w:val="id_ID" w:bidi="id_ID"/>
-          </w:rPr>
-          <w:rPr>
-            <w:color w:val="0000EE"/>
-            <w:u w:val="single"/>
-          </w:rPr>
-          <w:t>Bilangan 11:17</w:t>
-        </w:r>
-      </w:hyperlink>
+      <w:r>
+        <w:rPr>
+          <w:lang w:val="id_ID" w:bidi="id_ID"/>
+        </w:rPr>
+        <w:t>Bilangan 11:17</w:t>
+      </w:r>
       <w:r>
         <w:rPr>
           <w:lang w:val="id_ID" w:bidi="id_ID"/>
@@ -10515,18 +9375,12 @@
         </w:rPr>
         <w:t xml:space="preserve">: Lihat </w:t>
       </w:r>
-      <w:hyperlink r:id="rId195">
-        <w:r>
-          <w:rPr>
-            <w:lang w:val="id_ID" w:bidi="id_ID"/>
-          </w:rPr>
-          <w:rPr>
-            <w:color w:val="0000EE"/>
-            <w:u w:val="single"/>
-          </w:rPr>
-          <w:t>Yosua 6–12</w:t>
-        </w:r>
-      </w:hyperlink>
+      <w:r>
+        <w:rPr>
+          <w:lang w:val="id_ID" w:bidi="id_ID"/>
+        </w:rPr>
+        <w:t>Yosua 6–12</w:t>
+      </w:r>
       <w:r>
         <w:rPr>
           <w:lang w:val="id_ID" w:bidi="id_ID"/>
@@ -10585,36 +9439,24 @@
         </w:rPr>
         <w:t xml:space="preserve">Bandingkan </w:t>
       </w:r>
-      <w:hyperlink r:id="rId196">
-        <w:r>
-          <w:rPr>
-            <w:lang w:val="id_ID" w:bidi="id_ID"/>
-          </w:rPr>
-          <w:rPr>
-            <w:color w:val="0000EE"/>
-            <w:u w:val="single"/>
-          </w:rPr>
-          <w:t>Ulangan 6:10–11,</w:t>
-        </w:r>
-      </w:hyperlink>
+      <w:r>
+        <w:rPr>
+          <w:lang w:val="id_ID" w:bidi="id_ID"/>
+        </w:rPr>
+        <w:t>Ulangan 6:10–11,</w:t>
+      </w:r>
       <w:r>
         <w:rPr>
           <w:lang w:val="id_ID" w:bidi="id_ID"/>
         </w:rPr>
         <w:t xml:space="preserve"> </w:t>
       </w:r>
-      <w:hyperlink r:id="rId197">
-        <w:r>
-          <w:rPr>
-            <w:lang w:val="id_ID" w:bidi="id_ID"/>
-          </w:rPr>
-          <w:rPr>
-            <w:color w:val="0000EE"/>
-            <w:u w:val="single"/>
-          </w:rPr>
-          <w:t>8:6–10</w:t>
-        </w:r>
-      </w:hyperlink>
+      <w:r>
+        <w:rPr>
+          <w:lang w:val="id_ID" w:bidi="id_ID"/>
+        </w:rPr>
+        <w:t>8:6–10</w:t>
+      </w:r>
       <w:r>
         <w:rPr>
           <w:lang w:val="id_ID" w:bidi="id_ID"/>
@@ -10645,18 +9487,12 @@
         </w:rPr>
         <w:t xml:space="preserve">: Kemakmuran dapat mendatangkan bahaya spiritual (lihat </w:t>
       </w:r>
-      <w:hyperlink r:id="rId198">
-        <w:r>
-          <w:rPr>
-            <w:lang w:val="id_ID" w:bidi="id_ID"/>
-          </w:rPr>
-          <w:rPr>
-            <w:color w:val="0000EE"/>
-            <w:u w:val="single"/>
-          </w:rPr>
-          <w:t>Ulangan 8:11–20</w:t>
-        </w:r>
-      </w:hyperlink>
+      <w:r>
+        <w:rPr>
+          <w:lang w:val="id_ID" w:bidi="id_ID"/>
+        </w:rPr>
+        <w:t>Ulangan 8:11–20</w:t>
+      </w:r>
       <w:r>
         <w:rPr>
           <w:lang w:val="id_ID" w:bidi="id_ID"/>
@@ -10711,18 +9547,12 @@
         </w:rPr>
         <w:t xml:space="preserve">Doa tersebut menggambarkan peristiwa-peristiwa dalam Kitab Hakim-hakim (lihat </w:t>
       </w:r>
-      <w:hyperlink r:id="rId199">
-        <w:r>
-          <w:rPr>
-            <w:lang w:val="id_ID" w:bidi="id_ID"/>
-          </w:rPr>
-          <w:rPr>
-            <w:color w:val="0000EE"/>
-            <w:u w:val="single"/>
-          </w:rPr>
-          <w:t>Hakim-hakim 2:11–23</w:t>
-        </w:r>
-      </w:hyperlink>
+      <w:r>
+        <w:rPr>
+          <w:lang w:val="id_ID" w:bidi="id_ID"/>
+        </w:rPr>
+        <w:t>Hakim-hakim 2:11–23</w:t>
+      </w:r>
       <w:r>
         <w:rPr>
           <w:lang w:val="id_ID" w:bidi="id_ID"/>
@@ -10777,54 +9607,36 @@
         </w:rPr>
         <w:t>Orang-orang Israel tidak belajar dari kesalahan yang dilakukan selama masa hakim-hakim (</w:t>
       </w:r>
-      <w:hyperlink r:id="rId200">
-        <w:r>
-          <w:rPr>
-            <w:lang w:val="id_ID" w:bidi="id_ID"/>
-          </w:rPr>
-          <w:rPr>
-            <w:color w:val="0000EE"/>
-            <w:u w:val="single"/>
-          </w:rPr>
-          <w:t>Nehemia 9:26–27</w:t>
-        </w:r>
-      </w:hyperlink>
+      <w:r>
+        <w:rPr>
+          <w:lang w:val="id_ID" w:bidi="id_ID"/>
+        </w:rPr>
+        <w:t>Nehemia 9:26–27</w:t>
+      </w:r>
       <w:r>
         <w:rPr>
           <w:lang w:val="id_ID" w:bidi="id_ID"/>
         </w:rPr>
         <w:t xml:space="preserve">). Pola ketidaktaatan yang sama muncul kembali selama masa kerajaan (bandingkan </w:t>
       </w:r>
-      <w:hyperlink r:id="rId201">
-        <w:r>
-          <w:rPr>
-            <w:lang w:val="id_ID" w:bidi="id_ID"/>
-          </w:rPr>
-          <w:rPr>
-            <w:color w:val="0000EE"/>
-            <w:u w:val="single"/>
-          </w:rPr>
-          <w:t>2 Raja-raja 17</w:t>
-        </w:r>
-      </w:hyperlink>
+      <w:r>
+        <w:rPr>
+          <w:lang w:val="id_ID" w:bidi="id_ID"/>
+        </w:rPr>
+        <w:t>2 Raja-raja 17</w:t>
+      </w:r>
       <w:r>
         <w:rPr>
           <w:lang w:val="id_ID" w:bidi="id_ID"/>
         </w:rPr>
         <w:t>). Meskipun ketidaktaatan bangsa itu terus berlanjut (</w:t>
       </w:r>
-      <w:hyperlink r:id="rId202">
-        <w:r>
-          <w:rPr>
-            <w:lang w:val="id_ID" w:bidi="id_ID"/>
-          </w:rPr>
-          <w:rPr>
-            <w:color w:val="0000EE"/>
-            <w:u w:val="single"/>
-          </w:rPr>
-          <w:t>Nehemia 9:29</w:t>
-        </w:r>
-      </w:hyperlink>
+      <w:r>
+        <w:rPr>
+          <w:lang w:val="id_ID" w:bidi="id_ID"/>
+        </w:rPr>
+        <w:t>Nehemia 9:29</w:t>
+      </w:r>
       <w:r>
         <w:rPr>
           <w:lang w:val="id_ID" w:bidi="id_ID"/>
@@ -10879,54 +9691,36 @@
         </w:rPr>
         <w:t>Doa yang sekarang ini membahas situasi terkini, memohon kepada Allah Yang Maha Agung, yang memiliki kasih yang tidak pernah usai, untuk terus memberikan kasih dan belas kasihan kepada umat-Nya dalam masa-masa sulit mereka (</w:t>
       </w:r>
-      <w:hyperlink r:id="rId140">
-        <w:r>
-          <w:rPr>
-            <w:lang w:val="id_ID" w:bidi="id_ID"/>
-          </w:rPr>
-          <w:rPr>
-            <w:color w:val="0000EE"/>
-            <w:u w:val="single"/>
-          </w:rPr>
-          <w:t>Nehemia 9:32</w:t>
-        </w:r>
-      </w:hyperlink>
+      <w:r>
+        <w:rPr>
+          <w:lang w:val="id_ID" w:bidi="id_ID"/>
+        </w:rPr>
+        <w:t>Nehemia 9:32</w:t>
+      </w:r>
       <w:r>
         <w:rPr>
           <w:lang w:val="id_ID" w:bidi="id_ID"/>
         </w:rPr>
         <w:t>). Para pemimpin mengakui keadilan Allah dalam menghukum mereka karena dosa-dosa mereka (</w:t>
       </w:r>
-      <w:hyperlink r:id="rId203">
-        <w:r>
-          <w:rPr>
-            <w:lang w:val="id_ID" w:bidi="id_ID"/>
-          </w:rPr>
-          <w:rPr>
-            <w:color w:val="0000EE"/>
-            <w:u w:val="single"/>
-          </w:rPr>
-          <w:t>Nehemia 9:33–35</w:t>
-        </w:r>
-      </w:hyperlink>
+      <w:r>
+        <w:rPr>
+          <w:lang w:val="id_ID" w:bidi="id_ID"/>
+        </w:rPr>
+        <w:t>Nehemia 9:33–35</w:t>
+      </w:r>
       <w:r>
         <w:rPr>
           <w:lang w:val="id_ID" w:bidi="id_ID"/>
         </w:rPr>
         <w:t>), dan mereka mengungkapkan kesedihan atas perbudakan mereka oleh bangsa Persia (</w:t>
       </w:r>
-      <w:hyperlink r:id="rId204">
-        <w:r>
-          <w:rPr>
-            <w:lang w:val="id_ID" w:bidi="id_ID"/>
-          </w:rPr>
-          <w:rPr>
-            <w:color w:val="0000EE"/>
-            <w:u w:val="single"/>
-          </w:rPr>
-          <w:t>9:36–37</w:t>
-        </w:r>
-      </w:hyperlink>
+      <w:r>
+        <w:rPr>
+          <w:lang w:val="id_ID" w:bidi="id_ID"/>
+        </w:rPr>
+        <w:t>9:36–37</w:t>
+      </w:r>
       <w:r>
         <w:rPr>
           <w:lang w:val="id_ID" w:bidi="id_ID"/>
@@ -11035,36 +9829,24 @@
         </w:rPr>
         <w:t>Orang-orang yang menghayati doa memperbarui dedikasi mereka kepada Allah dan firman-Nya. Mereka menandatangani nama mereka untuk menunjukkan komitmen mereka (</w:t>
       </w:r>
-      <w:hyperlink r:id="rId205">
-        <w:r>
-          <w:rPr>
-            <w:lang w:val="id_ID" w:bidi="id_ID"/>
-          </w:rPr>
-          <w:rPr>
-            <w:color w:val="0000EE"/>
-            <w:u w:val="single"/>
-          </w:rPr>
-          <w:t>Nehemia 9:38–10:27</w:t>
-        </w:r>
-      </w:hyperlink>
+      <w:r>
+        <w:rPr>
+          <w:lang w:val="id_ID" w:bidi="id_ID"/>
+        </w:rPr>
+        <w:t>Nehemia 9:38–10:27</w:t>
+      </w:r>
       <w:r>
         <w:rPr>
           <w:lang w:val="id_ID" w:bidi="id_ID"/>
         </w:rPr>
         <w:t>) dan bersumpah untuk mentaati perjanjian Allah (</w:t>
       </w:r>
-      <w:hyperlink r:id="rId206">
-        <w:r>
-          <w:rPr>
-            <w:lang w:val="id_ID" w:bidi="id_ID"/>
-          </w:rPr>
-          <w:rPr>
-            <w:color w:val="0000EE"/>
-            <w:u w:val="single"/>
-          </w:rPr>
-          <w:t>10:28–39</w:t>
-        </w:r>
-      </w:hyperlink>
+      <w:r>
+        <w:rPr>
+          <w:lang w:val="id_ID" w:bidi="id_ID"/>
+        </w:rPr>
+        <w:t>10:28–39</w:t>
+      </w:r>
       <w:r>
         <w:rPr>
           <w:lang w:val="id_ID" w:bidi="id_ID"/>
@@ -11137,18 +9919,12 @@
         </w:rPr>
         <w:t>kepala daerah, Nehemia (</w:t>
       </w:r>
-      <w:hyperlink r:id="rId207">
-        <w:r>
-          <w:rPr>
-            <w:lang w:val="id_ID" w:bidi="id_ID"/>
-          </w:rPr>
-          <w:rPr>
-            <w:color w:val="0000EE"/>
-            <w:u w:val="single"/>
-          </w:rPr>
-          <w:t>Nehemia 10:1</w:t>
-        </w:r>
-      </w:hyperlink>
+      <w:r>
+        <w:rPr>
+          <w:lang w:val="id_ID" w:bidi="id_ID"/>
+        </w:rPr>
+        <w:t>Nehemia 10:1</w:t>
+      </w:r>
       <w:r>
         <w:rPr>
           <w:lang w:val="id_ID" w:bidi="id_ID"/>
@@ -11173,36 +9949,24 @@
         </w:rPr>
         <w:t>Sekelompok imam (</w:t>
       </w:r>
-      <w:hyperlink r:id="rId208">
-        <w:r>
-          <w:rPr>
-            <w:lang w:val="id_ID" w:bidi="id_ID"/>
-          </w:rPr>
-          <w:rPr>
-            <w:color w:val="0000EE"/>
-            <w:u w:val="single"/>
-          </w:rPr>
-          <w:t>Nehemia 10:2–8</w:t>
-        </w:r>
-      </w:hyperlink>
+      <w:r>
+        <w:rPr>
+          <w:lang w:val="id_ID" w:bidi="id_ID"/>
+        </w:rPr>
+        <w:t>Nehemia 10:2–8</w:t>
+      </w:r>
       <w:r>
         <w:rPr>
           <w:lang w:val="id_ID" w:bidi="id_ID"/>
         </w:rPr>
         <w:t xml:space="preserve">; lihat juga </w:t>
       </w:r>
-      <w:hyperlink r:id="rId209">
-        <w:r>
-          <w:rPr>
-            <w:lang w:val="id_ID" w:bidi="id_ID"/>
-          </w:rPr>
-          <w:rPr>
-            <w:color w:val="0000EE"/>
-            <w:u w:val="single"/>
-          </w:rPr>
-          <w:t>12:1–7</w:t>
-        </w:r>
-      </w:hyperlink>
+      <w:r>
+        <w:rPr>
+          <w:lang w:val="id_ID" w:bidi="id_ID"/>
+        </w:rPr>
+        <w:t>12:1–7</w:t>
+      </w:r>
       <w:r>
         <w:rPr>
           <w:lang w:val="id_ID" w:bidi="id_ID"/>
@@ -11227,54 +9991,36 @@
         </w:rPr>
         <w:t>Orang Lewi (</w:t>
       </w:r>
-      <w:hyperlink r:id="rId210">
-        <w:r>
-          <w:rPr>
-            <w:lang w:val="id_ID" w:bidi="id_ID"/>
-          </w:rPr>
-          <w:rPr>
-            <w:color w:val="0000EE"/>
-            <w:u w:val="single"/>
-          </w:rPr>
-          <w:t>Nehemia 10:9–13</w:t>
-        </w:r>
-      </w:hyperlink>
+      <w:r>
+        <w:rPr>
+          <w:lang w:val="id_ID" w:bidi="id_ID"/>
+        </w:rPr>
+        <w:t>Nehemia 10:9–13</w:t>
+      </w:r>
       <w:r>
         <w:rPr>
           <w:lang w:val="id_ID" w:bidi="id_ID"/>
         </w:rPr>
         <w:t xml:space="preserve">; bandingkan dengan </w:t>
       </w:r>
-      <w:hyperlink r:id="rId211">
-        <w:r>
-          <w:rPr>
-            <w:lang w:val="id_ID" w:bidi="id_ID"/>
-          </w:rPr>
-          <w:rPr>
-            <w:color w:val="0000EE"/>
-            <w:u w:val="single"/>
-          </w:rPr>
-          <w:t>9:4–5</w:t>
-        </w:r>
-      </w:hyperlink>
+      <w:r>
+        <w:rPr>
+          <w:lang w:val="id_ID" w:bidi="id_ID"/>
+        </w:rPr>
+        <w:t>9:4–5</w:t>
+      </w:r>
       <w:r>
         <w:rPr>
           <w:lang w:val="id_ID" w:bidi="id_ID"/>
         </w:rPr>
         <w:t xml:space="preserve">; </w:t>
       </w:r>
-      <w:hyperlink r:id="rId212">
-        <w:r>
-          <w:rPr>
-            <w:lang w:val="id_ID" w:bidi="id_ID"/>
-          </w:rPr>
-          <w:rPr>
-            <w:color w:val="0000EE"/>
-            <w:u w:val="single"/>
-          </w:rPr>
-          <w:t>12:8–9</w:t>
-        </w:r>
-      </w:hyperlink>
+      <w:r>
+        <w:rPr>
+          <w:lang w:val="id_ID" w:bidi="id_ID"/>
+        </w:rPr>
+        <w:t>12:8–9</w:t>
+      </w:r>
       <w:r>
         <w:rPr>
           <w:lang w:val="id_ID" w:bidi="id_ID"/>
@@ -11299,36 +10045,24 @@
         </w:rPr>
         <w:t>Pemimpin (</w:t>
       </w:r>
-      <w:hyperlink r:id="rId213">
-        <w:r>
-          <w:rPr>
-            <w:lang w:val="id_ID" w:bidi="id_ID"/>
-          </w:rPr>
-          <w:rPr>
-            <w:color w:val="0000EE"/>
-            <w:u w:val="single"/>
-          </w:rPr>
-          <w:t>Nehemia 10:14–27</w:t>
-        </w:r>
-      </w:hyperlink>
+      <w:r>
+        <w:rPr>
+          <w:lang w:val="id_ID" w:bidi="id_ID"/>
+        </w:rPr>
+        <w:t>Nehemia 10:14–27</w:t>
+      </w:r>
       <w:r>
         <w:rPr>
           <w:lang w:val="id_ID" w:bidi="id_ID"/>
         </w:rPr>
         <w:t xml:space="preserve">; lihat juga </w:t>
       </w:r>
-      <w:hyperlink r:id="rId214">
-        <w:r>
-          <w:rPr>
-            <w:lang w:val="id_ID" w:bidi="id_ID"/>
-          </w:rPr>
-          <w:rPr>
-            <w:color w:val="0000EE"/>
-            <w:u w:val="single"/>
-          </w:rPr>
-          <w:t>3:4–31</w:t>
-        </w:r>
-      </w:hyperlink>
+      <w:r>
+        <w:rPr>
+          <w:lang w:val="id_ID" w:bidi="id_ID"/>
+        </w:rPr>
+        <w:t>3:4–31</w:t>
+      </w:r>
       <w:r>
         <w:rPr>
           <w:lang w:val="id_ID" w:bidi="id_ID"/>
@@ -11389,36 +10123,24 @@
         </w:rPr>
         <w:t xml:space="preserve">: Lihat </w:t>
       </w:r>
-      <w:hyperlink r:id="rId215">
-        <w:r>
-          <w:rPr>
-            <w:lang w:val="id_ID" w:bidi="id_ID"/>
-          </w:rPr>
-          <w:rPr>
-            <w:color w:val="0000EE"/>
-            <w:u w:val="single"/>
-          </w:rPr>
-          <w:t>Nehemia 9:2</w:t>
-        </w:r>
-      </w:hyperlink>
+      <w:r>
+        <w:rPr>
+          <w:lang w:val="id_ID" w:bidi="id_ID"/>
+        </w:rPr>
+        <w:t>Nehemia 9:2</w:t>
+      </w:r>
       <w:r>
         <w:rPr>
           <w:lang w:val="id_ID" w:bidi="id_ID"/>
         </w:rPr>
         <w:t xml:space="preserve">; bandingkan dengan </w:t>
       </w:r>
-      <w:hyperlink r:id="rId167">
-        <w:r>
-          <w:rPr>
-            <w:lang w:val="id_ID" w:bidi="id_ID"/>
-          </w:rPr>
-          <w:rPr>
-            <w:color w:val="0000EE"/>
-            <w:u w:val="single"/>
-          </w:rPr>
-          <w:t>Ezra 9–10</w:t>
-        </w:r>
-      </w:hyperlink>
+      <w:r>
+        <w:rPr>
+          <w:lang w:val="id_ID" w:bidi="id_ID"/>
+        </w:rPr>
+        <w:t>Ezra 9–10</w:t>
+      </w:r>
       <w:r>
         <w:rPr>
           <w:lang w:val="id_ID" w:bidi="id_ID"/>
@@ -11479,36 +10201,24 @@
         </w:rPr>
         <w:t xml:space="preserve">: Bandingkan </w:t>
       </w:r>
-      <w:hyperlink r:id="rId216">
-        <w:r>
-          <w:rPr>
-            <w:lang w:val="id_ID" w:bidi="id_ID"/>
-          </w:rPr>
-          <w:rPr>
-            <w:color w:val="0000EE"/>
-            <w:u w:val="single"/>
-          </w:rPr>
-          <w:t>Imamat 26:14–35</w:t>
-        </w:r>
-      </w:hyperlink>
+      <w:r>
+        <w:rPr>
+          <w:lang w:val="id_ID" w:bidi="id_ID"/>
+        </w:rPr>
+        <w:t>Imamat 26:14–35</w:t>
+      </w:r>
       <w:r>
         <w:rPr>
           <w:lang w:val="id_ID" w:bidi="id_ID"/>
         </w:rPr>
         <w:t xml:space="preserve"> dan </w:t>
       </w:r>
-      <w:hyperlink r:id="rId217">
-        <w:r>
-          <w:rPr>
-            <w:lang w:val="id_ID" w:bidi="id_ID"/>
-          </w:rPr>
-          <w:rPr>
-            <w:color w:val="0000EE"/>
-            <w:u w:val="single"/>
-          </w:rPr>
-          <w:t>Ulangan 28:15–62</w:t>
-        </w:r>
-      </w:hyperlink>
+      <w:r>
+        <w:rPr>
+          <w:lang w:val="id_ID" w:bidi="id_ID"/>
+        </w:rPr>
+        <w:t>Ulangan 28:15–62</w:t>
+      </w:r>
       <w:r>
         <w:rPr>
           <w:lang w:val="id_ID" w:bidi="id_ID"/>
@@ -11563,18 +10273,12 @@
         </w:rPr>
         <w:t xml:space="preserve">Bandingkan </w:t>
       </w:r>
-      <w:hyperlink r:id="rId167">
-        <w:r>
-          <w:rPr>
-            <w:lang w:val="id_ID" w:bidi="id_ID"/>
-          </w:rPr>
-          <w:rPr>
-            <w:color w:val="0000EE"/>
-            <w:u w:val="single"/>
-          </w:rPr>
-          <w:t>Ezra 9–10</w:t>
-        </w:r>
-      </w:hyperlink>
+      <w:r>
+        <w:rPr>
+          <w:lang w:val="id_ID" w:bidi="id_ID"/>
+        </w:rPr>
+        <w:t>Ezra 9–10</w:t>
+      </w:r>
       <w:r>
         <w:rPr>
           <w:lang w:val="id_ID" w:bidi="id_ID"/>
@@ -11681,108 +10385,72 @@
         </w:rPr>
         <w:t xml:space="preserve">Menghentikan perdagangan pada hari Sabat penting untuk memelihara ketaatan pada perjanjian (bandingkan </w:t>
       </w:r>
-      <w:hyperlink r:id="rId218">
-        <w:r>
-          <w:rPr>
-            <w:lang w:val="id_ID" w:bidi="id_ID"/>
-          </w:rPr>
-          <w:rPr>
-            <w:color w:val="0000EE"/>
-            <w:u w:val="single"/>
-          </w:rPr>
-          <w:t>Nehemia 13:15–22</w:t>
-        </w:r>
-      </w:hyperlink>
+      <w:r>
+        <w:rPr>
+          <w:lang w:val="id_ID" w:bidi="id_ID"/>
+        </w:rPr>
+        <w:t>Nehemia 13:15–22</w:t>
+      </w:r>
       <w:r>
         <w:rPr>
           <w:lang w:val="id_ID" w:bidi="id_ID"/>
         </w:rPr>
         <w:t xml:space="preserve">; lihat </w:t>
       </w:r>
-      <w:hyperlink r:id="rId219">
-        <w:r>
-          <w:rPr>
-            <w:lang w:val="id_ID" w:bidi="id_ID"/>
-          </w:rPr>
-          <w:rPr>
-            <w:color w:val="0000EE"/>
-            <w:u w:val="single"/>
-          </w:rPr>
-          <w:t>Keluaran 16:29</w:t>
-        </w:r>
-      </w:hyperlink>
+      <w:r>
+        <w:rPr>
+          <w:lang w:val="id_ID" w:bidi="id_ID"/>
+        </w:rPr>
+        <w:t>Keluaran 16:29</w:t>
+      </w:r>
       <w:r>
         <w:rPr>
           <w:lang w:val="id_ID" w:bidi="id_ID"/>
         </w:rPr>
         <w:t xml:space="preserve">; </w:t>
       </w:r>
-      <w:hyperlink r:id="rId220">
-        <w:r>
-          <w:rPr>
-            <w:lang w:val="id_ID" w:bidi="id_ID"/>
-          </w:rPr>
-          <w:rPr>
-            <w:color w:val="0000EE"/>
-            <w:u w:val="single"/>
-          </w:rPr>
-          <w:t>20:8–11</w:t>
-        </w:r>
-      </w:hyperlink>
+      <w:r>
+        <w:rPr>
+          <w:lang w:val="id_ID" w:bidi="id_ID"/>
+        </w:rPr>
+        <w:t>20:8–11</w:t>
+      </w:r>
       <w:r>
         <w:rPr>
           <w:lang w:val="id_ID" w:bidi="id_ID"/>
         </w:rPr>
         <w:t xml:space="preserve">; </w:t>
       </w:r>
-      <w:hyperlink r:id="rId221">
-        <w:r>
-          <w:rPr>
-            <w:lang w:val="id_ID" w:bidi="id_ID"/>
-          </w:rPr>
-          <w:rPr>
-            <w:color w:val="0000EE"/>
-            <w:u w:val="single"/>
-          </w:rPr>
-          <w:t>31:15</w:t>
-        </w:r>
-      </w:hyperlink>
+      <w:r>
+        <w:rPr>
+          <w:lang w:val="id_ID" w:bidi="id_ID"/>
+        </w:rPr>
+        <w:t>31:15</w:t>
+      </w:r>
       <w:r>
         <w:rPr>
           <w:lang w:val="id_ID" w:bidi="id_ID"/>
         </w:rPr>
         <w:t xml:space="preserve">; </w:t>
       </w:r>
-      <w:hyperlink r:id="rId222">
-        <w:r>
-          <w:rPr>
-            <w:lang w:val="id_ID" w:bidi="id_ID"/>
-          </w:rPr>
-          <w:rPr>
-            <w:color w:val="0000EE"/>
-            <w:u w:val="single"/>
-          </w:rPr>
-          <w:t>Bilangan 15:32–36</w:t>
-        </w:r>
-      </w:hyperlink>
+      <w:r>
+        <w:rPr>
+          <w:lang w:val="id_ID" w:bidi="id_ID"/>
+        </w:rPr>
+        <w:t>Bilangan 15:32–36</w:t>
+      </w:r>
       <w:r>
         <w:rPr>
           <w:lang w:val="id_ID" w:bidi="id_ID"/>
         </w:rPr>
         <w:t xml:space="preserve">; </w:t>
       </w:r>
-      <w:hyperlink r:id="rId223">
-        <w:r>
-          <w:rPr>
-            <w:lang w:val="id_ID" w:bidi="id_ID"/>
-          </w:rPr>
-          <w:rPr>
-            <w:color w:val="0000EE"/>
-            <w:u w:val="single"/>
-          </w:rPr>
-          <w:t>Amos 8:5</w:t>
-        </w:r>
-      </w:hyperlink>
+      <w:r>
+        <w:rPr>
+          <w:lang w:val="id_ID" w:bidi="id_ID"/>
+        </w:rPr>
+        <w:t>Amos 8:5</w:t>
+      </w:r>
       <w:r>
         <w:rPr>
           <w:lang w:val="id_ID" w:bidi="id_ID"/>
@@ -11814,54 +10482,36 @@
         </w:rPr>
         <w:t xml:space="preserve">: Lihat </w:t>
       </w:r>
-      <w:hyperlink r:id="rId224">
-        <w:r>
-          <w:rPr>
-            <w:lang w:val="id_ID" w:bidi="id_ID"/>
-          </w:rPr>
-          <w:rPr>
-            <w:color w:val="0000EE"/>
-            <w:u w:val="single"/>
-          </w:rPr>
-          <w:t>Keluaran 23:10–11</w:t>
-        </w:r>
-      </w:hyperlink>
+      <w:r>
+        <w:rPr>
+          <w:lang w:val="id_ID" w:bidi="id_ID"/>
+        </w:rPr>
+        <w:t>Keluaran 23:10–11</w:t>
+      </w:r>
       <w:r>
         <w:rPr>
           <w:lang w:val="id_ID" w:bidi="id_ID"/>
         </w:rPr>
         <w:t xml:space="preserve">; </w:t>
       </w:r>
-      <w:hyperlink r:id="rId225">
-        <w:r>
-          <w:rPr>
-            <w:lang w:val="id_ID" w:bidi="id_ID"/>
-          </w:rPr>
-          <w:rPr>
-            <w:color w:val="0000EE"/>
-            <w:u w:val="single"/>
-          </w:rPr>
-          <w:t>Imamat 25:2–7</w:t>
-        </w:r>
-      </w:hyperlink>
+      <w:r>
+        <w:rPr>
+          <w:lang w:val="id_ID" w:bidi="id_ID"/>
+        </w:rPr>
+        <w:t>Imamat 25:2–7</w:t>
+      </w:r>
       <w:r>
         <w:rPr>
           <w:lang w:val="id_ID" w:bidi="id_ID"/>
         </w:rPr>
         <w:t xml:space="preserve">; </w:t>
       </w:r>
-      <w:hyperlink r:id="rId226">
-        <w:r>
-          <w:rPr>
-            <w:lang w:val="id_ID" w:bidi="id_ID"/>
-          </w:rPr>
-          <w:rPr>
-            <w:color w:val="0000EE"/>
-            <w:u w:val="single"/>
-          </w:rPr>
-          <w:t>Ulangan 15:1–3</w:t>
-        </w:r>
-      </w:hyperlink>
+      <w:r>
+        <w:rPr>
+          <w:lang w:val="id_ID" w:bidi="id_ID"/>
+        </w:rPr>
+        <w:t>Ulangan 15:1–3</w:t>
+      </w:r>
       <w:r>
         <w:rPr>
           <w:lang w:val="id_ID" w:bidi="id_ID"/>
@@ -11927,36 +10577,24 @@
         </w:rPr>
         <w:t xml:space="preserve">: Lihat </w:t>
       </w:r>
-      <w:hyperlink r:id="rId227">
-        <w:r>
-          <w:rPr>
-            <w:lang w:val="id_ID" w:bidi="id_ID"/>
-          </w:rPr>
-          <w:rPr>
-            <w:color w:val="0000EE"/>
-            <w:u w:val="single"/>
-          </w:rPr>
-          <w:t>Imamat 24:5–9</w:t>
-        </w:r>
-      </w:hyperlink>
+      <w:r>
+        <w:rPr>
+          <w:lang w:val="id_ID" w:bidi="id_ID"/>
+        </w:rPr>
+        <w:t>Imamat 24:5–9</w:t>
+      </w:r>
       <w:r>
         <w:rPr>
           <w:lang w:val="id_ID" w:bidi="id_ID"/>
         </w:rPr>
         <w:t xml:space="preserve">; </w:t>
       </w:r>
-      <w:hyperlink r:id="rId228">
-        <w:r>
-          <w:rPr>
-            <w:lang w:val="id_ID" w:bidi="id_ID"/>
-          </w:rPr>
-          <w:rPr>
-            <w:color w:val="0000EE"/>
-            <w:u w:val="single"/>
-          </w:rPr>
-          <w:t>Bilangan 28:1–8</w:t>
-        </w:r>
-      </w:hyperlink>
+      <w:r>
+        <w:rPr>
+          <w:lang w:val="id_ID" w:bidi="id_ID"/>
+        </w:rPr>
+        <w:t>Bilangan 28:1–8</w:t>
+      </w:r>
       <w:r>
         <w:rPr>
           <w:lang w:val="id_ID" w:bidi="id_ID"/>
@@ -11994,36 +10632,24 @@
         </w:rPr>
         <w:t xml:space="preserve">: Uang pajak tahunan memungkinkan para imam membeli hewan untuk persembahan korban harian dan memelihara kompleks bait suci (bandingkan </w:t>
       </w:r>
-      <w:hyperlink r:id="rId229">
-        <w:r>
-          <w:rPr>
-            <w:lang w:val="id_ID" w:bidi="id_ID"/>
-          </w:rPr>
-          <w:rPr>
-            <w:color w:val="0000EE"/>
-            <w:u w:val="single"/>
-          </w:rPr>
-          <w:t>2 Raja-raja 12:11–12</w:t>
-        </w:r>
-      </w:hyperlink>
+      <w:r>
+        <w:rPr>
+          <w:lang w:val="id_ID" w:bidi="id_ID"/>
+        </w:rPr>
+        <w:t>2 Raja-raja 12:11–12</w:t>
+      </w:r>
       <w:r>
         <w:rPr>
           <w:lang w:val="id_ID" w:bidi="id_ID"/>
         </w:rPr>
         <w:t xml:space="preserve">; lihat juga </w:t>
       </w:r>
-      <w:hyperlink r:id="rId230">
-        <w:r>
-          <w:rPr>
-            <w:lang w:val="id_ID" w:bidi="id_ID"/>
-          </w:rPr>
-          <w:rPr>
-            <w:color w:val="0000EE"/>
-            <w:u w:val="single"/>
-          </w:rPr>
-          <w:t>Keluaran 30:11–16</w:t>
-        </w:r>
-      </w:hyperlink>
+      <w:r>
+        <w:rPr>
+          <w:lang w:val="id_ID" w:bidi="id_ID"/>
+        </w:rPr>
+        <w:t>Keluaran 30:11–16</w:t>
+      </w:r>
       <w:r>
         <w:rPr>
           <w:lang w:val="id_ID" w:bidi="id_ID"/>
@@ -12078,36 +10704,24 @@
         </w:rPr>
         <w:t>Api di mezbah harus menyala terus-menerus (</w:t>
       </w:r>
-      <w:hyperlink r:id="rId231">
-        <w:r>
-          <w:rPr>
-            <w:lang w:val="id_ID" w:bidi="id_ID"/>
-          </w:rPr>
-          <w:rPr>
-            <w:color w:val="0000EE"/>
-            <w:u w:val="single"/>
-          </w:rPr>
-          <w:t>Imamat 6:12</w:t>
-        </w:r>
-      </w:hyperlink>
+      <w:r>
+        <w:rPr>
+          <w:lang w:val="id_ID" w:bidi="id_ID"/>
+        </w:rPr>
+        <w:t>Imamat 6:12</w:t>
+      </w:r>
       <w:r>
         <w:rPr>
           <w:lang w:val="id_ID" w:bidi="id_ID"/>
         </w:rPr>
         <w:t>), sehingga membutuhkan banyak kayu. Dahulu, orang Gibeon yang menyediakannya (</w:t>
       </w:r>
-      <w:hyperlink r:id="rId232">
-        <w:r>
-          <w:rPr>
-            <w:lang w:val="id_ID" w:bidi="id_ID"/>
-          </w:rPr>
-          <w:rPr>
-            <w:color w:val="0000EE"/>
-            <w:u w:val="single"/>
-          </w:rPr>
-          <w:t>Yosua 9:27</w:t>
-        </w:r>
-      </w:hyperlink>
+      <w:r>
+        <w:rPr>
+          <w:lang w:val="id_ID" w:bidi="id_ID"/>
+        </w:rPr>
+        <w:t>Yosua 9:27</w:t>
+      </w:r>
       <w:r>
         <w:rPr>
           <w:lang w:val="id_ID" w:bidi="id_ID"/>
@@ -12180,72 +10794,48 @@
         </w:rPr>
         <w:t xml:space="preserve">Bagian pertama dari setiap musim panen (lihat </w:t>
       </w:r>
-      <w:hyperlink r:id="rId233">
-        <w:r>
-          <w:rPr>
-            <w:lang w:val="id_ID" w:bidi="id_ID"/>
-          </w:rPr>
-          <w:rPr>
-            <w:color w:val="0000EE"/>
-            <w:u w:val="single"/>
-          </w:rPr>
-          <w:t>Keluaran 23:19</w:t>
-        </w:r>
-      </w:hyperlink>
+      <w:r>
+        <w:rPr>
+          <w:lang w:val="id_ID" w:bidi="id_ID"/>
+        </w:rPr>
+        <w:t>Keluaran 23:19</w:t>
+      </w:r>
       <w:r>
         <w:rPr>
           <w:lang w:val="id_ID" w:bidi="id_ID"/>
         </w:rPr>
         <w:t xml:space="preserve">; </w:t>
       </w:r>
-      <w:hyperlink r:id="rId234">
-        <w:r>
-          <w:rPr>
-            <w:lang w:val="id_ID" w:bidi="id_ID"/>
-          </w:rPr>
-          <w:rPr>
-            <w:color w:val="0000EE"/>
-            <w:u w:val="single"/>
-          </w:rPr>
-          <w:t>34:26</w:t>
-        </w:r>
-      </w:hyperlink>
+      <w:r>
+        <w:rPr>
+          <w:lang w:val="id_ID" w:bidi="id_ID"/>
+        </w:rPr>
+        <w:t>34:26</w:t>
+      </w:r>
       <w:r>
         <w:rPr>
           <w:lang w:val="id_ID" w:bidi="id_ID"/>
         </w:rPr>
         <w:t xml:space="preserve">; </w:t>
       </w:r>
-      <w:hyperlink r:id="rId235">
-        <w:r>
-          <w:rPr>
-            <w:lang w:val="id_ID" w:bidi="id_ID"/>
-          </w:rPr>
-          <w:rPr>
-            <w:color w:val="0000EE"/>
-            <w:u w:val="single"/>
-          </w:rPr>
-          <w:t>Bilangan 18:12–13</w:t>
-        </w:r>
-      </w:hyperlink>
+      <w:r>
+        <w:rPr>
+          <w:lang w:val="id_ID" w:bidi="id_ID"/>
+        </w:rPr>
+        <w:t>Bilangan 18:12–13</w:t>
+      </w:r>
       <w:r>
         <w:rPr>
           <w:lang w:val="id_ID" w:bidi="id_ID"/>
         </w:rPr>
         <w:t xml:space="preserve">; </w:t>
       </w:r>
-      <w:hyperlink r:id="rId236">
-        <w:r>
-          <w:rPr>
-            <w:lang w:val="id_ID" w:bidi="id_ID"/>
-          </w:rPr>
-          <w:rPr>
-            <w:color w:val="0000EE"/>
-            <w:u w:val="single"/>
-          </w:rPr>
-          <w:t>Ulangan 26:1–11</w:t>
-        </w:r>
-      </w:hyperlink>
+      <w:r>
+        <w:rPr>
+          <w:lang w:val="id_ID" w:bidi="id_ID"/>
+        </w:rPr>
+        <w:t>Ulangan 26:1–11</w:t>
+      </w:r>
       <w:r>
         <w:rPr>
           <w:lang w:val="id_ID" w:bidi="id_ID"/>
@@ -12270,54 +10860,36 @@
         </w:rPr>
         <w:t xml:space="preserve">Uang penebusan sebesar lima syikal untuk anak laki-laki tertua dan anak sulung dari semua kawanan ternak (lihat </w:t>
       </w:r>
-      <w:hyperlink r:id="rId237">
-        <w:r>
-          <w:rPr>
-            <w:lang w:val="id_ID" w:bidi="id_ID"/>
-          </w:rPr>
-          <w:rPr>
-            <w:color w:val="0000EE"/>
-            <w:u w:val="single"/>
-          </w:rPr>
-          <w:t>Keluaran 13:13</w:t>
-        </w:r>
-      </w:hyperlink>
+      <w:r>
+        <w:rPr>
+          <w:lang w:val="id_ID" w:bidi="id_ID"/>
+        </w:rPr>
+        <w:t>Keluaran 13:13</w:t>
+      </w:r>
       <w:r>
         <w:rPr>
           <w:lang w:val="id_ID" w:bidi="id_ID"/>
         </w:rPr>
         <w:t xml:space="preserve">; </w:t>
       </w:r>
-      <w:hyperlink r:id="rId238">
-        <w:r>
-          <w:rPr>
-            <w:lang w:val="id_ID" w:bidi="id_ID"/>
-          </w:rPr>
-          <w:rPr>
-            <w:color w:val="0000EE"/>
-            <w:u w:val="single"/>
-          </w:rPr>
-          <w:t>34:20</w:t>
-        </w:r>
-      </w:hyperlink>
+      <w:r>
+        <w:rPr>
+          <w:lang w:val="id_ID" w:bidi="id_ID"/>
+        </w:rPr>
+        <w:t>34:20</w:t>
+      </w:r>
       <w:r>
         <w:rPr>
           <w:lang w:val="id_ID" w:bidi="id_ID"/>
         </w:rPr>
         <w:t xml:space="preserve">; </w:t>
       </w:r>
-      <w:hyperlink r:id="rId239">
-        <w:r>
-          <w:rPr>
-            <w:lang w:val="id_ID" w:bidi="id_ID"/>
-          </w:rPr>
-          <w:rPr>
-            <w:color w:val="0000EE"/>
-            <w:u w:val="single"/>
-          </w:rPr>
-          <w:t>Bilangan 18:15–17</w:t>
-        </w:r>
-      </w:hyperlink>
+      <w:r>
+        <w:rPr>
+          <w:lang w:val="id_ID" w:bidi="id_ID"/>
+        </w:rPr>
+        <w:t>Bilangan 18:15–17</w:t>
+      </w:r>
       <w:r>
         <w:rPr>
           <w:lang w:val="id_ID" w:bidi="id_ID"/>
@@ -12342,36 +10914,24 @@
         </w:rPr>
         <w:t xml:space="preserve">Sepersepuluh dari segala sesuatu (lihat </w:t>
       </w:r>
-      <w:hyperlink r:id="rId240">
-        <w:r>
-          <w:rPr>
-            <w:lang w:val="id_ID" w:bidi="id_ID"/>
-          </w:rPr>
-          <w:rPr>
-            <w:color w:val="0000EE"/>
-            <w:u w:val="single"/>
-          </w:rPr>
-          <w:t>Bilangan 18:21–24</w:t>
-        </w:r>
-      </w:hyperlink>
+      <w:r>
+        <w:rPr>
+          <w:lang w:val="id_ID" w:bidi="id_ID"/>
+        </w:rPr>
+        <w:t>Bilangan 18:21–24</w:t>
+      </w:r>
       <w:r>
         <w:rPr>
           <w:lang w:val="id_ID" w:bidi="id_ID"/>
         </w:rPr>
         <w:t xml:space="preserve">; </w:t>
       </w:r>
-      <w:hyperlink r:id="rId241">
-        <w:r>
-          <w:rPr>
-            <w:lang w:val="id_ID" w:bidi="id_ID"/>
-          </w:rPr>
-          <w:rPr>
-            <w:color w:val="0000EE"/>
-            <w:u w:val="single"/>
-          </w:rPr>
-          <w:t>Ulangan 14:22–29</w:t>
-        </w:r>
-      </w:hyperlink>
+      <w:r>
+        <w:rPr>
+          <w:lang w:val="id_ID" w:bidi="id_ID"/>
+        </w:rPr>
+        <w:t>Ulangan 14:22–29</w:t>
+      </w:r>
       <w:r>
         <w:rPr>
           <w:lang w:val="id_ID" w:bidi="id_ID"/>
@@ -12426,18 +10986,12 @@
         </w:rPr>
         <w:t xml:space="preserve">Orang Lewi mengumpulkan persepuluhan di semua kota pedesaan dan mengirim sepersepuluh dari persembahan tersebut ke Bait Suci di Yerusalem (lihat </w:t>
       </w:r>
-      <w:hyperlink r:id="rId242">
-        <w:r>
-          <w:rPr>
-            <w:lang w:val="id_ID" w:bidi="id_ID"/>
-          </w:rPr>
-          <w:rPr>
-            <w:color w:val="0000EE"/>
-            <w:u w:val="single"/>
-          </w:rPr>
-          <w:t>Bilangan 18:25–32</w:t>
-        </w:r>
-      </w:hyperlink>
+      <w:r>
+        <w:rPr>
+          <w:lang w:val="id_ID" w:bidi="id_ID"/>
+        </w:rPr>
+        <w:t>Bilangan 18:25–32</w:t>
+      </w:r>
       <w:r>
         <w:rPr>
           <w:lang w:val="id_ID" w:bidi="id_ID"/>
@@ -12492,72 +11046,48 @@
         </w:rPr>
         <w:t>Membuang undi kemungkinan berarti Urim dan Tumim (</w:t>
       </w:r>
-      <w:hyperlink r:id="rId243">
-        <w:r>
-          <w:rPr>
-            <w:lang w:val="id_ID" w:bidi="id_ID"/>
-          </w:rPr>
-          <w:rPr>
-            <w:color w:val="0000EE"/>
-            <w:u w:val="single"/>
-          </w:rPr>
-          <w:t>Nehemia 10:34</w:t>
-        </w:r>
-      </w:hyperlink>
+      <w:r>
+        <w:rPr>
+          <w:lang w:val="id_ID" w:bidi="id_ID"/>
+        </w:rPr>
+        <w:t>Nehemia 10:34</w:t>
+      </w:r>
       <w:r>
         <w:rPr>
           <w:lang w:val="id_ID" w:bidi="id_ID"/>
         </w:rPr>
         <w:t xml:space="preserve">; </w:t>
       </w:r>
-      <w:hyperlink r:id="rId244">
-        <w:r>
-          <w:rPr>
-            <w:lang w:val="id_ID" w:bidi="id_ID"/>
-          </w:rPr>
-          <w:rPr>
-            <w:color w:val="0000EE"/>
-            <w:u w:val="single"/>
-          </w:rPr>
-          <w:t>Yosua 7:14</w:t>
-        </w:r>
-      </w:hyperlink>
+      <w:r>
+        <w:rPr>
+          <w:lang w:val="id_ID" w:bidi="id_ID"/>
+        </w:rPr>
+        <w:t>Yosua 7:14</w:t>
+      </w:r>
       <w:r>
         <w:rPr>
           <w:lang w:val="id_ID" w:bidi="id_ID"/>
         </w:rPr>
         <w:t xml:space="preserve">, </w:t>
       </w:r>
-      <w:hyperlink r:id="rId245">
-        <w:r>
-          <w:rPr>
-            <w:lang w:val="id_ID" w:bidi="id_ID"/>
-          </w:rPr>
-          <w:rPr>
-            <w:color w:val="0000EE"/>
-            <w:u w:val="single"/>
-          </w:rPr>
-          <w:t>16–18</w:t>
-        </w:r>
-      </w:hyperlink>
+      <w:r>
+        <w:rPr>
+          <w:lang w:val="id_ID" w:bidi="id_ID"/>
+        </w:rPr>
+        <w:t>16–18</w:t>
+      </w:r>
       <w:r>
         <w:rPr>
           <w:lang w:val="id_ID" w:bidi="id_ID"/>
         </w:rPr>
         <w:t xml:space="preserve">; </w:t>
       </w:r>
-      <w:hyperlink r:id="rId246">
-        <w:r>
-          <w:rPr>
-            <w:lang w:val="id_ID" w:bidi="id_ID"/>
-          </w:rPr>
-          <w:rPr>
-            <w:color w:val="0000EE"/>
-            <w:u w:val="single"/>
-          </w:rPr>
-          <w:t>14:2</w:t>
-        </w:r>
-      </w:hyperlink>
+      <w:r>
+        <w:rPr>
+          <w:lang w:val="id_ID" w:bidi="id_ID"/>
+        </w:rPr>
+        <w:t>14:2</w:t>
+      </w:r>
       <w:r>
         <w:rPr>
           <w:lang w:val="id_ID" w:bidi="id_ID"/>
@@ -12612,36 +11142,24 @@
         </w:rPr>
         <w:t xml:space="preserve">Cerita selanjutnya kembali ke topik tentang membawa kembali orang-orang untuk tinggal di kota yang aman di Yerusalem (lihat </w:t>
       </w:r>
-      <w:hyperlink r:id="rId247">
-        <w:r>
-          <w:rPr>
-            <w:lang w:val="id_ID" w:bidi="id_ID"/>
-          </w:rPr>
-          <w:rPr>
-            <w:color w:val="0000EE"/>
-            <w:u w:val="single"/>
-          </w:rPr>
-          <w:t>Nehemia 7:1–5</w:t>
-        </w:r>
-      </w:hyperlink>
+      <w:r>
+        <w:rPr>
+          <w:lang w:val="id_ID" w:bidi="id_ID"/>
+        </w:rPr>
+        <w:t>Nehemia 7:1–5</w:t>
+      </w:r>
       <w:r>
         <w:rPr>
           <w:lang w:val="id_ID" w:bidi="id_ID"/>
         </w:rPr>
         <w:t xml:space="preserve">). Daftar nama tersebut mirip dengan yang ada di </w:t>
       </w:r>
-      <w:hyperlink r:id="rId248">
-        <w:r>
-          <w:rPr>
-            <w:lang w:val="id_ID" w:bidi="id_ID"/>
-          </w:rPr>
-          <w:rPr>
-            <w:color w:val="0000EE"/>
-            <w:u w:val="single"/>
-          </w:rPr>
-          <w:t>1 Tawarikh 9:2–17</w:t>
-        </w:r>
-      </w:hyperlink>
+      <w:r>
+        <w:rPr>
+          <w:lang w:val="id_ID" w:bidi="id_ID"/>
+        </w:rPr>
+        <w:t>1 Tawarikh 9:2–17</w:t>
+      </w:r>
       <w:r>
         <w:rPr>
           <w:lang w:val="id_ID" w:bidi="id_ID"/>
@@ -12696,18 +11214,12 @@
         </w:rPr>
         <w:t>Peres adalah anak Yehuda (</w:t>
       </w:r>
-      <w:hyperlink r:id="rId249">
-        <w:r>
-          <w:rPr>
-            <w:lang w:val="id_ID" w:bidi="id_ID"/>
-          </w:rPr>
-          <w:rPr>
-            <w:color w:val="0000EE"/>
-            <w:u w:val="single"/>
-          </w:rPr>
-          <w:t>Kejadian 38:29</w:t>
-        </w:r>
-      </w:hyperlink>
+      <w:r>
+        <w:rPr>
+          <w:lang w:val="id_ID" w:bidi="id_ID"/>
+        </w:rPr>
+        <w:t>Kejadian 38:29</w:t>
+      </w:r>
       <w:r>
         <w:rPr>
           <w:lang w:val="id_ID" w:bidi="id_ID"/>
@@ -12769,36 +11281,24 @@
         </w:rPr>
         <w:t xml:space="preserve"> mungkin antara lain termasuk pengumpulan persepuluhan dari umat dan pengelolaannya di gudang (</w:t>
       </w:r>
-      <w:hyperlink r:id="rId250">
-        <w:r>
-          <w:rPr>
-            <w:lang w:val="id_ID" w:bidi="id_ID"/>
-          </w:rPr>
-          <w:rPr>
-            <w:color w:val="0000EE"/>
-            <w:u w:val="single"/>
-          </w:rPr>
-          <w:t>Nehemia 10:37–39</w:t>
-        </w:r>
-      </w:hyperlink>
+      <w:r>
+        <w:rPr>
+          <w:lang w:val="id_ID" w:bidi="id_ID"/>
+        </w:rPr>
+        <w:t>Nehemia 10:37–39</w:t>
+      </w:r>
       <w:r>
         <w:rPr>
           <w:lang w:val="id_ID" w:bidi="id_ID"/>
         </w:rPr>
         <w:t xml:space="preserve">; lihat juga </w:t>
       </w:r>
-      <w:hyperlink r:id="rId251">
-        <w:r>
-          <w:rPr>
-            <w:lang w:val="id_ID" w:bidi="id_ID"/>
-          </w:rPr>
-          <w:rPr>
-            <w:color w:val="0000EE"/>
-            <w:u w:val="single"/>
-          </w:rPr>
-          <w:t>1 Tawarikh 26:29</w:t>
-        </w:r>
-      </w:hyperlink>
+      <w:r>
+        <w:rPr>
+          <w:lang w:val="id_ID" w:bidi="id_ID"/>
+        </w:rPr>
+        <w:t>1 Tawarikh 26:29</w:t>
+      </w:r>
       <w:r>
         <w:rPr>
           <w:lang w:val="id_ID" w:bidi="id_ID"/>
@@ -12860,18 +11360,12 @@
         </w:rPr>
         <w:t>: Daud memilih Asaf dan keturunannya untuk menciptakan musik bagi ibadah di Bait Suci (</w:t>
       </w:r>
-      <w:hyperlink r:id="rId252">
-        <w:r>
-          <w:rPr>
-            <w:lang w:val="id_ID" w:bidi="id_ID"/>
-          </w:rPr>
-          <w:rPr>
-            <w:color w:val="0000EE"/>
-            <w:u w:val="single"/>
-          </w:rPr>
-          <w:t>1 Tawarikh 25:1–8</w:t>
-        </w:r>
-      </w:hyperlink>
+      <w:r>
+        <w:rPr>
+          <w:lang w:val="id_ID" w:bidi="id_ID"/>
+        </w:rPr>
+        <w:t>1 Tawarikh 25:1–8</w:t>
+      </w:r>
       <w:r>
         <w:rPr>
           <w:lang w:val="id_ID" w:bidi="id_ID"/>
@@ -12926,18 +11420,12 @@
         </w:rPr>
         <w:t>Bukit Ofel adalah tanah tinggi yang terletak tepat di selatan bait suci (</w:t>
       </w:r>
-      <w:hyperlink r:id="rId132">
-        <w:r>
-          <w:rPr>
-            <w:lang w:val="id_ID" w:bidi="id_ID"/>
-          </w:rPr>
-          <w:rPr>
-            <w:color w:val="0000EE"/>
-            <w:u w:val="single"/>
-          </w:rPr>
-          <w:t>Nehemia 3:26</w:t>
-        </w:r>
-      </w:hyperlink>
+      <w:r>
+        <w:rPr>
+          <w:lang w:val="id_ID" w:bidi="id_ID"/>
+        </w:rPr>
+        <w:t>Nehemia 3:26</w:t>
+      </w:r>
       <w:r>
         <w:rPr>
           <w:lang w:val="id_ID" w:bidi="id_ID"/>
@@ -13047,54 +11535,36 @@
         </w:rPr>
         <w:t>: Deskripsi sebelumnya tentang tempat tinggal orang-orang berfokus pada daerah utara Yerusalem (</w:t>
       </w:r>
-      <w:hyperlink r:id="rId253">
-        <w:r>
-          <w:rPr>
-            <w:lang w:val="id_ID" w:bidi="id_ID"/>
-          </w:rPr>
-          <w:rPr>
-            <w:color w:val="0000EE"/>
-            <w:u w:val="single"/>
-          </w:rPr>
-          <w:t>Nehemia 3</w:t>
-        </w:r>
-      </w:hyperlink>
+      <w:r>
+        <w:rPr>
+          <w:lang w:val="id_ID" w:bidi="id_ID"/>
+        </w:rPr>
+        <w:t>Nehemia 3</w:t>
+      </w:r>
       <w:r>
         <w:rPr>
           <w:lang w:val="id_ID" w:bidi="id_ID"/>
         </w:rPr>
         <w:t xml:space="preserve">; </w:t>
       </w:r>
-      <w:hyperlink r:id="rId254">
-        <w:r>
-          <w:rPr>
-            <w:lang w:val="id_ID" w:bidi="id_ID"/>
-          </w:rPr>
-          <w:rPr>
-            <w:color w:val="0000EE"/>
-            <w:u w:val="single"/>
-          </w:rPr>
-          <w:t>11:31–36</w:t>
-        </w:r>
-      </w:hyperlink>
+      <w:r>
+        <w:rPr>
+          <w:lang w:val="id_ID" w:bidi="id_ID"/>
+        </w:rPr>
+        <w:t>11:31–36</w:t>
+      </w:r>
       <w:r>
         <w:rPr>
           <w:lang w:val="id_ID" w:bidi="id_ID"/>
         </w:rPr>
         <w:t>). Daftar ini (</w:t>
       </w:r>
-      <w:hyperlink r:id="rId255">
-        <w:r>
-          <w:rPr>
-            <w:lang w:val="id_ID" w:bidi="id_ID"/>
-          </w:rPr>
-          <w:rPr>
-            <w:color w:val="0000EE"/>
-            <w:u w:val="single"/>
-          </w:rPr>
-          <w:t>Nehemia 11:25–30</w:t>
-        </w:r>
-      </w:hyperlink>
+      <w:r>
+        <w:rPr>
+          <w:lang w:val="id_ID" w:bidi="id_ID"/>
+        </w:rPr>
+        <w:t>Nehemia 11:25–30</w:t>
+      </w:r>
       <w:r>
         <w:rPr>
           <w:lang w:val="id_ID" w:bidi="id_ID"/>
@@ -13156,18 +11626,12 @@
         </w:rPr>
         <w:t xml:space="preserve">: Lihat </w:t>
       </w:r>
-      <w:hyperlink r:id="rId256">
-        <w:r>
-          <w:rPr>
-            <w:lang w:val="id_ID" w:bidi="id_ID"/>
-          </w:rPr>
-          <w:rPr>
-            <w:color w:val="0000EE"/>
-            <w:u w:val="single"/>
-          </w:rPr>
-          <w:t>Ezra 1:1–5</w:t>
-        </w:r>
-      </w:hyperlink>
+      <w:r>
+        <w:rPr>
+          <w:lang w:val="id_ID" w:bidi="id_ID"/>
+        </w:rPr>
+        <w:t>Ezra 1:1–5</w:t>
+      </w:r>
       <w:r>
         <w:rPr>
           <w:lang w:val="id_ID" w:bidi="id_ID"/>
@@ -13222,78 +11686,48 @@
         </w:rPr>
         <w:t>Daftar imam dan orang Lewi ini mencakup mereka yang awalnya kembali dari pembuangan bersama Zerubabel (</w:t>
       </w:r>
-      <w:hyperlink r:id="rId257">
-        <w:r>
-          <w:rPr>
-            <w:lang w:val="id_ID" w:bidi="id_ID"/>
-          </w:rPr>
-          <w:rPr>
-            <w:color w:val="0000EE"/>
-            <w:u w:val="single"/>
-          </w:rPr>
-          <w:t>Nehemia 12:1–9</w:t>
-        </w:r>
-      </w:hyperlink>
+      <w:r>
+        <w:rPr>
+          <w:lang w:val="id_ID" w:bidi="id_ID"/>
+        </w:rPr>
+        <w:t>Nehemia 12:1–9</w:t>
+      </w:r>
       <w:r>
         <w:rPr>
           <w:lang w:val="id_ID" w:bidi="id_ID"/>
         </w:rPr>
         <w:t>), daftar secara kronologis imam besar (</w:t>
       </w:r>
-      <w:hyperlink r:id="rId257">
-        <w:r>
-          <w:rPr>
-            <w:lang w:val="id_ID" w:bidi="id_ID"/>
-          </w:rPr>
-          <w:rPr>
-            <w:color w:val="0000EE"/>
-            <w:u w:val="single"/>
-          </w:rPr>
-          <w:t xml:space="preserve">Nehemia </w:t>
-        </w:r>
-      </w:hyperlink>
-      <w:hyperlink r:id="rId258">
-        <w:r>
-          <w:rPr>
-            <w:lang w:val="id_ID" w:bidi="id_ID"/>
-          </w:rPr>
-          <w:rPr>
-            <w:color w:val="0000EE"/>
-            <w:u w:val="single"/>
-          </w:rPr>
-          <w:t>12:10–11</w:t>
-        </w:r>
-      </w:hyperlink>
+      <w:r>
+        <w:rPr>
+          <w:lang w:val="id_ID" w:bidi="id_ID"/>
+        </w:rPr>
+        <w:t xml:space="preserve">Nehemia </w:t>
+      </w:r>
+      <w:r>
+        <w:rPr>
+          <w:lang w:val="id_ID" w:bidi="id_ID"/>
+        </w:rPr>
+        <w:t>12:10–11</w:t>
+      </w:r>
       <w:r>
         <w:rPr>
           <w:lang w:val="id_ID" w:bidi="id_ID"/>
         </w:rPr>
         <w:t>), serta imam dan orang Lewi yang melayani selama masa Yoyakim, imam besar pada era Nehemia dan Ezra (</w:t>
       </w:r>
-      <w:hyperlink r:id="rId257">
-        <w:r>
-          <w:rPr>
-            <w:lang w:val="id_ID" w:bidi="id_ID"/>
-          </w:rPr>
-          <w:rPr>
-            <w:color w:val="0000EE"/>
-            <w:u w:val="single"/>
-          </w:rPr>
-          <w:t xml:space="preserve">Nehemia </w:t>
-        </w:r>
-      </w:hyperlink>
-      <w:hyperlink r:id="rId259">
-        <w:r>
-          <w:rPr>
-            <w:lang w:val="id_ID" w:bidi="id_ID"/>
-          </w:rPr>
-          <w:rPr>
-            <w:color w:val="0000EE"/>
-            <w:u w:val="single"/>
-          </w:rPr>
-          <w:t>12:12–26</w:t>
-        </w:r>
-      </w:hyperlink>
+      <w:r>
+        <w:rPr>
+          <w:lang w:val="id_ID" w:bidi="id_ID"/>
+        </w:rPr>
+        <w:t xml:space="preserve">Nehemia </w:t>
+      </w:r>
+      <w:r>
+        <w:rPr>
+          <w:lang w:val="id_ID" w:bidi="id_ID"/>
+        </w:rPr>
+        <w:t>12:12–26</w:t>
+      </w:r>
       <w:r>
         <w:rPr>
           <w:lang w:val="id_ID" w:bidi="id_ID"/>
@@ -13358,18 +11792,12 @@
         </w:rPr>
         <w:t xml:space="preserve">: Lihat juga </w:t>
       </w:r>
-      <w:hyperlink r:id="rId260">
-        <w:r>
-          <w:rPr>
-            <w:lang w:val="id_ID" w:bidi="id_ID"/>
-          </w:rPr>
-          <w:rPr>
-            <w:color w:val="0000EE"/>
-            <w:u w:val="single"/>
-          </w:rPr>
-          <w:t>Ezra 2:36–39</w:t>
-        </w:r>
-      </w:hyperlink>
+      <w:r>
+        <w:rPr>
+          <w:lang w:val="id_ID" w:bidi="id_ID"/>
+        </w:rPr>
+        <w:t>Ezra 2:36–39</w:t>
+      </w:r>
       <w:r>
         <w:rPr>
           <w:lang w:val="id_ID" w:bidi="id_ID"/>
@@ -13394,126 +11822,84 @@
         </w:rPr>
         <w:t>Yesua adalah imam besar di Yerusalem ketika orang-orang kembali dari penawanan tak lama setelah 538 SM (</w:t>
       </w:r>
-      <w:hyperlink r:id="rId118">
-        <w:r>
-          <w:rPr>
-            <w:lang w:val="id_ID" w:bidi="id_ID"/>
-          </w:rPr>
-          <w:rPr>
-            <w:color w:val="0000EE"/>
-            <w:u w:val="single"/>
-          </w:rPr>
-          <w:t>Ezra 2:2</w:t>
-        </w:r>
-      </w:hyperlink>
+      <w:r>
+        <w:rPr>
+          <w:lang w:val="id_ID" w:bidi="id_ID"/>
+        </w:rPr>
+        <w:t>Ezra 2:2</w:t>
+      </w:r>
       <w:r>
         <w:rPr>
           <w:lang w:val="id_ID" w:bidi="id_ID"/>
         </w:rPr>
         <w:t xml:space="preserve">; </w:t>
       </w:r>
-      <w:hyperlink r:id="rId261">
-        <w:r>
-          <w:rPr>
-            <w:lang w:val="id_ID" w:bidi="id_ID"/>
-          </w:rPr>
-          <w:rPr>
-            <w:color w:val="0000EE"/>
-            <w:u w:val="single"/>
-          </w:rPr>
-          <w:t>3:2</w:t>
-        </w:r>
-      </w:hyperlink>
+      <w:r>
+        <w:rPr>
+          <w:lang w:val="id_ID" w:bidi="id_ID"/>
+        </w:rPr>
+        <w:t>3:2</w:t>
+      </w:r>
       <w:r>
         <w:rPr>
           <w:lang w:val="id_ID" w:bidi="id_ID"/>
         </w:rPr>
         <w:t xml:space="preserve">, </w:t>
       </w:r>
-      <w:hyperlink r:id="rId262">
-        <w:r>
-          <w:rPr>
-            <w:lang w:val="id_ID" w:bidi="id_ID"/>
-          </w:rPr>
-          <w:rPr>
-            <w:color w:val="0000EE"/>
-            <w:u w:val="single"/>
-          </w:rPr>
-          <w:t>8</w:t>
-        </w:r>
-      </w:hyperlink>
+      <w:r>
+        <w:rPr>
+          <w:lang w:val="id_ID" w:bidi="id_ID"/>
+        </w:rPr>
+        <w:t>8</w:t>
+      </w:r>
       <w:r>
         <w:rPr>
           <w:lang w:val="id_ID" w:bidi="id_ID"/>
         </w:rPr>
         <w:t xml:space="preserve">; </w:t>
       </w:r>
-      <w:hyperlink r:id="rId263">
-        <w:r>
-          <w:rPr>
-            <w:lang w:val="id_ID" w:bidi="id_ID"/>
-          </w:rPr>
-          <w:rPr>
-            <w:color w:val="0000EE"/>
-            <w:u w:val="single"/>
-          </w:rPr>
-          <w:t>4:3</w:t>
-        </w:r>
-      </w:hyperlink>
+      <w:r>
+        <w:rPr>
+          <w:lang w:val="id_ID" w:bidi="id_ID"/>
+        </w:rPr>
+        <w:t>4:3</w:t>
+      </w:r>
       <w:r>
         <w:rPr>
           <w:lang w:val="id_ID" w:bidi="id_ID"/>
         </w:rPr>
         <w:t>). Dia terus melayani pada tahun 520 Sebelum Masehi ketika Hagai dan Zakharia mendorong orang-orang untuk menyelesaikan pembangunan bait suci (</w:t>
       </w:r>
-      <w:hyperlink r:id="rId264">
-        <w:r>
-          <w:rPr>
-            <w:lang w:val="id_ID" w:bidi="id_ID"/>
-          </w:rPr>
-          <w:rPr>
-            <w:color w:val="0000EE"/>
-            <w:u w:val="single"/>
-          </w:rPr>
-          <w:t>Ezra 5:1</w:t>
-        </w:r>
-      </w:hyperlink>
+      <w:r>
+        <w:rPr>
+          <w:lang w:val="id_ID" w:bidi="id_ID"/>
+        </w:rPr>
+        <w:t>Ezra 5:1</w:t>
+      </w:r>
       <w:r>
         <w:rPr>
           <w:lang w:val="id_ID" w:bidi="id_ID"/>
         </w:rPr>
         <w:t xml:space="preserve">; </w:t>
       </w:r>
-      <w:hyperlink r:id="rId98">
-        <w:r>
-          <w:rPr>
-            <w:lang w:val="id_ID" w:bidi="id_ID"/>
-          </w:rPr>
-          <w:rPr>
-            <w:color w:val="0000EE"/>
-            <w:u w:val="single"/>
-          </w:rPr>
-          <w:t>Hagai 1:1</w:t>
-        </w:r>
-      </w:hyperlink>
+      <w:r>
+        <w:rPr>
+          <w:lang w:val="id_ID" w:bidi="id_ID"/>
+        </w:rPr>
+        <w:t>Hagai 1:1</w:t>
+      </w:r>
       <w:r>
         <w:rPr>
           <w:lang w:val="id_ID" w:bidi="id_ID"/>
         </w:rPr>
         <w:t xml:space="preserve">; </w:t>
       </w:r>
-      <w:hyperlink r:id="rId265">
-        <w:r>
-          <w:rPr>
-            <w:lang w:val="id_ID" w:bidi="id_ID"/>
-          </w:rPr>
-          <w:rPr>
-            <w:color w:val="0000EE"/>
-            <w:u w:val="single"/>
-          </w:rPr>
-          <w:t>Zakharia 3:1</w:t>
-        </w:r>
-      </w:hyperlink>
+      <w:r>
+        <w:rPr>
+          <w:lang w:val="id_ID" w:bidi="id_ID"/>
+        </w:rPr>
+        <w:t>Zakharia 3:1</w:t>
+      </w:r>
       <w:r>
         <w:rPr>
           <w:lang w:val="id_ID" w:bidi="id_ID"/>
@@ -13574,36 +11960,24 @@
         </w:rPr>
         <w:t xml:space="preserve">: Untuk melantunkan nyanyian antifonal (gaya menyanyi berbalasan atau bersahut-sahutan) seperti yang dijelaskan dalam </w:t>
       </w:r>
-      <w:hyperlink r:id="rId266">
-        <w:r>
-          <w:rPr>
-            <w:lang w:val="id_ID" w:bidi="id_ID"/>
-          </w:rPr>
-          <w:rPr>
-            <w:color w:val="0000EE"/>
-            <w:u w:val="single"/>
-          </w:rPr>
-          <w:t xml:space="preserve">Nehemia 12:24 </w:t>
-        </w:r>
-      </w:hyperlink>
+      <w:r>
+        <w:rPr>
+          <w:lang w:val="id_ID" w:bidi="id_ID"/>
+        </w:rPr>
+        <w:t xml:space="preserve">Nehemia 12:24 </w:t>
+      </w:r>
       <w:r>
         <w:rPr>
           <w:lang w:val="id_ID" w:bidi="id_ID"/>
         </w:rPr>
         <w:t xml:space="preserve">dan </w:t>
       </w:r>
-      <w:hyperlink r:id="rId267">
-        <w:r>
-          <w:rPr>
-            <w:lang w:val="id_ID" w:bidi="id_ID"/>
-          </w:rPr>
-          <w:rPr>
-            <w:color w:val="0000EE"/>
-            <w:u w:val="single"/>
-          </w:rPr>
-          <w:t>Ezra 3:1–11</w:t>
-        </w:r>
-      </w:hyperlink>
+      <w:r>
+        <w:rPr>
+          <w:lang w:val="id_ID" w:bidi="id_ID"/>
+        </w:rPr>
+        <w:t>Ezra 3:1–11</w:t>
+      </w:r>
       <w:r>
         <w:rPr>
           <w:lang w:val="id_ID" w:bidi="id_ID"/>
@@ -13680,54 +12054,36 @@
         </w:rPr>
         <w:t>Elyasib dan Yoyada melayani pada masa Nehemia (</w:t>
       </w:r>
-      <w:hyperlink r:id="rId60">
-        <w:r>
-          <w:rPr>
-            <w:lang w:val="id_ID" w:bidi="id_ID"/>
-          </w:rPr>
-          <w:rPr>
-            <w:color w:val="0000EE"/>
-            <w:u w:val="single"/>
-          </w:rPr>
-          <w:t>Nehemia 3:1</w:t>
-        </w:r>
-      </w:hyperlink>
+      <w:r>
+        <w:rPr>
+          <w:lang w:val="id_ID" w:bidi="id_ID"/>
+        </w:rPr>
+        <w:t>Nehemia 3:1</w:t>
+      </w:r>
       <w:r>
         <w:rPr>
           <w:lang w:val="id_ID" w:bidi="id_ID"/>
         </w:rPr>
         <w:t xml:space="preserve">; </w:t>
       </w:r>
-      <w:hyperlink r:id="rId268">
-        <w:r>
-          <w:rPr>
-            <w:lang w:val="id_ID" w:bidi="id_ID"/>
-          </w:rPr>
-          <w:rPr>
-            <w:color w:val="0000EE"/>
-            <w:u w:val="single"/>
-          </w:rPr>
-          <w:t>13:4</w:t>
-        </w:r>
-      </w:hyperlink>
+      <w:r>
+        <w:rPr>
+          <w:lang w:val="id_ID" w:bidi="id_ID"/>
+        </w:rPr>
+        <w:t>13:4</w:t>
+      </w:r>
       <w:r>
         <w:rPr>
           <w:lang w:val="id_ID" w:bidi="id_ID"/>
         </w:rPr>
         <w:t xml:space="preserve">, </w:t>
       </w:r>
-      <w:hyperlink r:id="rId269">
-        <w:r>
-          <w:rPr>
-            <w:lang w:val="id_ID" w:bidi="id_ID"/>
-          </w:rPr>
-          <w:rPr>
-            <w:color w:val="0000EE"/>
-            <w:u w:val="single"/>
-          </w:rPr>
-          <w:t>28</w:t>
-        </w:r>
-      </w:hyperlink>
+      <w:r>
+        <w:rPr>
+          <w:lang w:val="id_ID" w:bidi="id_ID"/>
+        </w:rPr>
+        <w:t>28</w:t>
+      </w:r>
       <w:r>
         <w:rPr>
           <w:lang w:val="id_ID" w:bidi="id_ID"/>
@@ -13820,54 +12176,36 @@
         </w:rPr>
         <w:t>Daftar ini kemungkinan disusun ketika Yoyakim menjadi imam besar (</w:t>
       </w:r>
-      <w:hyperlink r:id="rId270">
-        <w:r>
-          <w:rPr>
-            <w:lang w:val="id_ID" w:bidi="id_ID"/>
-          </w:rPr>
-          <w:rPr>
-            <w:color w:val="0000EE"/>
-            <w:u w:val="single"/>
-          </w:rPr>
-          <w:t>Nehemia 12:12</w:t>
-        </w:r>
-      </w:hyperlink>
+      <w:r>
+        <w:rPr>
+          <w:lang w:val="id_ID" w:bidi="id_ID"/>
+        </w:rPr>
+        <w:t>Nehemia 12:12</w:t>
+      </w:r>
       <w:r>
         <w:rPr>
           <w:lang w:val="id_ID" w:bidi="id_ID"/>
         </w:rPr>
         <w:t xml:space="preserve">) untuk mengonfirmasi keabsahan para imam dan orang Lewi yang bertugas. Kecuali untuk penghilangan Hatus (lihat </w:t>
       </w:r>
-      <w:hyperlink r:id="rId271">
-        <w:r>
-          <w:rPr>
-            <w:lang w:val="id_ID" w:bidi="id_ID"/>
-          </w:rPr>
-          <w:rPr>
-            <w:color w:val="0000EE"/>
-            <w:u w:val="single"/>
-          </w:rPr>
-          <w:t>Nehemia 12:2</w:t>
-        </w:r>
-      </w:hyperlink>
+      <w:r>
+        <w:rPr>
+          <w:lang w:val="id_ID" w:bidi="id_ID"/>
+        </w:rPr>
+        <w:t>Nehemia 12:2</w:t>
+      </w:r>
       <w:r>
         <w:rPr>
           <w:lang w:val="id_ID" w:bidi="id_ID"/>
         </w:rPr>
         <w:t xml:space="preserve">), daftar ini mencakup nama-nama yang sama seperti </w:t>
       </w:r>
-      <w:hyperlink r:id="rId209">
-        <w:r>
-          <w:rPr>
-            <w:lang w:val="id_ID" w:bidi="id_ID"/>
-          </w:rPr>
-          <w:rPr>
-            <w:color w:val="0000EE"/>
-            <w:u w:val="single"/>
-          </w:rPr>
-          <w:t>Nehemia 12:1–7</w:t>
-        </w:r>
-      </w:hyperlink>
+      <w:r>
+        <w:rPr>
+          <w:lang w:val="id_ID" w:bidi="id_ID"/>
+        </w:rPr>
+        <w:t>Nehemia 12:1–7</w:t>
+      </w:r>
       <w:r>
         <w:rPr>
           <w:lang w:val="id_ID" w:bidi="id_ID"/>
@@ -13926,36 +12264,24 @@
         </w:rPr>
         <w:t xml:space="preserve">Karena hanya sedikit orang Lewi yang kembali untuk tinggal di Yerusalem (lihat </w:t>
       </w:r>
-      <w:hyperlink r:id="rId272">
-        <w:r>
-          <w:rPr>
-            <w:lang w:val="id_ID" w:bidi="id_ID"/>
-          </w:rPr>
-          <w:rPr>
-            <w:color w:val="0000EE"/>
-            <w:u w:val="single"/>
-          </w:rPr>
-          <w:t>Ezra 2:40–42</w:t>
-        </w:r>
-      </w:hyperlink>
+      <w:r>
+        <w:rPr>
+          <w:lang w:val="id_ID" w:bidi="id_ID"/>
+        </w:rPr>
+        <w:t>Ezra 2:40–42</w:t>
+      </w:r>
       <w:r>
         <w:rPr>
           <w:lang w:val="id_ID" w:bidi="id_ID"/>
         </w:rPr>
         <w:t xml:space="preserve">; </w:t>
       </w:r>
-      <w:hyperlink r:id="rId273">
-        <w:r>
-          <w:rPr>
-            <w:lang w:val="id_ID" w:bidi="id_ID"/>
-          </w:rPr>
-          <w:rPr>
-            <w:color w:val="0000EE"/>
-            <w:u w:val="single"/>
-          </w:rPr>
-          <w:t>8:15–19</w:t>
-        </w:r>
-      </w:hyperlink>
+      <w:r>
+        <w:rPr>
+          <w:lang w:val="id_ID" w:bidi="id_ID"/>
+        </w:rPr>
+        <w:t>8:15–19</w:t>
+      </w:r>
       <w:r>
         <w:rPr>
           <w:lang w:val="id_ID" w:bidi="id_ID"/>
@@ -13980,18 +12306,12 @@
         </w:rPr>
         <w:t>Orang Netofat berasal dari daerah dekat Betlehem (</w:t>
       </w:r>
-      <w:hyperlink r:id="rId274">
-        <w:r>
-          <w:rPr>
-            <w:lang w:val="id_ID" w:bidi="id_ID"/>
-          </w:rPr>
-          <w:rPr>
-            <w:color w:val="0000EE"/>
-            <w:u w:val="single"/>
-          </w:rPr>
-          <w:t>1 Tawarikh 2:54</w:t>
-        </w:r>
-      </w:hyperlink>
+      <w:r>
+        <w:rPr>
+          <w:lang w:val="id_ID" w:bidi="id_ID"/>
+        </w:rPr>
+        <w:t>1 Tawarikh 2:54</w:t>
+      </w:r>
       <w:r>
         <w:rPr>
           <w:lang w:val="id_ID" w:bidi="id_ID"/>
@@ -14082,18 +12402,12 @@
         </w:rPr>
         <w:t>Peresmian tembok baru ini kemungkinan besar terjadi tak lama setelah pembangunan tembok selesai (</w:t>
       </w:r>
-      <w:hyperlink r:id="rId275">
-        <w:r>
-          <w:rPr>
-            <w:lang w:val="id_ID" w:bidi="id_ID"/>
-          </w:rPr>
-          <w:rPr>
-            <w:color w:val="0000EE"/>
-            <w:u w:val="single"/>
-          </w:rPr>
-          <w:t>Nehemia 6:15–19</w:t>
-        </w:r>
-      </w:hyperlink>
+      <w:r>
+        <w:rPr>
+          <w:lang w:val="id_ID" w:bidi="id_ID"/>
+        </w:rPr>
+        <w:t>Nehemia 6:15–19</w:t>
+      </w:r>
       <w:r>
         <w:rPr>
           <w:lang w:val="id_ID" w:bidi="id_ID"/>
@@ -14148,36 +12462,24 @@
         </w:rPr>
         <w:t xml:space="preserve">Upacara peresmian mengharuskan para imam dan orang Lewi untuk disucikan dan siap memasuki area Bait Suci (lihat </w:t>
       </w:r>
-      <w:hyperlink r:id="rId276">
-        <w:r>
-          <w:rPr>
-            <w:lang w:val="id_ID" w:bidi="id_ID"/>
-          </w:rPr>
-          <w:rPr>
-            <w:color w:val="0000EE"/>
-            <w:u w:val="single"/>
-          </w:rPr>
-          <w:t>Keluaran 19:10</w:t>
-        </w:r>
-      </w:hyperlink>
+      <w:r>
+        <w:rPr>
+          <w:lang w:val="id_ID" w:bidi="id_ID"/>
+        </w:rPr>
+        <w:t>Keluaran 19:10</w:t>
+      </w:r>
       <w:r>
         <w:rPr>
           <w:lang w:val="id_ID" w:bidi="id_ID"/>
         </w:rPr>
         <w:t xml:space="preserve">; </w:t>
       </w:r>
-      <w:hyperlink r:id="rId277">
-        <w:r>
-          <w:rPr>
-            <w:lang w:val="id_ID" w:bidi="id_ID"/>
-          </w:rPr>
-          <w:rPr>
-            <w:color w:val="0000EE"/>
-            <w:u w:val="single"/>
-          </w:rPr>
-          <w:t>Bilangan 8:5–7</w:t>
-        </w:r>
-      </w:hyperlink>
+      <w:r>
+        <w:rPr>
+          <w:lang w:val="id_ID" w:bidi="id_ID"/>
+        </w:rPr>
+        <w:t>Bilangan 8:5–7</w:t>
+      </w:r>
       <w:r>
         <w:rPr>
           <w:lang w:val="id_ID" w:bidi="id_ID"/>
@@ -14232,54 +12534,36 @@
         </w:rPr>
         <w:t>Pawai yang megah bergerak ke selatan di sepanjang bagian atas tembok menuju Gerbang Sampah di ujung selatan kota (</w:t>
       </w:r>
-      <w:hyperlink r:id="rId278">
-        <w:r>
-          <w:rPr>
-            <w:lang w:val="id_ID" w:bidi="id_ID"/>
-          </w:rPr>
-          <w:rPr>
-            <w:color w:val="0000EE"/>
-            <w:u w:val="single"/>
-          </w:rPr>
-          <w:t>Nehemia 3:13–14</w:t>
-        </w:r>
-      </w:hyperlink>
+      <w:r>
+        <w:rPr>
+          <w:lang w:val="id_ID" w:bidi="id_ID"/>
+        </w:rPr>
+        <w:t>Nehemia 3:13–14</w:t>
+      </w:r>
       <w:r>
         <w:rPr>
           <w:lang w:val="id_ID" w:bidi="id_ID"/>
         </w:rPr>
         <w:t>). Kemudian, prosesi bergerak ke utara di sepanjang tembok sisi timur kota, melewati reruntuhan rumah Daud, dan menuju Gerbang Air (</w:t>
       </w:r>
-      <w:hyperlink r:id="rId132">
-        <w:r>
-          <w:rPr>
-            <w:lang w:val="id_ID" w:bidi="id_ID"/>
-          </w:rPr>
-          <w:rPr>
-            <w:color w:val="0000EE"/>
-            <w:u w:val="single"/>
-          </w:rPr>
-          <w:t>Nehemia 3:26</w:t>
-        </w:r>
-      </w:hyperlink>
+      <w:r>
+        <w:rPr>
+          <w:lang w:val="id_ID" w:bidi="id_ID"/>
+        </w:rPr>
+        <w:t>Nehemia 3:26</w:t>
+      </w:r>
       <w:r>
         <w:rPr>
           <w:lang w:val="id_ID" w:bidi="id_ID"/>
         </w:rPr>
         <w:t xml:space="preserve">; </w:t>
       </w:r>
-      <w:hyperlink r:id="rId279">
-        <w:r>
-          <w:rPr>
-            <w:lang w:val="id_ID" w:bidi="id_ID"/>
-          </w:rPr>
-          <w:rPr>
-            <w:color w:val="0000EE"/>
-            <w:u w:val="single"/>
-          </w:rPr>
-          <w:t>8:1</w:t>
-        </w:r>
-      </w:hyperlink>
+      <w:r>
+        <w:rPr>
+          <w:lang w:val="id_ID" w:bidi="id_ID"/>
+        </w:rPr>
+        <w:t>8:1</w:t>
+      </w:r>
       <w:r>
         <w:rPr>
           <w:lang w:val="id_ID" w:bidi="id_ID"/>
@@ -14334,90 +12618,60 @@
         </w:rPr>
         <w:t>Nafiri logam yang panjang dan ramping dimainkan dalam perayaan yang penuh sukacita (</w:t>
       </w:r>
-      <w:hyperlink r:id="rId280">
-        <w:r>
-          <w:rPr>
-            <w:lang w:val="id_ID" w:bidi="id_ID"/>
-          </w:rPr>
-          <w:rPr>
-            <w:color w:val="0000EE"/>
-            <w:u w:val="single"/>
-          </w:rPr>
-          <w:t>1 Tawarikh 13:8</w:t>
-        </w:r>
-      </w:hyperlink>
+      <w:r>
+        <w:rPr>
+          <w:lang w:val="id_ID" w:bidi="id_ID"/>
+        </w:rPr>
+        <w:t>1 Tawarikh 13:8</w:t>
+      </w:r>
       <w:r>
         <w:rPr>
           <w:lang w:val="id_ID" w:bidi="id_ID"/>
         </w:rPr>
         <w:t xml:space="preserve">; </w:t>
       </w:r>
-      <w:hyperlink r:id="rId281">
-        <w:r>
-          <w:rPr>
-            <w:lang w:val="id_ID" w:bidi="id_ID"/>
-          </w:rPr>
-          <w:rPr>
-            <w:color w:val="0000EE"/>
-            <w:u w:val="single"/>
-          </w:rPr>
-          <w:t>15:23</w:t>
-        </w:r>
-      </w:hyperlink>
+      <w:r>
+        <w:rPr>
+          <w:lang w:val="id_ID" w:bidi="id_ID"/>
+        </w:rPr>
+        <w:t>15:23</w:t>
+      </w:r>
       <w:r>
         <w:rPr>
           <w:lang w:val="id_ID" w:bidi="id_ID"/>
         </w:rPr>
         <w:t xml:space="preserve">; </w:t>
       </w:r>
-      <w:hyperlink r:id="rId282">
-        <w:r>
-          <w:rPr>
-            <w:lang w:val="id_ID" w:bidi="id_ID"/>
-          </w:rPr>
-          <w:rPr>
-            <w:color w:val="0000EE"/>
-            <w:u w:val="single"/>
-          </w:rPr>
-          <w:t>16:6</w:t>
-        </w:r>
-      </w:hyperlink>
+      <w:r>
+        <w:rPr>
+          <w:lang w:val="id_ID" w:bidi="id_ID"/>
+        </w:rPr>
+        <w:t>16:6</w:t>
+      </w:r>
       <w:r>
         <w:rPr>
           <w:lang w:val="id_ID" w:bidi="id_ID"/>
         </w:rPr>
         <w:t xml:space="preserve">, </w:t>
       </w:r>
-      <w:hyperlink r:id="rId283">
-        <w:r>
-          <w:rPr>
-            <w:lang w:val="id_ID" w:bidi="id_ID"/>
-          </w:rPr>
-          <w:rPr>
-            <w:color w:val="0000EE"/>
-            <w:u w:val="single"/>
-          </w:rPr>
-          <w:t>42</w:t>
-        </w:r>
-      </w:hyperlink>
+      <w:r>
+        <w:rPr>
+          <w:lang w:val="id_ID" w:bidi="id_ID"/>
+        </w:rPr>
+        <w:t>42</w:t>
+      </w:r>
       <w:r>
         <w:rPr>
           <w:lang w:val="id_ID" w:bidi="id_ID"/>
         </w:rPr>
         <w:t xml:space="preserve">; </w:t>
       </w:r>
-      <w:hyperlink r:id="rId284">
-        <w:r>
-          <w:rPr>
-            <w:lang w:val="id_ID" w:bidi="id_ID"/>
-          </w:rPr>
-          <w:rPr>
-            <w:color w:val="0000EE"/>
-            <w:u w:val="single"/>
-          </w:rPr>
-          <w:t>Ezra 3:10</w:t>
-        </w:r>
-      </w:hyperlink>
+      <w:r>
+        <w:rPr>
+          <w:lang w:val="id_ID" w:bidi="id_ID"/>
+        </w:rPr>
+        <w:t>Ezra 3:10</w:t>
+      </w:r>
       <w:r>
         <w:rPr>
           <w:lang w:val="id_ID" w:bidi="id_ID"/>
@@ -14494,18 +12748,12 @@
         </w:rPr>
         <w:t>Tembok Lebar (</w:t>
       </w:r>
-      <w:hyperlink r:id="rId285">
-        <w:r>
-          <w:rPr>
-            <w:lang w:val="id_ID" w:bidi="id_ID"/>
-          </w:rPr>
-          <w:rPr>
-            <w:color w:val="0000EE"/>
-            <w:u w:val="single"/>
-          </w:rPr>
-          <w:t>Nehemia 3:8</w:t>
-        </w:r>
-      </w:hyperlink>
+      <w:r>
+        <w:rPr>
+          <w:lang w:val="id_ID" w:bidi="id_ID"/>
+        </w:rPr>
+        <w:t>Nehemia 3:8</w:t>
+      </w:r>
       <w:r>
         <w:rPr>
           <w:lang w:val="id_ID" w:bidi="id_ID"/>
@@ -14530,18 +12778,12 @@
         </w:rPr>
         <w:t>Pintu Gerbang Lama (</w:t>
       </w:r>
-      <w:hyperlink r:id="rId286">
-        <w:r>
-          <w:rPr>
-            <w:lang w:val="id_ID" w:bidi="id_ID"/>
-          </w:rPr>
-          <w:rPr>
-            <w:color w:val="0000EE"/>
-            <w:u w:val="single"/>
-          </w:rPr>
-          <w:t>Nehemia 3:6</w:t>
-        </w:r>
-      </w:hyperlink>
+      <w:r>
+        <w:rPr>
+          <w:lang w:val="id_ID" w:bidi="id_ID"/>
+        </w:rPr>
+        <w:t>Nehemia 3:6</w:t>
+      </w:r>
       <w:r>
         <w:rPr>
           <w:lang w:val="id_ID" w:bidi="id_ID"/>
@@ -14566,18 +12808,12 @@
         </w:rPr>
         <w:t>Gerbang Ikan (</w:t>
       </w:r>
-      <w:hyperlink r:id="rId287">
-        <w:r>
-          <w:rPr>
-            <w:lang w:val="id_ID" w:bidi="id_ID"/>
-          </w:rPr>
-          <w:rPr>
-            <w:color w:val="0000EE"/>
-            <w:u w:val="single"/>
-          </w:rPr>
-          <w:t>Nehemia 3:3</w:t>
-        </w:r>
-      </w:hyperlink>
+      <w:r>
+        <w:rPr>
+          <w:lang w:val="id_ID" w:bidi="id_ID"/>
+        </w:rPr>
+        <w:t>Nehemia 3:3</w:t>
+      </w:r>
       <w:r>
         <w:rPr>
           <w:lang w:val="id_ID" w:bidi="id_ID"/>
@@ -14611,18 +12847,12 @@
         </w:rPr>
         <w:t xml:space="preserve"> (</w:t>
       </w:r>
-      <w:hyperlink r:id="rId60">
-        <w:r>
-          <w:rPr>
-            <w:lang w:val="id_ID" w:bidi="id_ID"/>
-          </w:rPr>
-          <w:rPr>
-            <w:color w:val="0000EE"/>
-            <w:u w:val="single"/>
-          </w:rPr>
-          <w:t>Nehemia 3:1</w:t>
-        </w:r>
-      </w:hyperlink>
+      <w:r>
+        <w:rPr>
+          <w:lang w:val="id_ID" w:bidi="id_ID"/>
+        </w:rPr>
+        <w:t>Nehemia 3:1</w:t>
+      </w:r>
       <w:r>
         <w:rPr>
           <w:lang w:val="id_ID" w:bidi="id_ID"/>
@@ -14660,18 +12890,12 @@
         </w:rPr>
         <w:t xml:space="preserve"> (</w:t>
       </w:r>
-      <w:hyperlink r:id="rId288">
-        <w:r>
-          <w:rPr>
-            <w:lang w:val="id_ID" w:bidi="id_ID"/>
-          </w:rPr>
-          <w:rPr>
-            <w:color w:val="0000EE"/>
-            <w:u w:val="single"/>
-          </w:rPr>
-          <w:t>Nehemia 3:31</w:t>
-        </w:r>
-      </w:hyperlink>
+      <w:r>
+        <w:rPr>
+          <w:lang w:val="id_ID" w:bidi="id_ID"/>
+        </w:rPr>
+        <w:t>Nehemia 3:31</w:t>
+      </w:r>
       <w:r>
         <w:rPr>
           <w:lang w:val="id_ID" w:bidi="id_ID"/>
@@ -14726,18 +12950,12 @@
         </w:rPr>
         <w:t xml:space="preserve">Perayaan ini melibatkan semua orang Israel. Allah adalah sumber yang benar dari sukacita besar mereka, yang oleh karena kekuatan-Nya telah menolong mereka membangun kembali tembok-tembok. </w:t>
       </w:r>
-      <w:hyperlink r:id="rId289">
-        <w:r>
-          <w:rPr>
-            <w:lang w:val="id_ID" w:bidi="id_ID"/>
-          </w:rPr>
-          <w:rPr>
-            <w:color w:val="0000EE"/>
-            <w:u w:val="single"/>
-          </w:rPr>
-          <w:t>Mazmur 147</w:t>
-        </w:r>
-      </w:hyperlink>
+      <w:r>
+        <w:rPr>
+          <w:lang w:val="id_ID" w:bidi="id_ID"/>
+        </w:rPr>
+        <w:t>Mazmur 147</w:t>
+      </w:r>
       <w:r>
         <w:rPr>
           <w:lang w:val="id_ID" w:bidi="id_ID"/>
@@ -14792,144 +13010,96 @@
         </w:rPr>
         <w:t>Pada hari peresmian tembok (</w:t>
       </w:r>
-      <w:hyperlink r:id="rId290">
-        <w:r>
-          <w:rPr>
-            <w:lang w:val="id_ID" w:bidi="id_ID"/>
-          </w:rPr>
-          <w:rPr>
-            <w:color w:val="0000EE"/>
-            <w:u w:val="single"/>
-          </w:rPr>
-          <w:t>Nehemia 12:44</w:t>
-        </w:r>
-      </w:hyperlink>
+      <w:r>
+        <w:rPr>
+          <w:lang w:val="id_ID" w:bidi="id_ID"/>
+        </w:rPr>
+        <w:t>Nehemia 12:44</w:t>
+      </w:r>
       <w:r>
         <w:rPr>
           <w:lang w:val="id_ID" w:bidi="id_ID"/>
         </w:rPr>
         <w:t xml:space="preserve">; </w:t>
       </w:r>
-      <w:hyperlink r:id="rId291">
-        <w:r>
-          <w:rPr>
-            <w:lang w:val="id_ID" w:bidi="id_ID"/>
-          </w:rPr>
-          <w:rPr>
-            <w:color w:val="0000EE"/>
-            <w:u w:val="single"/>
-          </w:rPr>
-          <w:t>13:1</w:t>
-        </w:r>
-      </w:hyperlink>
+      <w:r>
+        <w:rPr>
+          <w:lang w:val="id_ID" w:bidi="id_ID"/>
+        </w:rPr>
+        <w:t>13:1</w:t>
+      </w:r>
       <w:r>
         <w:rPr>
           <w:lang w:val="id_ID" w:bidi="id_ID"/>
         </w:rPr>
         <w:t>), orang-orang ditunjuk untuk mengelola persepuluhan dan peresembahan untuk kebutuhan para imam dan orang Lewi. Tugas mereka termasuk mengumpulkan persembahan dari umat untuk para imam dan orang Lewi (</w:t>
       </w:r>
-      <w:hyperlink r:id="rId292">
-        <w:r>
-          <w:rPr>
-            <w:lang w:val="id_ID" w:bidi="id_ID"/>
-          </w:rPr>
-          <w:rPr>
-            <w:color w:val="0000EE"/>
-            <w:u w:val="single"/>
-          </w:rPr>
-          <w:t>Nehemia 10:32–39</w:t>
-        </w:r>
-      </w:hyperlink>
+      <w:r>
+        <w:rPr>
+          <w:lang w:val="id_ID" w:bidi="id_ID"/>
+        </w:rPr>
+        <w:t>Nehemia 10:32–39</w:t>
+      </w:r>
       <w:r>
         <w:rPr>
           <w:lang w:val="id_ID" w:bidi="id_ID"/>
         </w:rPr>
         <w:t xml:space="preserve">; lihat juga </w:t>
       </w:r>
-      <w:hyperlink r:id="rId230">
-        <w:r>
-          <w:rPr>
-            <w:lang w:val="id_ID" w:bidi="id_ID"/>
-          </w:rPr>
-          <w:rPr>
-            <w:color w:val="0000EE"/>
-            <w:u w:val="single"/>
-          </w:rPr>
-          <w:t>Keluaran 30:11–16</w:t>
-        </w:r>
-      </w:hyperlink>
+      <w:r>
+        <w:rPr>
+          <w:lang w:val="id_ID" w:bidi="id_ID"/>
+        </w:rPr>
+        <w:t>Keluaran 30:11–16</w:t>
+      </w:r>
       <w:r>
         <w:rPr>
           <w:lang w:val="id_ID" w:bidi="id_ID"/>
         </w:rPr>
         <w:t xml:space="preserve">; </w:t>
       </w:r>
-      <w:hyperlink r:id="rId293">
-        <w:r>
-          <w:rPr>
-            <w:lang w:val="id_ID" w:bidi="id_ID"/>
-          </w:rPr>
-          <w:rPr>
-            <w:color w:val="0000EE"/>
-            <w:u w:val="single"/>
-          </w:rPr>
-          <w:t>38:25–26</w:t>
-        </w:r>
-      </w:hyperlink>
+      <w:r>
+        <w:rPr>
+          <w:lang w:val="id_ID" w:bidi="id_ID"/>
+        </w:rPr>
+        <w:t>38:25–26</w:t>
+      </w:r>
       <w:r>
         <w:rPr>
           <w:lang w:val="id_ID" w:bidi="id_ID"/>
         </w:rPr>
         <w:t xml:space="preserve">), melakukan pelayanan untuk Allah (mungkin berupa persembahan korban; lihat </w:t>
       </w:r>
-      <w:hyperlink r:id="rId294">
-        <w:r>
-          <w:rPr>
-            <w:lang w:val="id_ID" w:bidi="id_ID"/>
-          </w:rPr>
-          <w:rPr>
-            <w:color w:val="0000EE"/>
-            <w:u w:val="single"/>
-          </w:rPr>
-          <w:t>Imamat 1–5</w:t>
-        </w:r>
-      </w:hyperlink>
+      <w:r>
+        <w:rPr>
+          <w:lang w:val="id_ID" w:bidi="id_ID"/>
+        </w:rPr>
+        <w:t>Imamat 1–5</w:t>
+      </w:r>
       <w:r>
         <w:rPr>
           <w:lang w:val="id_ID" w:bidi="id_ID"/>
         </w:rPr>
         <w:t xml:space="preserve">), dan mengawasi pengudusan bagi orang-orang yang tidak tahir. Mereka juga menguduskan panci, pisau, dan pakaian yang digunakan dalam ibadah di bait suci seperti yang dijelaskan dalam </w:t>
       </w:r>
-      <w:hyperlink r:id="rId295">
-        <w:r>
-          <w:rPr>
-            <w:lang w:val="id_ID" w:bidi="id_ID"/>
-          </w:rPr>
-          <w:rPr>
-            <w:color w:val="0000EE"/>
-            <w:u w:val="single"/>
-          </w:rPr>
-          <w:t>Imamat 11–15</w:t>
-        </w:r>
-      </w:hyperlink>
+      <w:r>
+        <w:rPr>
+          <w:lang w:val="id_ID" w:bidi="id_ID"/>
+        </w:rPr>
+        <w:t>Imamat 11–15</w:t>
+      </w:r>
       <w:r>
         <w:rPr>
           <w:lang w:val="id_ID" w:bidi="id_ID"/>
         </w:rPr>
         <w:t xml:space="preserve"> (lihat juga </w:t>
       </w:r>
-      <w:hyperlink r:id="rId296">
-        <w:r>
-          <w:rPr>
-            <w:lang w:val="id_ID" w:bidi="id_ID"/>
-          </w:rPr>
-          <w:rPr>
-            <w:color w:val="0000EE"/>
-            <w:u w:val="single"/>
-          </w:rPr>
-          <w:t>1 Tawarikh 23:28</w:t>
-        </w:r>
-      </w:hyperlink>
+      <w:r>
+        <w:rPr>
+          <w:lang w:val="id_ID" w:bidi="id_ID"/>
+        </w:rPr>
+        <w:t>1 Tawarikh 23:28</w:t>
+      </w:r>
       <w:r>
         <w:rPr>
           <w:lang w:val="id_ID" w:bidi="id_ID"/>
@@ -14984,36 +13154,24 @@
         </w:rPr>
         <w:t>Daud memberikan instruksi untuk mengatur musik di Bait Suci (</w:t>
       </w:r>
-      <w:hyperlink r:id="rId297">
-        <w:r>
-          <w:rPr>
-            <w:lang w:val="id_ID" w:bidi="id_ID"/>
-          </w:rPr>
-          <w:rPr>
-            <w:color w:val="0000EE"/>
-            <w:u w:val="single"/>
-          </w:rPr>
-          <w:t>1 Tawarikh 23–26</w:t>
-        </w:r>
-      </w:hyperlink>
+      <w:r>
+        <w:rPr>
+          <w:lang w:val="id_ID" w:bidi="id_ID"/>
+        </w:rPr>
+        <w:t>1 Tawarikh 23–26</w:t>
+      </w:r>
       <w:r>
         <w:rPr>
           <w:lang w:val="id_ID" w:bidi="id_ID"/>
         </w:rPr>
         <w:t>). Dia menugaskan Asaf, bersama dengan Heman dan Yedutun, untuk bertanggung jawab atas musik (</w:t>
       </w:r>
-      <w:hyperlink r:id="rId298">
-        <w:r>
-          <w:rPr>
-            <w:lang w:val="id_ID" w:bidi="id_ID"/>
-          </w:rPr>
-          <w:rPr>
-            <w:color w:val="0000EE"/>
-            <w:u w:val="single"/>
-          </w:rPr>
-          <w:t>1 Tawarikh 25:2–5</w:t>
-        </w:r>
-      </w:hyperlink>
+      <w:r>
+        <w:rPr>
+          <w:lang w:val="id_ID" w:bidi="id_ID"/>
+        </w:rPr>
+        <w:t>1 Tawarikh 25:2–5</w:t>
+      </w:r>
       <w:r>
         <w:rPr>
           <w:lang w:val="id_ID" w:bidi="id_ID"/>
@@ -15068,36 +13226,24 @@
         </w:rPr>
         <w:t>Sejak orang-orang pertama kembali ke Yerusalem bersama Zerubabel pada tahun 538 SM (</w:t>
       </w:r>
-      <w:hyperlink r:id="rId299">
-        <w:r>
-          <w:rPr>
-            <w:lang w:val="id_ID" w:bidi="id_ID"/>
-          </w:rPr>
-          <w:rPr>
-            <w:color w:val="0000EE"/>
-            <w:u w:val="single"/>
-          </w:rPr>
-          <w:t>Ezra 3:1</w:t>
-        </w:r>
-      </w:hyperlink>
+      <w:r>
+        <w:rPr>
+          <w:lang w:val="id_ID" w:bidi="id_ID"/>
+        </w:rPr>
+        <w:t>Ezra 3:1</w:t>
+      </w:r>
       <w:r>
         <w:rPr>
           <w:lang w:val="id_ID" w:bidi="id_ID"/>
         </w:rPr>
         <w:t xml:space="preserve">) hingga zaman Nehemia sekitar tahun 445 SM, bangsa Israel menyediakan makanan untuk pekerja Bait Suci. Kebanyakan orang Lewi tinggal di kota-kota di seluruh negeri. Mereka mengumpulkan persepuluhan dan membawa sepersepuluhnya ke Bait Suci di Yerusalem untuk mendukung pelayanannya (lihat </w:t>
       </w:r>
-      <w:hyperlink r:id="rId300">
-        <w:r>
-          <w:rPr>
-            <w:lang w:val="id_ID" w:bidi="id_ID"/>
-          </w:rPr>
-          <w:rPr>
-            <w:color w:val="0000EE"/>
-            <w:u w:val="single"/>
-          </w:rPr>
-          <w:t>Nehemia 10:38–39</w:t>
-        </w:r>
-      </w:hyperlink>
+      <w:r>
+        <w:rPr>
+          <w:lang w:val="id_ID" w:bidi="id_ID"/>
+        </w:rPr>
+        <w:t>Nehemia 10:38–39</w:t>
+      </w:r>
       <w:r>
         <w:rPr>
           <w:lang w:val="id_ID" w:bidi="id_ID"/>
@@ -15152,54 +13298,36 @@
         </w:rPr>
         <w:t>Pada hari yang sama, para pekerja Bait Suci ditunjuk (</w:t>
       </w:r>
-      <w:hyperlink r:id="rId290">
-        <w:r>
-          <w:rPr>
-            <w:lang w:val="id_ID" w:bidi="id_ID"/>
-          </w:rPr>
-          <w:rPr>
-            <w:color w:val="0000EE"/>
-            <w:u w:val="single"/>
-          </w:rPr>
-          <w:t>Nehemia 12:44</w:t>
-        </w:r>
-      </w:hyperlink>
+      <w:r>
+        <w:rPr>
+          <w:lang w:val="id_ID" w:bidi="id_ID"/>
+        </w:rPr>
+        <w:t>Nehemia 12:44</w:t>
+      </w:r>
       <w:r>
         <w:rPr>
           <w:lang w:val="id_ID" w:bidi="id_ID"/>
         </w:rPr>
         <w:t xml:space="preserve">), dan ayat-ayat dari </w:t>
       </w:r>
-      <w:hyperlink r:id="rId301">
-        <w:r>
-          <w:rPr>
-            <w:lang w:val="id_ID" w:bidi="id_ID"/>
-          </w:rPr>
-          <w:rPr>
-            <w:color w:val="0000EE"/>
-            <w:u w:val="single"/>
-          </w:rPr>
-          <w:t>Ulangan 23:3–6</w:t>
-        </w:r>
-      </w:hyperlink>
+      <w:r>
+        <w:rPr>
+          <w:lang w:val="id_ID" w:bidi="id_ID"/>
+        </w:rPr>
+        <w:t>Ulangan 23:3–6</w:t>
+      </w:r>
       <w:r>
         <w:rPr>
           <w:lang w:val="id_ID" w:bidi="id_ID"/>
         </w:rPr>
         <w:t xml:space="preserve"> dibacakan. Ayat-ayat tersebut menyatakan bahwa tidak ada orang Amon atau Moab yang boleh masuk ke dalam jemaah Allah. Nehemia kemudian menemukan (</w:t>
       </w:r>
-      <w:hyperlink r:id="rId302">
-        <w:r>
-          <w:rPr>
-            <w:lang w:val="id_ID" w:bidi="id_ID"/>
-          </w:rPr>
-          <w:rPr>
-            <w:color w:val="0000EE"/>
-            <w:u w:val="single"/>
-          </w:rPr>
-          <w:t>Nehemia 13:4–14</w:t>
-        </w:r>
-      </w:hyperlink>
+      <w:r>
+        <w:rPr>
+          <w:lang w:val="id_ID" w:bidi="id_ID"/>
+        </w:rPr>
+        <w:t>Nehemia 13:4–14</w:t>
+      </w:r>
       <w:r>
         <w:rPr>
           <w:lang w:val="id_ID" w:bidi="id_ID"/>
@@ -15254,144 +13382,96 @@
         </w:rPr>
         <w:t>Keluarga Elyasib menikah dengan keluarga Sanbalat (</w:t>
       </w:r>
-      <w:hyperlink r:id="rId269">
-        <w:r>
-          <w:rPr>
-            <w:lang w:val="id_ID" w:bidi="id_ID"/>
-          </w:rPr>
-          <w:rPr>
-            <w:color w:val="0000EE"/>
-            <w:u w:val="single"/>
-          </w:rPr>
-          <w:t>Nehemia 13:28</w:t>
-        </w:r>
-      </w:hyperlink>
+      <w:r>
+        <w:rPr>
+          <w:lang w:val="id_ID" w:bidi="id_ID"/>
+        </w:rPr>
+        <w:t>Nehemia 13:28</w:t>
+      </w:r>
       <w:r>
         <w:rPr>
           <w:lang w:val="id_ID" w:bidi="id_ID"/>
         </w:rPr>
         <w:t>) dan Tobia. Orang-orang ini adalah musuh umat Yahudi (</w:t>
       </w:r>
-      <w:hyperlink r:id="rId303">
-        <w:r>
-          <w:rPr>
-            <w:lang w:val="id_ID" w:bidi="id_ID"/>
-          </w:rPr>
-          <w:rPr>
-            <w:color w:val="0000EE"/>
-            <w:u w:val="single"/>
-          </w:rPr>
-          <w:t>Nehemia 2:10</w:t>
-        </w:r>
-      </w:hyperlink>
+      <w:r>
+        <w:rPr>
+          <w:lang w:val="id_ID" w:bidi="id_ID"/>
+        </w:rPr>
+        <w:t>Nehemia 2:10</w:t>
+      </w:r>
       <w:r>
         <w:rPr>
           <w:lang w:val="id_ID" w:bidi="id_ID"/>
         </w:rPr>
         <w:t xml:space="preserve">, </w:t>
       </w:r>
-      <w:hyperlink r:id="rId52">
-        <w:r>
-          <w:rPr>
-            <w:lang w:val="id_ID" w:bidi="id_ID"/>
-          </w:rPr>
-          <w:rPr>
-            <w:color w:val="0000EE"/>
-            <w:u w:val="single"/>
-          </w:rPr>
-          <w:t>19</w:t>
-        </w:r>
-      </w:hyperlink>
+      <w:r>
+        <w:rPr>
+          <w:lang w:val="id_ID" w:bidi="id_ID"/>
+        </w:rPr>
+        <w:t>19</w:t>
+      </w:r>
       <w:r>
         <w:rPr>
           <w:lang w:val="id_ID" w:bidi="id_ID"/>
         </w:rPr>
         <w:t xml:space="preserve">; </w:t>
       </w:r>
-      <w:hyperlink r:id="rId304">
-        <w:r>
-          <w:rPr>
-            <w:lang w:val="id_ID" w:bidi="id_ID"/>
-          </w:rPr>
-          <w:rPr>
-            <w:color w:val="0000EE"/>
-            <w:u w:val="single"/>
-          </w:rPr>
-          <w:t>4:1</w:t>
-        </w:r>
-      </w:hyperlink>
+      <w:r>
+        <w:rPr>
+          <w:lang w:val="id_ID" w:bidi="id_ID"/>
+        </w:rPr>
+        <w:t>4:1</w:t>
+      </w:r>
       <w:r>
         <w:rPr>
           <w:lang w:val="id_ID" w:bidi="id_ID"/>
         </w:rPr>
         <w:t xml:space="preserve">). Penggunaan ruang penyimpanan oleh Tobia mengurangi ruang untuk menyimpan persepuluhan dan persembahan bagi pekerja Bait Suci (bandingkan </w:t>
       </w:r>
-      <w:hyperlink r:id="rId305">
-        <w:r>
-          <w:rPr>
-            <w:lang w:val="id_ID" w:bidi="id_ID"/>
-          </w:rPr>
-          <w:rPr>
-            <w:color w:val="0000EE"/>
-            <w:u w:val="single"/>
-          </w:rPr>
-          <w:t>Nehemia 10:39</w:t>
-        </w:r>
-      </w:hyperlink>
+      <w:r>
+        <w:rPr>
+          <w:lang w:val="id_ID" w:bidi="id_ID"/>
+        </w:rPr>
+        <w:t>Nehemia 10:39</w:t>
+      </w:r>
       <w:r>
         <w:rPr>
           <w:lang w:val="id_ID" w:bidi="id_ID"/>
         </w:rPr>
         <w:t xml:space="preserve">; </w:t>
       </w:r>
-      <w:hyperlink r:id="rId306">
-        <w:r>
-          <w:rPr>
-            <w:lang w:val="id_ID" w:bidi="id_ID"/>
-          </w:rPr>
-          <w:rPr>
-            <w:color w:val="0000EE"/>
-            <w:u w:val="single"/>
-          </w:rPr>
-          <w:t>13:10–12</w:t>
-        </w:r>
-      </w:hyperlink>
+      <w:r>
+        <w:rPr>
+          <w:lang w:val="id_ID" w:bidi="id_ID"/>
+        </w:rPr>
+        <w:t>13:10–12</w:t>
+      </w:r>
       <w:r>
         <w:rPr>
           <w:lang w:val="id_ID" w:bidi="id_ID"/>
         </w:rPr>
         <w:t xml:space="preserve">; </w:t>
       </w:r>
-      <w:hyperlink r:id="rId307">
-        <w:r>
-          <w:rPr>
-            <w:lang w:val="id_ID" w:bidi="id_ID"/>
-          </w:rPr>
-          <w:rPr>
-            <w:color w:val="0000EE"/>
-            <w:u w:val="single"/>
-          </w:rPr>
-          <w:t>2 Tawarikh 31:11</w:t>
-        </w:r>
-      </w:hyperlink>
+      <w:r>
+        <w:rPr>
+          <w:lang w:val="id_ID" w:bidi="id_ID"/>
+        </w:rPr>
+        <w:t>2 Tawarikh 31:11</w:t>
+      </w:r>
       <w:r>
         <w:rPr>
           <w:lang w:val="id_ID" w:bidi="id_ID"/>
         </w:rPr>
         <w:t>) dan membatasi ruang untuk persediaan yang diperlukan untuk ibadah rutin di Bait Suci (</w:t>
       </w:r>
-      <w:hyperlink r:id="rId308">
-        <w:r>
-          <w:rPr>
-            <w:lang w:val="id_ID" w:bidi="id_ID"/>
-          </w:rPr>
-          <w:rPr>
-            <w:color w:val="0000EE"/>
-            <w:u w:val="single"/>
-          </w:rPr>
-          <w:t>Imamat 2</w:t>
-        </w:r>
-      </w:hyperlink>
+      <w:r>
+        <w:rPr>
+          <w:lang w:val="id_ID" w:bidi="id_ID"/>
+        </w:rPr>
+        <w:t>Imamat 2</w:t>
+      </w:r>
       <w:r>
         <w:rPr>
           <w:lang w:val="id_ID" w:bidi="id_ID"/>
@@ -15446,102 +13526,66 @@
         </w:rPr>
         <w:t xml:space="preserve">Elyasib, sang imam (lihat </w:t>
       </w:r>
-      <w:hyperlink r:id="rId45">
-        <w:r>
-          <w:rPr>
-            <w:lang w:val="id_ID" w:bidi="id_ID"/>
-          </w:rPr>
-          <w:rPr>
-            <w:color w:val="0000EE"/>
-            <w:u w:val="single"/>
-          </w:rPr>
-          <w:t>Nehemia 12:10</w:t>
-        </w:r>
-      </w:hyperlink>
+      <w:r>
+        <w:rPr>
+          <w:lang w:val="id_ID" w:bidi="id_ID"/>
+        </w:rPr>
+        <w:t>Nehemia 12:10</w:t>
+      </w:r>
       <w:r>
         <w:rPr>
           <w:lang w:val="id_ID" w:bidi="id_ID"/>
         </w:rPr>
         <w:t xml:space="preserve">, </w:t>
       </w:r>
-      <w:hyperlink r:id="rId309">
-        <w:r>
-          <w:rPr>
-            <w:lang w:val="id_ID" w:bidi="id_ID"/>
-          </w:rPr>
-          <w:rPr>
-            <w:color w:val="0000EE"/>
-            <w:u w:val="single"/>
-          </w:rPr>
-          <w:t>22</w:t>
-        </w:r>
-      </w:hyperlink>
+      <w:r>
+        <w:rPr>
+          <w:lang w:val="id_ID" w:bidi="id_ID"/>
+        </w:rPr>
+        <w:t>22</w:t>
+      </w:r>
       <w:r>
         <w:rPr>
           <w:lang w:val="id_ID" w:bidi="id_ID"/>
         </w:rPr>
         <w:t xml:space="preserve">; </w:t>
       </w:r>
-      <w:hyperlink r:id="rId269">
-        <w:r>
-          <w:rPr>
-            <w:lang w:val="id_ID" w:bidi="id_ID"/>
-          </w:rPr>
-          <w:rPr>
-            <w:color w:val="0000EE"/>
-            <w:u w:val="single"/>
-          </w:rPr>
-          <w:t>13:28</w:t>
-        </w:r>
-      </w:hyperlink>
+      <w:r>
+        <w:rPr>
+          <w:lang w:val="id_ID" w:bidi="id_ID"/>
+        </w:rPr>
+        <w:t>13:28</w:t>
+      </w:r>
       <w:r>
         <w:rPr>
           <w:lang w:val="id_ID" w:bidi="id_ID"/>
         </w:rPr>
         <w:t>) tidak lagi mengecualikan orang Amon dan Moab (</w:t>
       </w:r>
-      <w:hyperlink r:id="rId45">
-        <w:r>
-          <w:rPr>
-            <w:lang w:val="id_ID" w:bidi="id_ID"/>
-          </w:rPr>
-          <w:rPr>
-            <w:color w:val="0000EE"/>
-            <w:u w:val="single"/>
-          </w:rPr>
-          <w:t xml:space="preserve">Nehemia </w:t>
-        </w:r>
-      </w:hyperlink>
-      <w:hyperlink r:id="rId291">
-        <w:r>
-          <w:rPr>
-            <w:lang w:val="id_ID" w:bidi="id_ID"/>
-          </w:rPr>
-          <w:rPr>
-            <w:color w:val="0000EE"/>
-            <w:u w:val="single"/>
-          </w:rPr>
-          <w:t>13:1</w:t>
-        </w:r>
-      </w:hyperlink>
+      <w:r>
+        <w:rPr>
+          <w:lang w:val="id_ID" w:bidi="id_ID"/>
+        </w:rPr>
+        <w:t xml:space="preserve">Nehemia </w:t>
+      </w:r>
+      <w:r>
+        <w:rPr>
+          <w:lang w:val="id_ID" w:bidi="id_ID"/>
+        </w:rPr>
+        <w:t>13:1</w:t>
+      </w:r>
       <w:r>
         <w:rPr>
           <w:lang w:val="id_ID" w:bidi="id_ID"/>
         </w:rPr>
         <w:t>). Orang-orang juga berhenti memberikan persepuluhan mereka kepada orang Lewi (</w:t>
       </w:r>
-      <w:hyperlink r:id="rId306">
-        <w:r>
-          <w:rPr>
-            <w:lang w:val="id_ID" w:bidi="id_ID"/>
-          </w:rPr>
-          <w:rPr>
-            <w:color w:val="0000EE"/>
-            <w:u w:val="single"/>
-          </w:rPr>
-          <w:t>Nehemia 13:10–12</w:t>
-        </w:r>
-      </w:hyperlink>
+      <w:r>
+        <w:rPr>
+          <w:lang w:val="id_ID" w:bidi="id_ID"/>
+        </w:rPr>
+        <w:t>Nehemia 13:10–12</w:t>
+      </w:r>
       <w:r>
         <w:rPr>
           <w:lang w:val="id_ID" w:bidi="id_ID"/>
@@ -15596,18 +13640,12 @@
         </w:rPr>
         <w:t>Nehemia kembali ke Persia setelah melayani di Yerusalem selama dua belas tahun, dari tahun 445 hingga tahun 433 SM. Ayat-ayat tersebut tidak menyebutkan berapa lama dia tinggal di Persia, tetapi kemungkinan tidak lebih dari satu atau dua tahun. Ketika dia kembali ke Yerusalem, dia mendapati Tobia tinggal di ruang penyimpanan Bait Suci (</w:t>
       </w:r>
-      <w:hyperlink r:id="rId310">
-        <w:r>
-          <w:rPr>
-            <w:lang w:val="id_ID" w:bidi="id_ID"/>
-          </w:rPr>
-          <w:rPr>
-            <w:color w:val="0000EE"/>
-            <w:u w:val="single"/>
-          </w:rPr>
-          <w:t>Nehemia 13:1–5</w:t>
-        </w:r>
-      </w:hyperlink>
+      <w:r>
+        <w:rPr>
+          <w:lang w:val="id_ID" w:bidi="id_ID"/>
+        </w:rPr>
+        <w:t>Nehemia 13:1–5</w:t>
+      </w:r>
       <w:r>
         <w:rPr>
           <w:lang w:val="id_ID" w:bidi="id_ID"/>
@@ -15728,18 +13766,12 @@
         </w:rPr>
         <w:t>Pakaian yang dipakai oleh para imam dan orang Lewi (</w:t>
       </w:r>
-      <w:hyperlink r:id="rId311">
-        <w:r>
-          <w:rPr>
-            <w:lang w:val="id_ID" w:bidi="id_ID"/>
-          </w:rPr>
-          <w:rPr>
-            <w:color w:val="0000EE"/>
-            <w:u w:val="single"/>
-          </w:rPr>
-          <w:t>Keluaran 29</w:t>
-        </w:r>
-      </w:hyperlink>
+      <w:r>
+        <w:rPr>
+          <w:lang w:val="id_ID" w:bidi="id_ID"/>
+        </w:rPr>
+        <w:t>Keluaran 29</w:t>
+      </w:r>
       <w:r>
         <w:rPr>
           <w:lang w:val="id_ID" w:bidi="id_ID"/>
@@ -15764,18 +13796,12 @@
         </w:rPr>
         <w:t>Para imam tersebut sendiri (</w:t>
       </w:r>
-      <w:hyperlink r:id="rId312">
-        <w:r>
-          <w:rPr>
-            <w:lang w:val="id_ID" w:bidi="id_ID"/>
-          </w:rPr>
-          <w:rPr>
-            <w:color w:val="0000EE"/>
-            <w:u w:val="single"/>
-          </w:rPr>
-          <w:t>Imamat 8–9</w:t>
-        </w:r>
-      </w:hyperlink>
+      <w:r>
+        <w:rPr>
+          <w:lang w:val="id_ID" w:bidi="id_ID"/>
+        </w:rPr>
+        <w:t>Imamat 8–9</w:t>
+      </w:r>
       <w:r>
         <w:rPr>
           <w:lang w:val="id_ID" w:bidi="id_ID"/>
@@ -15800,18 +13826,12 @@
         </w:rPr>
         <w:t>Pembangunan Bait Suci dan altar (</w:t>
       </w:r>
-      <w:hyperlink r:id="rId313">
-        <w:r>
-          <w:rPr>
-            <w:lang w:val="id_ID" w:bidi="id_ID"/>
-          </w:rPr>
-          <w:rPr>
-            <w:color w:val="0000EE"/>
-            <w:u w:val="single"/>
-          </w:rPr>
-          <w:t>Imamat 16:15–33</w:t>
-        </w:r>
-      </w:hyperlink>
+      <w:r>
+        <w:rPr>
+          <w:lang w:val="id_ID" w:bidi="id_ID"/>
+        </w:rPr>
+        <w:t>Imamat 16:15–33</w:t>
+      </w:r>
       <w:r>
         <w:rPr>
           <w:lang w:val="id_ID" w:bidi="id_ID"/>
@@ -15836,18 +13856,12 @@
         </w:rPr>
         <w:t>Semua barang yang kudus(</w:t>
       </w:r>
-      <w:hyperlink r:id="rId296">
-        <w:r>
-          <w:rPr>
-            <w:lang w:val="id_ID" w:bidi="id_ID"/>
-          </w:rPr>
-          <w:rPr>
-            <w:color w:val="0000EE"/>
-            <w:u w:val="single"/>
-          </w:rPr>
-          <w:t>1 Tawarikh 23:28</w:t>
-        </w:r>
-      </w:hyperlink>
+      <w:r>
+        <w:rPr>
+          <w:lang w:val="id_ID" w:bidi="id_ID"/>
+        </w:rPr>
+        <w:t>1 Tawarikh 23:28</w:t>
+      </w:r>
       <w:r>
         <w:rPr>
           <w:lang w:val="id_ID" w:bidi="id_ID"/>
@@ -15868,36 +13882,24 @@
         </w:rPr>
         <w:t xml:space="preserve">Mereka semua telah disucikan (lihat </w:t>
       </w:r>
-      <w:hyperlink r:id="rId314">
-        <w:r>
-          <w:rPr>
-            <w:lang w:val="id_ID" w:bidi="id_ID"/>
-          </w:rPr>
-          <w:rPr>
-            <w:color w:val="0000EE"/>
-            <w:u w:val="single"/>
-          </w:rPr>
-          <w:t>2 Tawarikh 29:5</w:t>
-        </w:r>
-      </w:hyperlink>
+      <w:r>
+        <w:rPr>
+          <w:lang w:val="id_ID" w:bidi="id_ID"/>
+        </w:rPr>
+        <w:t>2 Tawarikh 29:5</w:t>
+      </w:r>
       <w:r>
         <w:rPr>
           <w:lang w:val="id_ID" w:bidi="id_ID"/>
         </w:rPr>
         <w:t xml:space="preserve">, </w:t>
       </w:r>
-      <w:hyperlink r:id="rId315">
-        <w:r>
-          <w:rPr>
-            <w:lang w:val="id_ID" w:bidi="id_ID"/>
-          </w:rPr>
-          <w:rPr>
-            <w:color w:val="0000EE"/>
-            <w:u w:val="single"/>
-          </w:rPr>
-          <w:t>15–19</w:t>
-        </w:r>
-      </w:hyperlink>
+      <w:r>
+        <w:rPr>
+          <w:lang w:val="id_ID" w:bidi="id_ID"/>
+        </w:rPr>
+        <w:t>15–19</w:t>
+      </w:r>
       <w:r>
         <w:rPr>
           <w:lang w:val="id_ID" w:bidi="id_ID"/>
@@ -15952,72 +13954,48 @@
         </w:rPr>
         <w:t>Karena Tobia menggunakan ruang penyimpanan, tidak ada ruang untuk menyimpan persepuluhan yang seharusnya digunakan untuk memberi makan orang Lewi dan penyanyi Bait Suci (</w:t>
       </w:r>
-      <w:hyperlink r:id="rId240">
-        <w:r>
-          <w:rPr>
-            <w:lang w:val="id_ID" w:bidi="id_ID"/>
-          </w:rPr>
-          <w:rPr>
-            <w:color w:val="0000EE"/>
-            <w:u w:val="single"/>
-          </w:rPr>
-          <w:t>Bilangan 18:21–24</w:t>
-        </w:r>
-      </w:hyperlink>
+      <w:r>
+        <w:rPr>
+          <w:lang w:val="id_ID" w:bidi="id_ID"/>
+        </w:rPr>
+        <w:t>Bilangan 18:21–24</w:t>
+      </w:r>
       <w:r>
         <w:rPr>
           <w:lang w:val="id_ID" w:bidi="id_ID"/>
         </w:rPr>
         <w:t xml:space="preserve">; lihat </w:t>
       </w:r>
-      <w:hyperlink r:id="rId290">
-        <w:r>
-          <w:rPr>
-            <w:lang w:val="id_ID" w:bidi="id_ID"/>
-          </w:rPr>
-          <w:rPr>
-            <w:color w:val="0000EE"/>
-            <w:u w:val="single"/>
-          </w:rPr>
-          <w:t>Nehemia 12:44</w:t>
-        </w:r>
-      </w:hyperlink>
+      <w:r>
+        <w:rPr>
+          <w:lang w:val="id_ID" w:bidi="id_ID"/>
+        </w:rPr>
+        <w:t>Nehemia 12:44</w:t>
+      </w:r>
       <w:r>
         <w:rPr>
           <w:lang w:val="id_ID" w:bidi="id_ID"/>
         </w:rPr>
         <w:t xml:space="preserve">, </w:t>
       </w:r>
-      <w:hyperlink r:id="rId316">
-        <w:r>
-          <w:rPr>
-            <w:lang w:val="id_ID" w:bidi="id_ID"/>
-          </w:rPr>
-          <w:rPr>
-            <w:color w:val="0000EE"/>
-            <w:u w:val="single"/>
-          </w:rPr>
-          <w:t>47</w:t>
-        </w:r>
-      </w:hyperlink>
+      <w:r>
+        <w:rPr>
+          <w:lang w:val="id_ID" w:bidi="id_ID"/>
+        </w:rPr>
+        <w:t>47</w:t>
+      </w:r>
       <w:r>
         <w:rPr>
           <w:lang w:val="id_ID" w:bidi="id_ID"/>
         </w:rPr>
         <w:t>). Akibatnya, mereka harus bertani di luar Yerusalem (</w:t>
       </w:r>
-      <w:hyperlink r:id="rId317">
-        <w:r>
-          <w:rPr>
-            <w:lang w:val="id_ID" w:bidi="id_ID"/>
-          </w:rPr>
-          <w:rPr>
-            <w:color w:val="0000EE"/>
-            <w:u w:val="single"/>
-          </w:rPr>
-          <w:t>Nehemia 12:28–29</w:t>
-        </w:r>
-      </w:hyperlink>
+      <w:r>
+        <w:rPr>
+          <w:lang w:val="id_ID" w:bidi="id_ID"/>
+        </w:rPr>
+        <w:t>Nehemia 12:28–29</w:t>
+      </w:r>
       <w:r>
         <w:rPr>
           <w:lang w:val="id_ID" w:bidi="id_ID"/>
@@ -16078,18 +14056,12 @@
         </w:rPr>
         <w:t xml:space="preserve">: Bandingkan dengan </w:t>
       </w:r>
-      <w:hyperlink r:id="rId318">
-        <w:r>
-          <w:rPr>
-            <w:lang w:val="id_ID" w:bidi="id_ID"/>
-          </w:rPr>
-          <w:rPr>
-            <w:color w:val="0000EE"/>
-            <w:u w:val="single"/>
-          </w:rPr>
-          <w:t>Kisah Para Rasul 6:1–6</w:t>
-        </w:r>
-      </w:hyperlink>
+      <w:r>
+        <w:rPr>
+          <w:lang w:val="id_ID" w:bidi="id_ID"/>
+        </w:rPr>
+        <w:t>Kisah Para Rasul 6:1–6</w:t>
+      </w:r>
       <w:r>
         <w:rPr>
           <w:lang w:val="id_ID" w:bidi="id_ID"/>
@@ -16144,54 +14116,36 @@
         </w:rPr>
         <w:t xml:space="preserve">Nehemia memohon kepada Allah agar mengingat perbuatan baktinya dan tidak meninggalkan saat dia membutuhkan pertolongan. Dia mungkin menghadapi perlawanan dari orang-orang yang telah ditegurnya. Lihat penyebutan serupa di </w:t>
       </w:r>
-      <w:hyperlink r:id="rId72">
-        <w:r>
-          <w:rPr>
-            <w:lang w:val="id_ID" w:bidi="id_ID"/>
-          </w:rPr>
-          <w:rPr>
-            <w:color w:val="0000EE"/>
-            <w:u w:val="single"/>
-          </w:rPr>
-          <w:t>Nehemia 13:22</w:t>
-        </w:r>
-      </w:hyperlink>
+      <w:r>
+        <w:rPr>
+          <w:lang w:val="id_ID" w:bidi="id_ID"/>
+        </w:rPr>
+        <w:t>Nehemia 13:22</w:t>
+      </w:r>
       <w:r>
         <w:rPr>
           <w:lang w:val="id_ID" w:bidi="id_ID"/>
         </w:rPr>
         <w:t xml:space="preserve">, </w:t>
       </w:r>
-      <w:hyperlink r:id="rId73">
-        <w:r>
-          <w:rPr>
-            <w:lang w:val="id_ID" w:bidi="id_ID"/>
-          </w:rPr>
-          <w:rPr>
-            <w:color w:val="0000EE"/>
-            <w:u w:val="single"/>
-          </w:rPr>
-          <w:t>29</w:t>
-        </w:r>
-      </w:hyperlink>
+      <w:r>
+        <w:rPr>
+          <w:lang w:val="id_ID" w:bidi="id_ID"/>
+        </w:rPr>
+        <w:t>29</w:t>
+      </w:r>
       <w:r>
         <w:rPr>
           <w:lang w:val="id_ID" w:bidi="id_ID"/>
         </w:rPr>
         <w:t xml:space="preserve">, </w:t>
       </w:r>
-      <w:hyperlink r:id="rId74">
-        <w:r>
-          <w:rPr>
-            <w:lang w:val="id_ID" w:bidi="id_ID"/>
-          </w:rPr>
-          <w:rPr>
-            <w:color w:val="0000EE"/>
-            <w:u w:val="single"/>
-          </w:rPr>
-          <w:t>31</w:t>
-        </w:r>
-      </w:hyperlink>
+      <w:r>
+        <w:rPr>
+          <w:lang w:val="id_ID" w:bidi="id_ID"/>
+        </w:rPr>
+        <w:t>31</w:t>
+      </w:r>
       <w:r>
         <w:rPr>
           <w:lang w:val="id_ID" w:bidi="id_ID"/>
@@ -16246,72 +14200,48 @@
         </w:rPr>
         <w:t>Orang-orang harus berhenti bekerja pada hari Sabat untuk menjaga hari tersebut tetap kudus (</w:t>
       </w:r>
-      <w:hyperlink r:id="rId220">
-        <w:r>
-          <w:rPr>
-            <w:lang w:val="id_ID" w:bidi="id_ID"/>
-          </w:rPr>
-          <w:rPr>
-            <w:color w:val="0000EE"/>
-            <w:u w:val="single"/>
-          </w:rPr>
-          <w:t>Keluaran 20:8–11</w:t>
-        </w:r>
-      </w:hyperlink>
+      <w:r>
+        <w:rPr>
+          <w:lang w:val="id_ID" w:bidi="id_ID"/>
+        </w:rPr>
+        <w:t>Keluaran 20:8–11</w:t>
+      </w:r>
       <w:r>
         <w:rPr>
           <w:lang w:val="id_ID" w:bidi="id_ID"/>
         </w:rPr>
         <w:t xml:space="preserve">; </w:t>
       </w:r>
-      <w:hyperlink r:id="rId319">
-        <w:r>
-          <w:rPr>
-            <w:lang w:val="id_ID" w:bidi="id_ID"/>
-          </w:rPr>
-          <w:rPr>
-            <w:color w:val="0000EE"/>
-            <w:u w:val="single"/>
-          </w:rPr>
-          <w:t>31:14–17</w:t>
-        </w:r>
-      </w:hyperlink>
+      <w:r>
+        <w:rPr>
+          <w:lang w:val="id_ID" w:bidi="id_ID"/>
+        </w:rPr>
+        <w:t>31:14–17</w:t>
+      </w:r>
       <w:r>
         <w:rPr>
           <w:lang w:val="id_ID" w:bidi="id_ID"/>
         </w:rPr>
         <w:t xml:space="preserve">; </w:t>
       </w:r>
-      <w:hyperlink r:id="rId320">
-        <w:r>
-          <w:rPr>
-            <w:lang w:val="id_ID" w:bidi="id_ID"/>
-          </w:rPr>
-          <w:rPr>
-            <w:color w:val="0000EE"/>
-            <w:u w:val="single"/>
-          </w:rPr>
-          <w:t>35:2–3</w:t>
-        </w:r>
-      </w:hyperlink>
+      <w:r>
+        <w:rPr>
+          <w:lang w:val="id_ID" w:bidi="id_ID"/>
+        </w:rPr>
+        <w:t>35:2–3</w:t>
+      </w:r>
       <w:r>
         <w:rPr>
           <w:lang w:val="id_ID" w:bidi="id_ID"/>
         </w:rPr>
         <w:t xml:space="preserve">; </w:t>
       </w:r>
-      <w:hyperlink r:id="rId321">
-        <w:r>
-          <w:rPr>
-            <w:lang w:val="id_ID" w:bidi="id_ID"/>
-          </w:rPr>
-          <w:rPr>
-            <w:color w:val="0000EE"/>
-            <w:u w:val="single"/>
-          </w:rPr>
-          <w:t>Yeremia 17:19–27</w:t>
-        </w:r>
-      </w:hyperlink>
+      <w:r>
+        <w:rPr>
+          <w:lang w:val="id_ID" w:bidi="id_ID"/>
+        </w:rPr>
+        <w:t>Yeremia 17:19–27</w:t>
+      </w:r>
       <w:r>
         <w:rPr>
           <w:lang w:val="id_ID" w:bidi="id_ID"/>
@@ -16366,36 +14296,24 @@
         </w:rPr>
         <w:t>Nehemia melakukan dua perubahan lagi untuk memulihkan pemeliharaan Sabat yang benar (</w:t>
       </w:r>
-      <w:hyperlink r:id="rId218">
-        <w:r>
-          <w:rPr>
-            <w:lang w:val="id_ID" w:bidi="id_ID"/>
-          </w:rPr>
-          <w:rPr>
-            <w:color w:val="0000EE"/>
-            <w:u w:val="single"/>
-          </w:rPr>
-          <w:t>Nehemia 13:15–22</w:t>
-        </w:r>
-      </w:hyperlink>
+      <w:r>
+        <w:rPr>
+          <w:lang w:val="id_ID" w:bidi="id_ID"/>
+        </w:rPr>
+        <w:t>Nehemia 13:15–22</w:t>
+      </w:r>
       <w:r>
         <w:rPr>
           <w:lang w:val="id_ID" w:bidi="id_ID"/>
         </w:rPr>
         <w:t>) dan praktik pernikahan yang benar (</w:t>
       </w:r>
-      <w:hyperlink r:id="rId322">
-        <w:r>
-          <w:rPr>
-            <w:lang w:val="id_ID" w:bidi="id_ID"/>
-          </w:rPr>
-          <w:rPr>
-            <w:color w:val="0000EE"/>
-            <w:u w:val="single"/>
-          </w:rPr>
-          <w:t>13:23–31</w:t>
-        </w:r>
-      </w:hyperlink>
+      <w:r>
+        <w:rPr>
+          <w:lang w:val="id_ID" w:bidi="id_ID"/>
+        </w:rPr>
+        <w:t>13:23–31</w:t>
+      </w:r>
       <w:r>
         <w:rPr>
           <w:lang w:val="id_ID" w:bidi="id_ID"/>
@@ -16553,54 +14471,36 @@
         </w:rPr>
         <w:t>Reformasi pernikahan sebelumnya (</w:t>
       </w:r>
-      <w:hyperlink r:id="rId215">
-        <w:r>
-          <w:rPr>
-            <w:lang w:val="id_ID" w:bidi="id_ID"/>
-          </w:rPr>
-          <w:rPr>
-            <w:color w:val="0000EE"/>
-            <w:u w:val="single"/>
-          </w:rPr>
-          <w:t>Nehemia 9:2</w:t>
-        </w:r>
-      </w:hyperlink>
+      <w:r>
+        <w:rPr>
+          <w:lang w:val="id_ID" w:bidi="id_ID"/>
+        </w:rPr>
+        <w:t>Nehemia 9:2</w:t>
+      </w:r>
       <w:r>
         <w:rPr>
           <w:lang w:val="id_ID" w:bidi="id_ID"/>
         </w:rPr>
         <w:t xml:space="preserve">; </w:t>
       </w:r>
-      <w:hyperlink r:id="rId323">
-        <w:r>
-          <w:rPr>
-            <w:lang w:val="id_ID" w:bidi="id_ID"/>
-          </w:rPr>
-          <w:rPr>
-            <w:color w:val="0000EE"/>
-            <w:u w:val="single"/>
-          </w:rPr>
-          <w:t>10:28</w:t>
-        </w:r>
-      </w:hyperlink>
+      <w:r>
+        <w:rPr>
+          <w:lang w:val="id_ID" w:bidi="id_ID"/>
+        </w:rPr>
+        <w:t>10:28</w:t>
+      </w:r>
       <w:r>
         <w:rPr>
           <w:lang w:val="id_ID" w:bidi="id_ID"/>
         </w:rPr>
         <w:t xml:space="preserve">; </w:t>
       </w:r>
-      <w:hyperlink r:id="rId167">
-        <w:r>
-          <w:rPr>
-            <w:lang w:val="id_ID" w:bidi="id_ID"/>
-          </w:rPr>
-          <w:rPr>
-            <w:color w:val="0000EE"/>
-            <w:u w:val="single"/>
-          </w:rPr>
-          <w:t>Ezra 9:1–10:44</w:t>
-        </w:r>
-      </w:hyperlink>
+      <w:r>
+        <w:rPr>
+          <w:lang w:val="id_ID" w:bidi="id_ID"/>
+        </w:rPr>
+        <w:t>Ezra 9:1–10:44</w:t>
+      </w:r>
       <w:r>
         <w:rPr>
           <w:lang w:val="id_ID" w:bidi="id_ID"/>
@@ -16732,18 +14632,12 @@
         </w:rPr>
         <w:t>Raja Salomo memimpin bangsa ke dalam dosa melalui istri-istri asingnya (</w:t>
       </w:r>
-      <w:hyperlink r:id="rId324">
-        <w:r>
-          <w:rPr>
-            <w:lang w:val="id_ID" w:bidi="id_ID"/>
-          </w:rPr>
-          <w:rPr>
-            <w:color w:val="0000EE"/>
-            <w:u w:val="single"/>
-          </w:rPr>
-          <w:t>1 Raja-raja 11</w:t>
-        </w:r>
-      </w:hyperlink>
+      <w:r>
+        <w:rPr>
+          <w:lang w:val="id_ID" w:bidi="id_ID"/>
+        </w:rPr>
+        <w:t>1 Raja-raja 11</w:t>
+      </w:r>
       <w:r>
         <w:rPr>
           <w:lang w:val="id_ID" w:bidi="id_ID"/>
@@ -16798,18 +14692,12 @@
         </w:rPr>
         <w:t xml:space="preserve">Bahkan keluarga imam besar, yang seharusnya menjadi pemimpin rohani umat Israel, terlibat dalam dosa pernikahan campur dengan orang asing yang tidak percaya (lihat </w:t>
       </w:r>
-      <w:hyperlink r:id="rId325">
-        <w:r>
-          <w:rPr>
-            <w:lang w:val="id_ID" w:bidi="id_ID"/>
-          </w:rPr>
-          <w:rPr>
-            <w:color w:val="0000EE"/>
-            <w:u w:val="single"/>
-          </w:rPr>
-          <w:t>Imamat 21:14</w:t>
-        </w:r>
-      </w:hyperlink>
+      <w:r>
+        <w:rPr>
+          <w:lang w:val="id_ID" w:bidi="id_ID"/>
+        </w:rPr>
+        <w:t>Imamat 21:14</w:t>
+      </w:r>
       <w:r>
         <w:rPr>
           <w:lang w:val="id_ID" w:bidi="id_ID"/>
